--- a/Telco Project.docx
+++ b/Telco Project.docx
@@ -3286,6 +3286,14 @@
               </w:rPr>
               <w:t>0</w:t>
             </w:r>
+            <w:r>
+              <w:rPr>
+                <w:rFonts w:ascii="TH Sarabun New" w:hAnsi="TH Sarabun New" w:cs="TH Sarabun New"/>
+                <w:sz w:val="28"/>
+                <w:szCs w:val="28"/>
+              </w:rPr>
+              <w:t>.0</w:t>
+            </w:r>
           </w:p>
         </w:tc>
         <w:tc>
@@ -3308,6 +3316,14 @@
                 <w:szCs w:val="28"/>
               </w:rPr>
               <w:t>0</w:t>
+            </w:r>
+            <w:r>
+              <w:rPr>
+                <w:rFonts w:ascii="TH Sarabun New" w:hAnsi="TH Sarabun New" w:cs="TH Sarabun New"/>
+                <w:sz w:val="28"/>
+                <w:szCs w:val="28"/>
+              </w:rPr>
+              <w:t>.0</w:t>
             </w:r>
           </w:p>
         </w:tc>
@@ -3380,6 +3396,14 @@
               </w:rPr>
               <w:t>0</w:t>
             </w:r>
+            <w:r>
+              <w:rPr>
+                <w:rFonts w:ascii="TH Sarabun New" w:hAnsi="TH Sarabun New" w:cs="TH Sarabun New"/>
+                <w:sz w:val="28"/>
+                <w:szCs w:val="28"/>
+              </w:rPr>
+              <w:t>.0</w:t>
+            </w:r>
           </w:p>
         </w:tc>
         <w:tc>
@@ -3402,6 +3426,14 @@
                 <w:szCs w:val="28"/>
               </w:rPr>
               <w:t>9</w:t>
+            </w:r>
+            <w:r>
+              <w:rPr>
+                <w:rFonts w:ascii="TH Sarabun New" w:hAnsi="TH Sarabun New" w:cs="TH Sarabun New"/>
+                <w:sz w:val="28"/>
+                <w:szCs w:val="28"/>
+              </w:rPr>
+              <w:t>.0</w:t>
             </w:r>
           </w:p>
         </w:tc>
@@ -3474,6 +3506,14 @@
               </w:rPr>
               <w:t>0</w:t>
             </w:r>
+            <w:r>
+              <w:rPr>
+                <w:rFonts w:ascii="TH Sarabun New" w:hAnsi="TH Sarabun New" w:cs="TH Sarabun New"/>
+                <w:sz w:val="28"/>
+                <w:szCs w:val="28"/>
+              </w:rPr>
+              <w:t>.0</w:t>
+            </w:r>
           </w:p>
         </w:tc>
         <w:tc>
@@ -3568,6 +3608,14 @@
               </w:rPr>
               <w:t>0</w:t>
             </w:r>
+            <w:r>
+              <w:rPr>
+                <w:rFonts w:ascii="TH Sarabun New" w:hAnsi="TH Sarabun New" w:cs="TH Sarabun New"/>
+                <w:sz w:val="28"/>
+                <w:szCs w:val="28"/>
+              </w:rPr>
+              <w:t>.0</w:t>
+            </w:r>
           </w:p>
         </w:tc>
         <w:tc>
@@ -3661,6 +3709,14 @@
                 <w:szCs w:val="28"/>
               </w:rPr>
               <w:t>1</w:t>
+            </w:r>
+            <w:r>
+              <w:rPr>
+                <w:rFonts w:ascii="TH Sarabun New" w:hAnsi="TH Sarabun New" w:cs="TH Sarabun New"/>
+                <w:sz w:val="28"/>
+                <w:szCs w:val="28"/>
+              </w:rPr>
+              <w:t>.0</w:t>
             </w:r>
           </w:p>
         </w:tc>

--- a/Telco Project.docx
+++ b/Telco Project.docx
@@ -477,6 +477,7 @@
     </w:p>
     <w:p>
       <w:pPr>
+        <w:pStyle w:val="ListParagraph"/>
         <w:numPr>
           <w:ilvl w:val="1"/>
           <w:numId w:val="13"/>
@@ -508,6 +509,7 @@
     </w:p>
     <w:p>
       <w:pPr>
+        <w:pStyle w:val="ListParagraph"/>
         <w:numPr>
           <w:ilvl w:val="1"/>
           <w:numId w:val="13"/>
@@ -567,6 +569,7 @@
     </w:p>
     <w:p>
       <w:pPr>
+        <w:pStyle w:val="ListParagraph"/>
         <w:numPr>
           <w:ilvl w:val="1"/>
           <w:numId w:val="13"/>
@@ -716,6 +719,7 @@
     </w:p>
     <w:p>
       <w:pPr>
+        <w:pStyle w:val="ListParagraph"/>
         <w:numPr>
           <w:ilvl w:val="1"/>
           <w:numId w:val="13"/>
@@ -775,6 +779,7 @@
     </w:p>
     <w:p>
       <w:pPr>
+        <w:pStyle w:val="ListParagraph"/>
         <w:numPr>
           <w:ilvl w:val="1"/>
           <w:numId w:val="13"/>
@@ -1262,7 +1267,6 @@
                 <w:szCs w:val="28"/>
                 <w:lang w:bidi="th-TH"/>
               </w:rPr>
-              <w:lastRenderedPageBreak/>
               <w:t>Partner</w:t>
             </w:r>
           </w:p>
@@ -1437,6 +1441,7 @@
                 <w:szCs w:val="28"/>
                 <w:lang w:bidi="th-TH"/>
               </w:rPr>
+              <w:lastRenderedPageBreak/>
               <w:t>tenure</w:t>
             </w:r>
           </w:p>
@@ -3846,6 +3851,7 @@
           <w:cs/>
           <w:lang w:bidi="th-TH"/>
         </w:rPr>
+        <w:lastRenderedPageBreak/>
         <w:t>ไม่ยกเลิกบริการ (</w:t>
       </w:r>
       <w:r>
@@ -6744,7 +6750,18 @@
           <w:cs/>
           <w:lang w:bidi="th-TH"/>
         </w:rPr>
-        <w:t>สรุปและข้อเสนอ</w:t>
+        <w:t>โมเดลทำนายที่ดีที่สุด (</w:t>
+      </w:r>
+      <w:r>
+        <w:rPr>
+          <w:rFonts w:ascii="TH Sarabun New" w:hAnsi="TH Sarabun New" w:cs="TH Sarabun New"/>
+          <w:b/>
+          <w:bCs/>
+          <w:sz w:val="28"/>
+          <w:szCs w:val="28"/>
+          <w:lang w:bidi="th-TH"/>
+        </w:rPr>
+        <w:t>Top Predictive Models)</w:t>
       </w:r>
     </w:p>
     <w:p>
@@ -6764,33 +6781,102 @@
           <w:cs/>
           <w:lang w:bidi="th-TH"/>
         </w:rPr>
-        <w:t xml:space="preserve">การวิเคราะห์เบื้องต้นชี้ให้เห็นว่าชุดข้อมูลนี้มีศักยภาพสูงในการสร้างโมเดลทำนาย </w:t>
-      </w:r>
-      <w:r>
-        <w:rPr>
-          <w:rFonts w:ascii="TH Sarabun New" w:hAnsi="TH Sarabun New" w:cs="TH Sarabun New"/>
-          <w:sz w:val="28"/>
-          <w:szCs w:val="28"/>
-          <w:lang w:bidi="th-TH"/>
-        </w:rPr>
-        <w:t xml:space="preserve">Customer Churn </w:t>
-      </w:r>
-      <w:r>
-        <w:rPr>
-          <w:rFonts w:ascii="TH Sarabun New" w:hAnsi="TH Sarabun New" w:cs="TH Sarabun New"/>
-          <w:sz w:val="28"/>
-          <w:szCs w:val="28"/>
-          <w:cs/>
-          <w:lang w:bidi="th-TH"/>
-        </w:rPr>
-        <w:t>ที่มีประสิทธิภาพ ประเด็นสำคัญที่ควรดำเนินการต่อไป:</w:t>
+        <w:t>จากการวิเคราะห์และเปรียบเทียบผลลัพธ์</w:t>
+      </w:r>
+      <w:r>
+        <w:rPr>
+          <w:rFonts w:ascii="TH Sarabun New" w:hAnsi="TH Sarabun New" w:cs="TH Sarabun New"/>
+          <w:sz w:val="28"/>
+          <w:szCs w:val="28"/>
+          <w:lang w:bidi="th-TH"/>
+        </w:rPr>
+        <w:t xml:space="preserve"> </w:t>
+      </w:r>
+      <w:r>
+        <w:rPr>
+          <w:rFonts w:ascii="TH Sarabun New" w:hAnsi="TH Sarabun New" w:cs="TH Sarabun New"/>
+          <w:sz w:val="28"/>
+          <w:szCs w:val="28"/>
+          <w:cs/>
+          <w:lang w:bidi="th-TH"/>
+        </w:rPr>
+        <w:t xml:space="preserve">โมเดล </w:t>
+      </w:r>
+      <w:proofErr w:type="spellStart"/>
+      <w:r>
+        <w:rPr>
+          <w:rFonts w:ascii="TH Sarabun New" w:hAnsi="TH Sarabun New" w:cs="TH Sarabun New"/>
+          <w:sz w:val="28"/>
+          <w:szCs w:val="28"/>
+          <w:lang w:bidi="th-TH"/>
+        </w:rPr>
+        <w:t>XGBoost</w:t>
+      </w:r>
+      <w:proofErr w:type="spellEnd"/>
+      <w:r>
+        <w:rPr>
+          <w:rFonts w:ascii="TH Sarabun New" w:hAnsi="TH Sarabun New" w:cs="TH Sarabun New"/>
+          <w:sz w:val="28"/>
+          <w:szCs w:val="28"/>
+          <w:lang w:bidi="th-TH"/>
+        </w:rPr>
+        <w:t xml:space="preserve"> </w:t>
+      </w:r>
+      <w:r>
+        <w:rPr>
+          <w:rFonts w:ascii="TH Sarabun New" w:hAnsi="TH Sarabun New" w:cs="TH Sarabun New"/>
+          <w:sz w:val="28"/>
+          <w:szCs w:val="28"/>
+          <w:cs/>
+          <w:lang w:bidi="th-TH"/>
+        </w:rPr>
+        <w:t xml:space="preserve">และ </w:t>
+      </w:r>
+      <w:r>
+        <w:rPr>
+          <w:rFonts w:ascii="TH Sarabun New" w:hAnsi="TH Sarabun New" w:cs="TH Sarabun New"/>
+          <w:sz w:val="28"/>
+          <w:szCs w:val="28"/>
+          <w:lang w:bidi="th-TH"/>
+        </w:rPr>
+        <w:t xml:space="preserve">MLP </w:t>
+      </w:r>
+      <w:r>
+        <w:rPr>
+          <w:rFonts w:ascii="TH Sarabun New" w:hAnsi="TH Sarabun New" w:cs="TH Sarabun New"/>
+          <w:sz w:val="28"/>
+          <w:szCs w:val="28"/>
+          <w:cs/>
+          <w:lang w:bidi="th-TH"/>
+        </w:rPr>
+        <w:t>เป็นตัวเลือกที่เหมาะสมที่สุดสำหรับการทำนายการยกเลิกบริการของลูกค้าในชุดข้อมูลนี้ทั้งคู่ครับ</w:t>
       </w:r>
     </w:p>
     <w:p>
       <w:pPr>
+        <w:rPr>
+          <w:rFonts w:ascii="TH Sarabun New" w:hAnsi="TH Sarabun New" w:cs="TH Sarabun New"/>
+          <w:sz w:val="28"/>
+          <w:szCs w:val="28"/>
+          <w:lang w:bidi="th-TH"/>
+        </w:rPr>
+      </w:pPr>
+      <w:r>
+        <w:rPr>
+          <w:rFonts w:ascii="TH Sarabun New" w:hAnsi="TH Sarabun New" w:cs="TH Sarabun New"/>
+          <w:sz w:val="28"/>
+          <w:szCs w:val="28"/>
+          <w:cs/>
+          <w:lang w:bidi="th-TH"/>
+        </w:rPr>
+        <w:t>การเลือกใช้โมเดลใดขึ้นอยู่กับวัตถุประสงค์หลักของธุรกิจ:</w:t>
+      </w:r>
+    </w:p>
+    <w:p>
+      <w:pPr>
         <w:numPr>
           <w:ilvl w:val="0"/>
-          <w:numId w:val="19"/>
+          <w:numId w:val="25"/>
         </w:numPr>
         <w:rPr>
           <w:rFonts w:ascii="TH Sarabun New" w:hAnsi="TH Sarabun New" w:cs="TH Sarabun New"/>
@@ -6800,17 +6886,458 @@
         </w:rPr>
       </w:pPr>
       <w:r>
+        <w:rPr>
+          <w:rFonts w:ascii="TH Sarabun New" w:hAnsi="TH Sarabun New" w:cs="TH Sarabun New"/>
+          <w:sz w:val="28"/>
+          <w:szCs w:val="28"/>
+          <w:cs/>
+          <w:lang w:bidi="th-TH"/>
+        </w:rPr>
+        <w:t xml:space="preserve">เลือก </w:t>
+      </w:r>
+      <w:proofErr w:type="spellStart"/>
+      <w:r>
+        <w:rPr>
+          <w:rFonts w:ascii="TH Sarabun New" w:hAnsi="TH Sarabun New" w:cs="TH Sarabun New"/>
+          <w:sz w:val="28"/>
+          <w:szCs w:val="28"/>
+          <w:lang w:bidi="th-TH"/>
+        </w:rPr>
+        <w:t>XGBoost</w:t>
+      </w:r>
+      <w:proofErr w:type="spellEnd"/>
+      <w:r>
+        <w:rPr>
+          <w:rFonts w:ascii="TH Sarabun New" w:hAnsi="TH Sarabun New" w:cs="TH Sarabun New"/>
+          <w:sz w:val="28"/>
+          <w:szCs w:val="28"/>
+          <w:lang w:bidi="th-TH"/>
+        </w:rPr>
+        <w:t xml:space="preserve"> </w:t>
+      </w:r>
+      <w:r>
+        <w:rPr>
+          <w:rFonts w:ascii="TH Sarabun New" w:hAnsi="TH Sarabun New" w:cs="TH Sarabun New"/>
+          <w:sz w:val="28"/>
+          <w:szCs w:val="28"/>
+          <w:cs/>
+          <w:lang w:bidi="th-TH"/>
+        </w:rPr>
+        <w:t>เมื่อต้องการความแม่นยำที่มาพร้อมกับความสามารถในการตีความผลลัพธ์</w:t>
+      </w:r>
+    </w:p>
+    <w:p>
+      <w:pPr>
+        <w:numPr>
+          <w:ilvl w:val="1"/>
+          <w:numId w:val="25"/>
+        </w:numPr>
+        <w:rPr>
+          <w:rFonts w:ascii="TH Sarabun New" w:hAnsi="TH Sarabun New" w:cs="TH Sarabun New"/>
+          <w:sz w:val="28"/>
+          <w:szCs w:val="28"/>
+          <w:lang w:bidi="th-TH"/>
+        </w:rPr>
+      </w:pPr>
+      <w:r>
+        <w:rPr>
+          <w:rFonts w:ascii="TH Sarabun New" w:hAnsi="TH Sarabun New" w:cs="TH Sarabun New"/>
+          <w:sz w:val="28"/>
+          <w:szCs w:val="28"/>
+          <w:cs/>
+          <w:lang w:bidi="th-TH"/>
+        </w:rPr>
+        <w:t>เหตุผล:</w:t>
+      </w:r>
+      <w:r>
+        <w:rPr>
+          <w:rFonts w:ascii="TH Sarabun New" w:hAnsi="TH Sarabun New" w:cs="TH Sarabun New"/>
+          <w:sz w:val="28"/>
+          <w:szCs w:val="28"/>
+          <w:lang w:bidi="th-TH"/>
+        </w:rPr>
+        <w:t xml:space="preserve"> </w:t>
+      </w:r>
+      <w:r>
+        <w:rPr>
+          <w:rFonts w:ascii="TH Sarabun New" w:hAnsi="TH Sarabun New" w:cs="TH Sarabun New"/>
+          <w:sz w:val="28"/>
+          <w:szCs w:val="28"/>
+          <w:cs/>
+          <w:lang w:bidi="th-TH"/>
+        </w:rPr>
+        <w:t xml:space="preserve">แม้ว่าประสิทธิภาพการทำนายจะใกล้เคียงกับ </w:t>
+      </w:r>
+      <w:r>
+        <w:rPr>
+          <w:rFonts w:ascii="TH Sarabun New" w:hAnsi="TH Sarabun New" w:cs="TH Sarabun New"/>
+          <w:sz w:val="28"/>
+          <w:szCs w:val="28"/>
+          <w:lang w:bidi="th-TH"/>
+        </w:rPr>
+        <w:t xml:space="preserve">MLP </w:t>
+      </w:r>
+      <w:r>
+        <w:rPr>
+          <w:rFonts w:ascii="TH Sarabun New" w:hAnsi="TH Sarabun New" w:cs="TH Sarabun New"/>
+          <w:sz w:val="28"/>
+          <w:szCs w:val="28"/>
+          <w:cs/>
+          <w:lang w:bidi="th-TH"/>
+        </w:rPr>
+        <w:t xml:space="preserve">แต่ </w:t>
+      </w:r>
+      <w:proofErr w:type="spellStart"/>
+      <w:r>
+        <w:rPr>
+          <w:rFonts w:ascii="TH Sarabun New" w:hAnsi="TH Sarabun New" w:cs="TH Sarabun New"/>
+          <w:sz w:val="28"/>
+          <w:szCs w:val="28"/>
+          <w:lang w:bidi="th-TH"/>
+        </w:rPr>
+        <w:t>XGBoost</w:t>
+      </w:r>
+      <w:proofErr w:type="spellEnd"/>
+      <w:r>
+        <w:rPr>
+          <w:rFonts w:ascii="TH Sarabun New" w:hAnsi="TH Sarabun New" w:cs="TH Sarabun New"/>
+          <w:sz w:val="28"/>
+          <w:szCs w:val="28"/>
+          <w:lang w:bidi="th-TH"/>
+        </w:rPr>
+        <w:t xml:space="preserve"> </w:t>
+      </w:r>
+      <w:r>
+        <w:rPr>
+          <w:rFonts w:ascii="TH Sarabun New" w:hAnsi="TH Sarabun New" w:cs="TH Sarabun New"/>
+          <w:sz w:val="28"/>
+          <w:szCs w:val="28"/>
+          <w:cs/>
+          <w:lang w:bidi="th-TH"/>
+        </w:rPr>
+        <w:t>สามารถคำนวณและแสดง</w:t>
+      </w:r>
+      <w:r>
+        <w:rPr>
+          <w:rFonts w:ascii="TH Sarabun New" w:hAnsi="TH Sarabun New" w:cs="TH Sarabun New"/>
+          <w:sz w:val="28"/>
+          <w:szCs w:val="28"/>
+          <w:lang w:bidi="th-TH"/>
+        </w:rPr>
+        <w:t xml:space="preserve"> </w:t>
+      </w:r>
+      <w:r>
+        <w:rPr>
+          <w:rFonts w:ascii="TH Sarabun New" w:hAnsi="TH Sarabun New" w:cs="TH Sarabun New"/>
+          <w:sz w:val="28"/>
+          <w:szCs w:val="28"/>
+          <w:cs/>
+          <w:lang w:bidi="th-TH"/>
+        </w:rPr>
+        <w:t>ความสำคัญของฟีเจอร์ (</w:t>
+      </w:r>
+      <w:r>
+        <w:rPr>
+          <w:rFonts w:ascii="TH Sarabun New" w:hAnsi="TH Sarabun New" w:cs="TH Sarabun New"/>
+          <w:sz w:val="28"/>
+          <w:szCs w:val="28"/>
+          <w:lang w:bidi="th-TH"/>
+        </w:rPr>
+        <w:t xml:space="preserve">Feature Importance) </w:t>
+      </w:r>
+      <w:r>
+        <w:rPr>
+          <w:rFonts w:ascii="TH Sarabun New" w:hAnsi="TH Sarabun New" w:cs="TH Sarabun New"/>
+          <w:sz w:val="28"/>
+          <w:szCs w:val="28"/>
+          <w:cs/>
+          <w:lang w:bidi="th-TH"/>
+        </w:rPr>
+        <w:t>ได้อย่างชัดเจน . สิ่งนี้ช่วยให้ธุรกิจสามารถเข้าใจได้ว่าปัจจัยใด (เช่น</w:t>
+      </w:r>
+      <w:r>
+        <w:rPr>
+          <w:rFonts w:ascii="TH Sarabun New" w:hAnsi="TH Sarabun New" w:cs="TH Sarabun New"/>
+          <w:sz w:val="28"/>
+          <w:szCs w:val="28"/>
+          <w:lang w:bidi="th-TH"/>
+        </w:rPr>
+        <w:t xml:space="preserve"> tenure </w:t>
+      </w:r>
+      <w:r>
+        <w:rPr>
+          <w:rFonts w:ascii="TH Sarabun New" w:hAnsi="TH Sarabun New" w:cs="TH Sarabun New"/>
+          <w:sz w:val="28"/>
+          <w:szCs w:val="28"/>
+          <w:cs/>
+          <w:lang w:bidi="th-TH"/>
+        </w:rPr>
+        <w:t>หรือ</w:t>
+      </w:r>
+      <w:r>
+        <w:rPr>
+          <w:rFonts w:ascii="TH Sarabun New" w:hAnsi="TH Sarabun New" w:cs="TH Sarabun New"/>
+          <w:sz w:val="28"/>
+          <w:szCs w:val="28"/>
+          <w:lang w:bidi="th-TH"/>
+        </w:rPr>
+        <w:t xml:space="preserve"> Contract) </w:t>
+      </w:r>
+      <w:r>
+        <w:rPr>
+          <w:rFonts w:ascii="TH Sarabun New" w:hAnsi="TH Sarabun New" w:cs="TH Sarabun New"/>
+          <w:sz w:val="28"/>
+          <w:szCs w:val="28"/>
+          <w:cs/>
+          <w:lang w:bidi="th-TH"/>
+        </w:rPr>
+        <w:t>ที่ส่งผลต่อการตัดสินใจของลูกค้ามากที่สุด ซึ่งเป็นข้อมูลที่สำคัญมากสำหรับการวางแผนกลยุทธ์เชิงรุกเพื่อรักษาลูกค้าได้อย่างตรงจุดและคุ้มค่า</w:t>
+      </w:r>
+    </w:p>
+    <w:p>
+      <w:pPr>
+        <w:numPr>
+          <w:ilvl w:val="0"/>
+          <w:numId w:val="25"/>
+        </w:numPr>
+        <w:rPr>
+          <w:rFonts w:ascii="TH Sarabun New" w:hAnsi="TH Sarabun New" w:cs="TH Sarabun New"/>
+          <w:sz w:val="28"/>
+          <w:szCs w:val="28"/>
+          <w:lang w:bidi="th-TH"/>
+        </w:rPr>
+      </w:pPr>
+      <w:r>
+        <w:rPr>
+          <w:rFonts w:ascii="TH Sarabun New" w:hAnsi="TH Sarabun New" w:cs="TH Sarabun New"/>
+          <w:sz w:val="28"/>
+          <w:szCs w:val="28"/>
+          <w:cs/>
+          <w:lang w:bidi="th-TH"/>
+        </w:rPr>
+        <w:lastRenderedPageBreak/>
+        <w:t xml:space="preserve">เลือก </w:t>
+      </w:r>
+      <w:r>
+        <w:rPr>
+          <w:rFonts w:ascii="TH Sarabun New" w:hAnsi="TH Sarabun New" w:cs="TH Sarabun New"/>
+          <w:sz w:val="28"/>
+          <w:szCs w:val="28"/>
+          <w:lang w:bidi="th-TH"/>
+        </w:rPr>
+        <w:t xml:space="preserve">MLP </w:t>
+      </w:r>
+      <w:r>
+        <w:rPr>
+          <w:rFonts w:ascii="TH Sarabun New" w:hAnsi="TH Sarabun New" w:cs="TH Sarabun New"/>
+          <w:sz w:val="28"/>
+          <w:szCs w:val="28"/>
+          <w:cs/>
+          <w:lang w:bidi="th-TH"/>
+        </w:rPr>
+        <w:t>เมื่อต้องการความแม่นยำสูงสุดโดยไม่จำเป็นต้องตีความผลลัพธ์</w:t>
+      </w:r>
+    </w:p>
+    <w:p>
+      <w:pPr>
+        <w:numPr>
+          <w:ilvl w:val="1"/>
+          <w:numId w:val="25"/>
+        </w:numPr>
+        <w:rPr>
+          <w:rFonts w:ascii="TH Sarabun New" w:hAnsi="TH Sarabun New" w:cs="TH Sarabun New"/>
+          <w:sz w:val="28"/>
+          <w:szCs w:val="28"/>
+          <w:lang w:bidi="th-TH"/>
+        </w:rPr>
+      </w:pPr>
+      <w:r>
+        <w:rPr>
+          <w:rFonts w:ascii="TH Sarabun New" w:hAnsi="TH Sarabun New" w:cs="TH Sarabun New"/>
+          <w:sz w:val="28"/>
+          <w:szCs w:val="28"/>
+          <w:cs/>
+          <w:lang w:bidi="th-TH"/>
+        </w:rPr>
+        <w:t>เหตุผล:</w:t>
+      </w:r>
+      <w:r>
+        <w:rPr>
+          <w:rFonts w:ascii="TH Sarabun New" w:hAnsi="TH Sarabun New" w:cs="TH Sarabun New"/>
+          <w:sz w:val="28"/>
+          <w:szCs w:val="28"/>
+          <w:lang w:bidi="th-TH"/>
+        </w:rPr>
+        <w:t xml:space="preserve"> MLP </w:t>
+      </w:r>
+      <w:r>
+        <w:rPr>
+          <w:rFonts w:ascii="TH Sarabun New" w:hAnsi="TH Sarabun New" w:cs="TH Sarabun New"/>
+          <w:sz w:val="28"/>
+          <w:szCs w:val="28"/>
+          <w:cs/>
+          <w:lang w:bidi="th-TH"/>
+        </w:rPr>
+        <w:t xml:space="preserve">มีความสามารถในการเรียนรู้ความสัมพันธ์ที่ซับซ้อนและไม่ใช่เชิงเส้นในข้อมูลได้ดีเยี่ยม ทำให้สามารถทำนายผลลัพธ์ได้อย่างแม่นยำ แม้จะแม่นยำกว่า </w:t>
+      </w:r>
+      <w:proofErr w:type="spellStart"/>
+      <w:r>
+        <w:rPr>
+          <w:rFonts w:ascii="TH Sarabun New" w:hAnsi="TH Sarabun New" w:cs="TH Sarabun New"/>
+          <w:sz w:val="28"/>
+          <w:szCs w:val="28"/>
+          <w:lang w:bidi="th-TH"/>
+        </w:rPr>
+        <w:t>XGBoost</w:t>
+      </w:r>
+      <w:proofErr w:type="spellEnd"/>
+      <w:r>
+        <w:rPr>
+          <w:rFonts w:ascii="TH Sarabun New" w:hAnsi="TH Sarabun New" w:cs="TH Sarabun New"/>
+          <w:sz w:val="28"/>
+          <w:szCs w:val="28"/>
+          <w:lang w:bidi="th-TH"/>
+        </w:rPr>
+        <w:t xml:space="preserve"> </w:t>
+      </w:r>
+      <w:r>
+        <w:rPr>
+          <w:rFonts w:ascii="TH Sarabun New" w:hAnsi="TH Sarabun New" w:cs="TH Sarabun New"/>
+          <w:sz w:val="28"/>
+          <w:szCs w:val="28"/>
+          <w:cs/>
+          <w:lang w:bidi="th-TH"/>
+        </w:rPr>
+        <w:t xml:space="preserve">เพียงเล็กน้อยก็ตาม อย่างไรก็ตาม </w:t>
+      </w:r>
+      <w:r>
+        <w:rPr>
+          <w:rFonts w:ascii="TH Sarabun New" w:hAnsi="TH Sarabun New" w:cs="TH Sarabun New"/>
+          <w:sz w:val="28"/>
+          <w:szCs w:val="28"/>
+          <w:lang w:bidi="th-TH"/>
+        </w:rPr>
+        <w:t xml:space="preserve">MLP </w:t>
+      </w:r>
+      <w:r>
+        <w:rPr>
+          <w:rFonts w:ascii="TH Sarabun New" w:hAnsi="TH Sarabun New" w:cs="TH Sarabun New"/>
+          <w:sz w:val="28"/>
+          <w:szCs w:val="28"/>
+          <w:cs/>
+          <w:lang w:bidi="th-TH"/>
+        </w:rPr>
+        <w:t>ทำงานเหมือน "กล่องดำ" (</w:t>
+      </w:r>
+      <w:r>
+        <w:rPr>
+          <w:rFonts w:ascii="TH Sarabun New" w:hAnsi="TH Sarabun New" w:cs="TH Sarabun New"/>
+          <w:sz w:val="28"/>
+          <w:szCs w:val="28"/>
+          <w:lang w:bidi="th-TH"/>
+        </w:rPr>
+        <w:t xml:space="preserve">Black Box) </w:t>
+      </w:r>
+      <w:r>
+        <w:rPr>
+          <w:rFonts w:ascii="TH Sarabun New" w:hAnsi="TH Sarabun New" w:cs="TH Sarabun New"/>
+          <w:sz w:val="28"/>
+          <w:szCs w:val="28"/>
+          <w:cs/>
+          <w:lang w:bidi="th-TH"/>
+        </w:rPr>
+        <w:t>ทำให้เราไม่สามารถอธิบายได้ว่าทำไมโมเดลถึงทำนายผลเช่นนั้น จึงเหมาะสำหรับสถานการณ์ที่ความสำคัญสูงสุดคือตัวเลขความแม่นยำในการทำนายเพียงอย่างเดียว</w:t>
+      </w:r>
+    </w:p>
+    <w:p>
+      <w:pPr>
+        <w:rPr>
+          <w:rFonts w:ascii="TH Sarabun New" w:hAnsi="TH Sarabun New" w:cs="TH Sarabun New"/>
+          <w:sz w:val="28"/>
+          <w:szCs w:val="28"/>
+          <w:lang w:bidi="th-TH"/>
+        </w:rPr>
+      </w:pPr>
+      <w:r>
+        <w:rPr>
+          <w:rFonts w:ascii="TH Sarabun New" w:hAnsi="TH Sarabun New" w:cs="TH Sarabun New"/>
+          <w:sz w:val="28"/>
+          <w:szCs w:val="28"/>
+          <w:cs/>
+          <w:lang w:bidi="th-TH"/>
+        </w:rPr>
+        <w:t>ข้อสรุป:</w:t>
+      </w:r>
+      <w:r>
+        <w:rPr>
+          <w:rFonts w:ascii="TH Sarabun New" w:hAnsi="TH Sarabun New" w:cs="TH Sarabun New"/>
+          <w:sz w:val="28"/>
+          <w:szCs w:val="28"/>
+          <w:lang w:bidi="th-TH"/>
+        </w:rPr>
+        <w:t xml:space="preserve"> </w:t>
+      </w:r>
+      <w:r>
+        <w:rPr>
+          <w:rFonts w:ascii="TH Sarabun New" w:hAnsi="TH Sarabun New" w:cs="TH Sarabun New"/>
+          <w:sz w:val="28"/>
+          <w:szCs w:val="28"/>
+          <w:cs/>
+          <w:lang w:bidi="th-TH"/>
+        </w:rPr>
+        <w:t>การใช้</w:t>
+      </w:r>
+      <w:r>
+        <w:rPr>
+          <w:rFonts w:ascii="TH Sarabun New" w:hAnsi="TH Sarabun New" w:cs="TH Sarabun New"/>
+          <w:sz w:val="28"/>
+          <w:szCs w:val="28"/>
+          <w:lang w:bidi="th-TH"/>
+        </w:rPr>
+        <w:t xml:space="preserve"> </w:t>
+      </w:r>
+      <w:proofErr w:type="spellStart"/>
+      <w:r>
+        <w:rPr>
+          <w:rFonts w:ascii="TH Sarabun New" w:hAnsi="TH Sarabun New" w:cs="TH Sarabun New"/>
+          <w:sz w:val="28"/>
+          <w:szCs w:val="28"/>
+          <w:lang w:bidi="th-TH"/>
+        </w:rPr>
+        <w:t>XGBoost</w:t>
+      </w:r>
+      <w:proofErr w:type="spellEnd"/>
+      <w:r>
+        <w:rPr>
+          <w:rFonts w:ascii="TH Sarabun New" w:hAnsi="TH Sarabun New" w:cs="TH Sarabun New"/>
+          <w:sz w:val="28"/>
+          <w:szCs w:val="28"/>
+          <w:lang w:bidi="th-TH"/>
+        </w:rPr>
+        <w:t xml:space="preserve"> </w:t>
+      </w:r>
+      <w:r>
+        <w:rPr>
+          <w:rFonts w:ascii="TH Sarabun New" w:hAnsi="TH Sarabun New" w:cs="TH Sarabun New"/>
+          <w:sz w:val="28"/>
+          <w:szCs w:val="28"/>
+          <w:cs/>
+          <w:lang w:bidi="th-TH"/>
+        </w:rPr>
+        <w:t>ถือเป็นแนวทางที่แข็งแกร่งที่สุดในเชิงธุรกิจ เพราะให้ทั้งประสิทธิภาพการทำนายที่ดีและความเข้าใจเชิงลึกที่สามารถนำไปปฏิบัติได้จริง</w:t>
+      </w:r>
+    </w:p>
+    <w:p>
+      <w:pPr>
         <w:rPr>
           <w:rFonts w:ascii="TH Sarabun New" w:hAnsi="TH Sarabun New" w:cs="TH Sarabun New"/>
           <w:b/>
           <w:bCs/>
           <w:sz w:val="28"/>
           <w:szCs w:val="28"/>
-          <w:cs/>
-          <w:lang w:bidi="th-TH"/>
-        </w:rPr>
-        <w:t>การเตรียมข้อมูล (</w:t>
-      </w:r>
+          <w:lang w:bidi="th-TH"/>
+        </w:rPr>
+      </w:pPr>
       <w:r>
         <w:rPr>
           <w:rFonts w:ascii="TH Sarabun New" w:hAnsi="TH Sarabun New" w:cs="TH Sarabun New"/>
@@ -6820,52 +7347,134 @@
           <w:szCs w:val="28"/>
           <w:lang w:bidi="th-TH"/>
         </w:rPr>
-        <w:t xml:space="preserve">Data Preprocessing): </w:t>
-      </w:r>
-      <w:r>
-        <w:rPr>
-          <w:rFonts w:ascii="TH Sarabun New" w:hAnsi="TH Sarabun New" w:cs="TH Sarabun New"/>
-          <w:sz w:val="28"/>
-          <w:szCs w:val="28"/>
-          <w:cs/>
-          <w:lang w:bidi="th-TH"/>
-        </w:rPr>
-        <w:t>จัดการกับค่าว่าง (ถ้ามี)</w:t>
-      </w:r>
-      <w:r>
-        <w:rPr>
-          <w:rFonts w:ascii="TH Sarabun New" w:hAnsi="TH Sarabun New" w:cs="TH Sarabun New"/>
-          <w:sz w:val="28"/>
-          <w:szCs w:val="28"/>
-          <w:lang w:bidi="th-TH"/>
-        </w:rPr>
-        <w:t xml:space="preserve">, </w:t>
-      </w:r>
-      <w:r>
-        <w:rPr>
-          <w:rFonts w:ascii="TH Sarabun New" w:hAnsi="TH Sarabun New" w:cs="TH Sarabun New"/>
-          <w:sz w:val="28"/>
-          <w:szCs w:val="28"/>
-          <w:cs/>
-          <w:lang w:bidi="th-TH"/>
-        </w:rPr>
-        <w:t xml:space="preserve">แปลงข้อมูลเชิงคุณภาพให้อยู่ในรูปแบบที่โมเดลสามารถเข้าใจได้ (เช่น </w:t>
-      </w:r>
-      <w:r>
-        <w:rPr>
-          <w:rFonts w:ascii="TH Sarabun New" w:hAnsi="TH Sarabun New" w:cs="TH Sarabun New"/>
-          <w:sz w:val="28"/>
-          <w:szCs w:val="28"/>
-          <w:lang w:bidi="th-TH"/>
-        </w:rPr>
-        <w:t>One-Hot Encoding)</w:t>
+        <w:t xml:space="preserve">8. </w:t>
+      </w:r>
+      <w:r>
+        <w:rPr>
+          <w:rFonts w:ascii="TH Sarabun New" w:hAnsi="TH Sarabun New" w:cs="TH Sarabun New"/>
+          <w:b/>
+          <w:bCs/>
+          <w:sz w:val="28"/>
+          <w:szCs w:val="28"/>
+          <w:cs/>
+          <w:lang w:bidi="th-TH"/>
+        </w:rPr>
+        <w:t>สรุปและข้อเสนอ</w:t>
       </w:r>
     </w:p>
     <w:p>
       <w:pPr>
+        <w:rPr>
+          <w:rFonts w:ascii="TH Sarabun New" w:hAnsi="TH Sarabun New" w:cs="TH Sarabun New"/>
+          <w:sz w:val="28"/>
+          <w:szCs w:val="28"/>
+          <w:lang w:bidi="th-TH"/>
+        </w:rPr>
+      </w:pPr>
+      <w:r>
+        <w:rPr>
+          <w:rFonts w:ascii="TH Sarabun New" w:hAnsi="TH Sarabun New" w:cs="TH Sarabun New"/>
+          <w:sz w:val="28"/>
+          <w:szCs w:val="28"/>
+          <w:cs/>
+          <w:lang w:bidi="th-TH"/>
+        </w:rPr>
+        <w:t xml:space="preserve">การวิเคราะห์เบื้องต้นชี้ให้เห็นว่าชุดข้อมูลนี้มีศักยภาพสูงในการสร้างโมเดลทำนาย </w:t>
+      </w:r>
+      <w:r>
+        <w:rPr>
+          <w:rFonts w:ascii="TH Sarabun New" w:hAnsi="TH Sarabun New" w:cs="TH Sarabun New"/>
+          <w:sz w:val="28"/>
+          <w:szCs w:val="28"/>
+          <w:lang w:bidi="th-TH"/>
+        </w:rPr>
+        <w:t xml:space="preserve">Customer Churn </w:t>
+      </w:r>
+      <w:r>
+        <w:rPr>
+          <w:rFonts w:ascii="TH Sarabun New" w:hAnsi="TH Sarabun New" w:cs="TH Sarabun New"/>
+          <w:sz w:val="28"/>
+          <w:szCs w:val="28"/>
+          <w:cs/>
+          <w:lang w:bidi="th-TH"/>
+        </w:rPr>
+        <w:t>ที่มีประสิทธิภาพ การใช้</w:t>
+      </w:r>
+      <w:r>
+        <w:rPr>
+          <w:rFonts w:ascii="TH Sarabun New" w:hAnsi="TH Sarabun New" w:cs="TH Sarabun New"/>
+          <w:sz w:val="28"/>
+          <w:szCs w:val="28"/>
+          <w:lang w:bidi="th-TH"/>
+        </w:rPr>
+        <w:t xml:space="preserve"> </w:t>
+      </w:r>
+      <w:r>
+        <w:rPr>
+          <w:rFonts w:ascii="TH Sarabun New" w:hAnsi="TH Sarabun New" w:cs="TH Sarabun New"/>
+          <w:sz w:val="28"/>
+          <w:szCs w:val="28"/>
+          <w:cs/>
+          <w:lang w:bidi="th-TH"/>
+        </w:rPr>
+        <w:t xml:space="preserve">โมเดล </w:t>
+      </w:r>
+      <w:proofErr w:type="spellStart"/>
+      <w:r>
+        <w:rPr>
+          <w:rFonts w:ascii="TH Sarabun New" w:hAnsi="TH Sarabun New" w:cs="TH Sarabun New"/>
+          <w:sz w:val="28"/>
+          <w:szCs w:val="28"/>
+          <w:lang w:bidi="th-TH"/>
+        </w:rPr>
+        <w:t>XGBoost</w:t>
+      </w:r>
+      <w:proofErr w:type="spellEnd"/>
+      <w:r>
+        <w:rPr>
+          <w:rFonts w:ascii="TH Sarabun New" w:hAnsi="TH Sarabun New" w:cs="TH Sarabun New"/>
+          <w:sz w:val="28"/>
+          <w:szCs w:val="28"/>
+          <w:lang w:bidi="th-TH"/>
+        </w:rPr>
+        <w:t xml:space="preserve"> </w:t>
+      </w:r>
+      <w:r>
+        <w:rPr>
+          <w:rFonts w:ascii="TH Sarabun New" w:hAnsi="TH Sarabun New" w:cs="TH Sarabun New"/>
+          <w:sz w:val="28"/>
+          <w:szCs w:val="28"/>
+          <w:cs/>
+          <w:lang w:bidi="th-TH"/>
+        </w:rPr>
+        <w:t>เป็นแนวทางที่แข็งแกร่งที่สุดในการทำนายผลลัพธ์</w:t>
+      </w:r>
+    </w:p>
+    <w:p>
+      <w:pPr>
+        <w:rPr>
+          <w:rFonts w:ascii="TH Sarabun New" w:hAnsi="TH Sarabun New" w:cs="TH Sarabun New"/>
+          <w:sz w:val="28"/>
+          <w:szCs w:val="28"/>
+          <w:lang w:bidi="th-TH"/>
+        </w:rPr>
+      </w:pPr>
+      <w:r>
+        <w:rPr>
+          <w:rFonts w:ascii="TH Sarabun New" w:hAnsi="TH Sarabun New" w:cs="TH Sarabun New"/>
+          <w:sz w:val="28"/>
+          <w:szCs w:val="28"/>
+          <w:cs/>
+          <w:lang w:bidi="th-TH"/>
+        </w:rPr>
+        <w:t>ขั้นตอนสำคัญที่ควรดำเนินการต่อ:</w:t>
+      </w:r>
+    </w:p>
+    <w:p>
+      <w:pPr>
         <w:numPr>
           <w:ilvl w:val="0"/>
-          <w:numId w:val="19"/>
+          <w:numId w:val="26"/>
         </w:numPr>
         <w:rPr>
           <w:rFonts w:ascii="TH Sarabun New" w:hAnsi="TH Sarabun New" w:cs="TH Sarabun New"/>
@@ -6877,108 +7486,66 @@
       <w:r>
         <w:rPr>
           <w:rFonts w:ascii="TH Sarabun New" w:hAnsi="TH Sarabun New" w:cs="TH Sarabun New"/>
-          <w:b/>
-          <w:bCs/>
-          <w:sz w:val="28"/>
-          <w:szCs w:val="28"/>
-          <w:cs/>
-          <w:lang w:bidi="th-TH"/>
-        </w:rPr>
-        <w:t xml:space="preserve">การจัดการ </w:t>
-      </w:r>
-      <w:r>
-        <w:rPr>
-          <w:rFonts w:ascii="TH Sarabun New" w:hAnsi="TH Sarabun New" w:cs="TH Sarabun New"/>
-          <w:b/>
-          <w:bCs/>
-          <w:sz w:val="28"/>
-          <w:szCs w:val="28"/>
-          <w:lang w:bidi="th-TH"/>
-        </w:rPr>
-        <w:t>Class Imbalance</w:t>
-      </w:r>
-      <w:r>
-        <w:rPr>
-          <w:rFonts w:ascii="TH Sarabun New" w:hAnsi="TH Sarabun New" w:cs="TH Sarabun New"/>
-          <w:sz w:val="28"/>
-          <w:szCs w:val="28"/>
-          <w:lang w:bidi="th-TH"/>
-        </w:rPr>
-        <w:t xml:space="preserve">: </w:t>
-      </w:r>
-      <w:r>
-        <w:rPr>
-          <w:rFonts w:ascii="TH Sarabun New" w:hAnsi="TH Sarabun New" w:cs="TH Sarabun New"/>
-          <w:sz w:val="28"/>
-          <w:szCs w:val="28"/>
-          <w:cs/>
-          <w:lang w:bidi="th-TH"/>
-        </w:rPr>
-        <w:t>ใช้เทคนิคอย่าง</w:t>
-      </w:r>
-      <w:r>
-        <w:rPr>
-          <w:rFonts w:ascii="TH Sarabun New" w:hAnsi="TH Sarabun New" w:cs="TH Sarabun New"/>
-          <w:sz w:val="28"/>
-          <w:szCs w:val="28"/>
-          <w:lang w:bidi="th-TH"/>
-        </w:rPr>
-        <w:t xml:space="preserve"> SMOTE (Synthetic Minority Over-sampling Technique) </w:t>
-      </w:r>
-      <w:r>
-        <w:rPr>
-          <w:rFonts w:ascii="TH Sarabun New" w:hAnsi="TH Sarabun New" w:cs="TH Sarabun New"/>
-          <w:sz w:val="28"/>
-          <w:szCs w:val="28"/>
-          <w:cs/>
-          <w:lang w:bidi="th-TH"/>
-        </w:rPr>
-        <w:t xml:space="preserve">เพื่อเพิ่มจำนวนข้อมูลของลูกค้าที่ </w:t>
-      </w:r>
-      <w:r>
-        <w:rPr>
-          <w:rFonts w:ascii="TH Sarabun New" w:hAnsi="TH Sarabun New" w:cs="TH Sarabun New"/>
-          <w:sz w:val="28"/>
-          <w:szCs w:val="28"/>
-          <w:lang w:bidi="th-TH"/>
-        </w:rPr>
-        <w:t xml:space="preserve">Churn (Yes) </w:t>
-      </w:r>
-      <w:r>
-        <w:rPr>
-          <w:rFonts w:ascii="TH Sarabun New" w:hAnsi="TH Sarabun New" w:cs="TH Sarabun New"/>
-          <w:sz w:val="28"/>
-          <w:szCs w:val="28"/>
-          <w:cs/>
-          <w:lang w:bidi="th-TH"/>
-        </w:rPr>
-        <w:t xml:space="preserve">ให้มีความสมดุลกับลูกค้าที่ไม่ </w:t>
-      </w:r>
-      <w:r>
-        <w:rPr>
-          <w:rFonts w:ascii="TH Sarabun New" w:hAnsi="TH Sarabun New" w:cs="TH Sarabun New"/>
-          <w:sz w:val="28"/>
-          <w:szCs w:val="28"/>
-          <w:lang w:bidi="th-TH"/>
-        </w:rPr>
-        <w:t xml:space="preserve">Churn (No) </w:t>
-      </w:r>
-      <w:r>
-        <w:rPr>
-          <w:rFonts w:ascii="TH Sarabun New" w:hAnsi="TH Sarabun New" w:cs="TH Sarabun New"/>
-          <w:sz w:val="28"/>
-          <w:szCs w:val="28"/>
-          <w:cs/>
-          <w:lang w:bidi="th-TH"/>
-        </w:rPr>
-        <w:t>เพื่อให้โมเดลเรียนรู้ทั้งสองคลาสอย่างสมบูรณ์</w:t>
+          <w:sz w:val="28"/>
+          <w:szCs w:val="28"/>
+          <w:cs/>
+          <w:lang w:bidi="th-TH"/>
+        </w:rPr>
+        <w:t>การเตรียมข้อมูล (</w:t>
+      </w:r>
+      <w:r>
+        <w:rPr>
+          <w:rFonts w:ascii="TH Sarabun New" w:hAnsi="TH Sarabun New" w:cs="TH Sarabun New"/>
+          <w:sz w:val="28"/>
+          <w:szCs w:val="28"/>
+          <w:lang w:bidi="th-TH"/>
+        </w:rPr>
+        <w:t xml:space="preserve">Data Preprocessing): </w:t>
+      </w:r>
+      <w:r>
+        <w:rPr>
+          <w:rFonts w:ascii="TH Sarabun New" w:hAnsi="TH Sarabun New" w:cs="TH Sarabun New"/>
+          <w:sz w:val="28"/>
+          <w:szCs w:val="28"/>
+          <w:cs/>
+          <w:lang w:bidi="th-TH"/>
+        </w:rPr>
+        <w:t>จัดการกับค่าว่าง (ถ้ามี)</w:t>
+      </w:r>
+      <w:r>
+        <w:rPr>
+          <w:rFonts w:ascii="TH Sarabun New" w:hAnsi="TH Sarabun New" w:cs="TH Sarabun New"/>
+          <w:sz w:val="28"/>
+          <w:szCs w:val="28"/>
+          <w:lang w:bidi="th-TH"/>
+        </w:rPr>
+        <w:t xml:space="preserve">, </w:t>
+      </w:r>
+      <w:r>
+        <w:rPr>
+          <w:rFonts w:ascii="TH Sarabun New" w:hAnsi="TH Sarabun New" w:cs="TH Sarabun New"/>
+          <w:sz w:val="28"/>
+          <w:szCs w:val="28"/>
+          <w:cs/>
+          <w:lang w:bidi="th-TH"/>
+        </w:rPr>
+        <w:t xml:space="preserve">แปลงข้อมูลเชิงคุณภาพให้อยู่ในรูปแบบที่โมเดลสามารถเข้าใจได้ (เช่น </w:t>
+      </w:r>
+      <w:r>
+        <w:rPr>
+          <w:rFonts w:ascii="TH Sarabun New" w:hAnsi="TH Sarabun New" w:cs="TH Sarabun New"/>
+          <w:sz w:val="28"/>
+          <w:szCs w:val="28"/>
+          <w:lang w:bidi="th-TH"/>
+        </w:rPr>
+        <w:t>One-Hot Encoding)</w:t>
       </w:r>
     </w:p>
     <w:p>
       <w:pPr>
         <w:numPr>
           <w:ilvl w:val="0"/>
-          <w:numId w:val="19"/>
+          <w:numId w:val="26"/>
         </w:numPr>
         <w:rPr>
           <w:rFonts w:ascii="TH Sarabun New" w:hAnsi="TH Sarabun New" w:cs="TH Sarabun New"/>
@@ -6990,82 +7557,95 @@
       <w:r>
         <w:rPr>
           <w:rFonts w:ascii="TH Sarabun New" w:hAnsi="TH Sarabun New" w:cs="TH Sarabun New"/>
-          <w:b/>
-          <w:bCs/>
-          <w:sz w:val="28"/>
-          <w:szCs w:val="28"/>
-          <w:cs/>
-          <w:lang w:bidi="th-TH"/>
-        </w:rPr>
-        <w:lastRenderedPageBreak/>
-        <w:t>การวิศวกรรมฟีเจอร์ (</w:t>
-      </w:r>
-      <w:r>
-        <w:rPr>
-          <w:rFonts w:ascii="TH Sarabun New" w:hAnsi="TH Sarabun New" w:cs="TH Sarabun New"/>
-          <w:b/>
-          <w:bCs/>
-          <w:sz w:val="28"/>
-          <w:szCs w:val="28"/>
-          <w:lang w:bidi="th-TH"/>
-        </w:rPr>
-        <w:t xml:space="preserve">Feature Engineering): </w:t>
-      </w:r>
-      <w:r>
-        <w:rPr>
-          <w:rFonts w:ascii="TH Sarabun New" w:hAnsi="TH Sarabun New" w:cs="TH Sarabun New"/>
-          <w:sz w:val="28"/>
-          <w:szCs w:val="28"/>
-          <w:cs/>
-          <w:lang w:bidi="th-TH"/>
-        </w:rPr>
-        <w:t>สร้างตัวแปรใหม่ที่อาจมีประโยชน์ เช่น อัตราส่วน</w:t>
-      </w:r>
-      <w:r>
-        <w:rPr>
-          <w:rFonts w:ascii="TH Sarabun New" w:hAnsi="TH Sarabun New" w:cs="TH Sarabun New"/>
-          <w:sz w:val="28"/>
-          <w:szCs w:val="28"/>
-          <w:lang w:bidi="th-TH"/>
-        </w:rPr>
-        <w:t xml:space="preserve"> </w:t>
-      </w:r>
-      <w:proofErr w:type="spellStart"/>
-      <w:r>
-        <w:rPr>
-          <w:rFonts w:ascii="TH Sarabun New" w:hAnsi="TH Sarabun New" w:cs="TH Sarabun New"/>
-          <w:sz w:val="28"/>
-          <w:szCs w:val="28"/>
-          <w:lang w:bidi="th-TH"/>
-        </w:rPr>
-        <w:t>TotalCharges</w:t>
-      </w:r>
-      <w:proofErr w:type="spellEnd"/>
-      <w:r>
-        <w:rPr>
-          <w:rFonts w:ascii="TH Sarabun New" w:hAnsi="TH Sarabun New" w:cs="TH Sarabun New"/>
-          <w:sz w:val="28"/>
-          <w:szCs w:val="28"/>
-          <w:lang w:bidi="th-TH"/>
-        </w:rPr>
-        <w:t xml:space="preserve"> / tenure </w:t>
-      </w:r>
-      <w:r>
-        <w:rPr>
-          <w:rFonts w:ascii="TH Sarabun New" w:hAnsi="TH Sarabun New" w:cs="TH Sarabun New"/>
-          <w:sz w:val="28"/>
-          <w:szCs w:val="28"/>
-          <w:cs/>
-          <w:lang w:bidi="th-TH"/>
-        </w:rPr>
-        <w:t>เพื่อหาค่าใช้จ่ายเฉลี่ยต่อเดือนของลูกค้า</w:t>
+          <w:sz w:val="28"/>
+          <w:szCs w:val="28"/>
+          <w:cs/>
+          <w:lang w:bidi="th-TH"/>
+        </w:rPr>
+        <w:t xml:space="preserve">การจัดการ </w:t>
+      </w:r>
+      <w:r>
+        <w:rPr>
+          <w:rFonts w:ascii="TH Sarabun New" w:hAnsi="TH Sarabun New" w:cs="TH Sarabun New"/>
+          <w:sz w:val="28"/>
+          <w:szCs w:val="28"/>
+          <w:lang w:bidi="th-TH"/>
+        </w:rPr>
+        <w:t xml:space="preserve">Class Imbalance: </w:t>
+      </w:r>
+      <w:r>
+        <w:rPr>
+          <w:rFonts w:ascii="TH Sarabun New" w:hAnsi="TH Sarabun New" w:cs="TH Sarabun New"/>
+          <w:sz w:val="28"/>
+          <w:szCs w:val="28"/>
+          <w:cs/>
+          <w:lang w:bidi="th-TH"/>
+        </w:rPr>
+        <w:t xml:space="preserve">ใช้เทคนิคอย่าง </w:t>
+      </w:r>
+      <w:r>
+        <w:rPr>
+          <w:rFonts w:ascii="TH Sarabun New" w:hAnsi="TH Sarabun New" w:cs="TH Sarabun New"/>
+          <w:sz w:val="28"/>
+          <w:szCs w:val="28"/>
+          <w:lang w:bidi="th-TH"/>
+        </w:rPr>
+        <w:t xml:space="preserve">SMOTE (Synthetic Minority Over-sampling Technique) </w:t>
+      </w:r>
+      <w:r>
+        <w:rPr>
+          <w:rFonts w:ascii="TH Sarabun New" w:hAnsi="TH Sarabun New" w:cs="TH Sarabun New"/>
+          <w:sz w:val="28"/>
+          <w:szCs w:val="28"/>
+          <w:cs/>
+          <w:lang w:bidi="th-TH"/>
+        </w:rPr>
+        <w:t xml:space="preserve">เพื่อเพิ่มจำนวนข้อมูลของลูกค้าที่ </w:t>
+      </w:r>
+      <w:r>
+        <w:rPr>
+          <w:rFonts w:ascii="TH Sarabun New" w:hAnsi="TH Sarabun New" w:cs="TH Sarabun New"/>
+          <w:sz w:val="28"/>
+          <w:szCs w:val="28"/>
+          <w:lang w:bidi="th-TH"/>
+        </w:rPr>
+        <w:t xml:space="preserve">Churn (Yes) </w:t>
+      </w:r>
+      <w:r>
+        <w:rPr>
+          <w:rFonts w:ascii="TH Sarabun New" w:hAnsi="TH Sarabun New" w:cs="TH Sarabun New"/>
+          <w:sz w:val="28"/>
+          <w:szCs w:val="28"/>
+          <w:cs/>
+          <w:lang w:bidi="th-TH"/>
+        </w:rPr>
+        <w:t xml:space="preserve">ให้มีความสมดุลกับลูกค้าที่ไม่ </w:t>
+      </w:r>
+      <w:r>
+        <w:rPr>
+          <w:rFonts w:ascii="TH Sarabun New" w:hAnsi="TH Sarabun New" w:cs="TH Sarabun New"/>
+          <w:sz w:val="28"/>
+          <w:szCs w:val="28"/>
+          <w:lang w:bidi="th-TH"/>
+        </w:rPr>
+        <w:t xml:space="preserve">Churn (No) </w:t>
+      </w:r>
+      <w:r>
+        <w:rPr>
+          <w:rFonts w:ascii="TH Sarabun New" w:hAnsi="TH Sarabun New" w:cs="TH Sarabun New"/>
+          <w:sz w:val="28"/>
+          <w:szCs w:val="28"/>
+          <w:cs/>
+          <w:lang w:bidi="th-TH"/>
+        </w:rPr>
+        <w:t>เพื่อให้โมเดลเรียนรู้ทั้งสองคลาสอย่างสมบูรณ์</w:t>
       </w:r>
     </w:p>
     <w:p>
       <w:pPr>
         <w:numPr>
           <w:ilvl w:val="0"/>
-          <w:numId w:val="19"/>
+          <w:numId w:val="26"/>
         </w:numPr>
         <w:rPr>
           <w:rFonts w:ascii="TH Sarabun New" w:hAnsi="TH Sarabun New" w:cs="TH Sarabun New"/>
@@ -7077,8 +7657,88 @@
       <w:r>
         <w:rPr>
           <w:rFonts w:ascii="TH Sarabun New" w:hAnsi="TH Sarabun New" w:cs="TH Sarabun New"/>
-          <w:b/>
-          <w:bCs/>
+          <w:sz w:val="28"/>
+          <w:szCs w:val="28"/>
+          <w:cs/>
+          <w:lang w:bidi="th-TH"/>
+        </w:rPr>
+        <w:t>การวิศวกรรมฟีเจอร์ (</w:t>
+      </w:r>
+      <w:r>
+        <w:rPr>
+          <w:rFonts w:ascii="TH Sarabun New" w:hAnsi="TH Sarabun New" w:cs="TH Sarabun New"/>
+          <w:sz w:val="28"/>
+          <w:szCs w:val="28"/>
+          <w:lang w:bidi="th-TH"/>
+        </w:rPr>
+        <w:t xml:space="preserve">Feature Engineering): </w:t>
+      </w:r>
+      <w:r>
+        <w:rPr>
+          <w:rFonts w:ascii="TH Sarabun New" w:hAnsi="TH Sarabun New" w:cs="TH Sarabun New"/>
+          <w:sz w:val="28"/>
+          <w:szCs w:val="28"/>
+          <w:cs/>
+          <w:lang w:bidi="th-TH"/>
+        </w:rPr>
+        <w:t>สร้างตัวแปรใหม่ที่อาจมีประโยชน์ เช่น อัตราส่วน</w:t>
+      </w:r>
+      <w:r>
+        <w:rPr>
+          <w:rFonts w:ascii="TH Sarabun New" w:hAnsi="TH Sarabun New" w:cs="TH Sarabun New"/>
+          <w:sz w:val="28"/>
+          <w:szCs w:val="28"/>
+          <w:lang w:bidi="th-TH"/>
+        </w:rPr>
+        <w:t xml:space="preserve"> </w:t>
+      </w:r>
+      <w:proofErr w:type="spellStart"/>
+      <w:r>
+        <w:rPr>
+          <w:rFonts w:ascii="TH Sarabun New" w:hAnsi="TH Sarabun New" w:cs="TH Sarabun New"/>
+          <w:sz w:val="28"/>
+          <w:szCs w:val="28"/>
+          <w:lang w:bidi="th-TH"/>
+        </w:rPr>
+        <w:t>TotalCharges</w:t>
+      </w:r>
+      <w:proofErr w:type="spellEnd"/>
+      <w:r>
+        <w:rPr>
+          <w:rFonts w:ascii="TH Sarabun New" w:hAnsi="TH Sarabun New" w:cs="TH Sarabun New"/>
+          <w:sz w:val="28"/>
+          <w:szCs w:val="28"/>
+          <w:lang w:bidi="th-TH"/>
+        </w:rPr>
+        <w:t xml:space="preserve"> / tenure </w:t>
+      </w:r>
+      <w:r>
+        <w:rPr>
+          <w:rFonts w:ascii="TH Sarabun New" w:hAnsi="TH Sarabun New" w:cs="TH Sarabun New"/>
+          <w:sz w:val="28"/>
+          <w:szCs w:val="28"/>
+          <w:cs/>
+          <w:lang w:bidi="th-TH"/>
+        </w:rPr>
+        <w:t>เพื่อหาค่าใช้จ่ายเฉลี่ยต่อเดือนของลูกค้า</w:t>
+      </w:r>
+    </w:p>
+    <w:p>
+      <w:pPr>
+        <w:numPr>
+          <w:ilvl w:val="0"/>
+          <w:numId w:val="26"/>
+        </w:numPr>
+        <w:rPr>
+          <w:rFonts w:ascii="TH Sarabun New" w:hAnsi="TH Sarabun New" w:cs="TH Sarabun New"/>
+          <w:sz w:val="28"/>
+          <w:szCs w:val="28"/>
+          <w:lang w:bidi="th-TH"/>
+        </w:rPr>
+      </w:pPr>
+      <w:r>
+        <w:rPr>
+          <w:rFonts w:ascii="TH Sarabun New" w:hAnsi="TH Sarabun New" w:cs="TH Sarabun New"/>
           <w:sz w:val="28"/>
           <w:szCs w:val="28"/>
           <w:cs/>
@@ -7089,8 +7749,6 @@
       <w:r>
         <w:rPr>
           <w:rFonts w:ascii="TH Sarabun New" w:hAnsi="TH Sarabun New" w:cs="TH Sarabun New"/>
-          <w:b/>
-          <w:bCs/>
           <w:sz w:val="28"/>
           <w:szCs w:val="28"/>
           <w:lang w:bidi="th-TH"/>
@@ -7105,16 +7763,16 @@
           <w:cs/>
           <w:lang w:bidi="th-TH"/>
         </w:rPr>
-        <w:t>ใช้เทคนิค</w:t>
-      </w:r>
-      <w:r>
-        <w:rPr>
-          <w:rFonts w:ascii="TH Sarabun New" w:hAnsi="TH Sarabun New" w:cs="TH Sarabun New"/>
-          <w:sz w:val="28"/>
-          <w:szCs w:val="28"/>
-          <w:lang w:bidi="th-TH"/>
-        </w:rPr>
-        <w:t xml:space="preserve"> Cross-Validation </w:t>
+        <w:t xml:space="preserve">ใช้เทคนิค </w:t>
+      </w:r>
+      <w:r>
+        <w:rPr>
+          <w:rFonts w:ascii="TH Sarabun New" w:hAnsi="TH Sarabun New" w:cs="TH Sarabun New"/>
+          <w:sz w:val="28"/>
+          <w:szCs w:val="28"/>
+          <w:lang w:bidi="th-TH"/>
+        </w:rPr>
+        <w:t xml:space="preserve">Cross-Validation </w:t>
       </w:r>
       <w:r>
         <w:rPr>
@@ -8952,6 +9610,155 @@
     </w:lvl>
   </w:abstractNum>
   <w:abstractNum w:abstractNumId="12" w15:restartNumberingAfterBreak="0">
+    <w:nsid w:val="3B1547DC"/>
+    <w:multiLevelType w:val="multilevel"/>
+    <w:tmpl w:val="A8AC5FEE"/>
+    <w:lvl w:ilvl="0">
+      <w:start w:val="1"/>
+      <w:numFmt w:val="bullet"/>
+      <w:lvlText w:val=""/>
+      <w:lvlJc w:val="left"/>
+      <w:pPr>
+        <w:tabs>
+          <w:tab w:val="num" w:pos="720"/>
+        </w:tabs>
+        <w:ind w:left="720" w:hanging="360"/>
+      </w:pPr>
+      <w:rPr>
+        <w:rFonts w:ascii="Symbol" w:hAnsi="Symbol" w:hint="default"/>
+        <w:sz w:val="20"/>
+      </w:rPr>
+    </w:lvl>
+    <w:lvl w:ilvl="1">
+      <w:start w:val="1"/>
+      <w:numFmt w:val="bullet"/>
+      <w:lvlText w:val="o"/>
+      <w:lvlJc w:val="left"/>
+      <w:pPr>
+        <w:tabs>
+          <w:tab w:val="num" w:pos="1440"/>
+        </w:tabs>
+        <w:ind w:left="1440" w:hanging="360"/>
+      </w:pPr>
+      <w:rPr>
+        <w:rFonts w:ascii="Courier New" w:hAnsi="Courier New" w:hint="default"/>
+        <w:sz w:val="20"/>
+      </w:rPr>
+    </w:lvl>
+    <w:lvl w:ilvl="2" w:tentative="1">
+      <w:start w:val="1"/>
+      <w:numFmt w:val="bullet"/>
+      <w:lvlText w:val=""/>
+      <w:lvlJc w:val="left"/>
+      <w:pPr>
+        <w:tabs>
+          <w:tab w:val="num" w:pos="2160"/>
+        </w:tabs>
+        <w:ind w:left="2160" w:hanging="360"/>
+      </w:pPr>
+      <w:rPr>
+        <w:rFonts w:ascii="Wingdings" w:hAnsi="Wingdings" w:hint="default"/>
+        <w:sz w:val="20"/>
+      </w:rPr>
+    </w:lvl>
+    <w:lvl w:ilvl="3" w:tentative="1">
+      <w:start w:val="1"/>
+      <w:numFmt w:val="bullet"/>
+      <w:lvlText w:val=""/>
+      <w:lvlJc w:val="left"/>
+      <w:pPr>
+        <w:tabs>
+          <w:tab w:val="num" w:pos="2880"/>
+        </w:tabs>
+        <w:ind w:left="2880" w:hanging="360"/>
+      </w:pPr>
+      <w:rPr>
+        <w:rFonts w:ascii="Wingdings" w:hAnsi="Wingdings" w:hint="default"/>
+        <w:sz w:val="20"/>
+      </w:rPr>
+    </w:lvl>
+    <w:lvl w:ilvl="4" w:tentative="1">
+      <w:start w:val="1"/>
+      <w:numFmt w:val="bullet"/>
+      <w:lvlText w:val=""/>
+      <w:lvlJc w:val="left"/>
+      <w:pPr>
+        <w:tabs>
+          <w:tab w:val="num" w:pos="3600"/>
+        </w:tabs>
+        <w:ind w:left="3600" w:hanging="360"/>
+      </w:pPr>
+      <w:rPr>
+        <w:rFonts w:ascii="Wingdings" w:hAnsi="Wingdings" w:hint="default"/>
+        <w:sz w:val="20"/>
+      </w:rPr>
+    </w:lvl>
+    <w:lvl w:ilvl="5" w:tentative="1">
+      <w:start w:val="1"/>
+      <w:numFmt w:val="bullet"/>
+      <w:lvlText w:val=""/>
+      <w:lvlJc w:val="left"/>
+      <w:pPr>
+        <w:tabs>
+          <w:tab w:val="num" w:pos="4320"/>
+        </w:tabs>
+        <w:ind w:left="4320" w:hanging="360"/>
+      </w:pPr>
+      <w:rPr>
+        <w:rFonts w:ascii="Wingdings" w:hAnsi="Wingdings" w:hint="default"/>
+        <w:sz w:val="20"/>
+      </w:rPr>
+    </w:lvl>
+    <w:lvl w:ilvl="6" w:tentative="1">
+      <w:start w:val="1"/>
+      <w:numFmt w:val="bullet"/>
+      <w:lvlText w:val=""/>
+      <w:lvlJc w:val="left"/>
+      <w:pPr>
+        <w:tabs>
+          <w:tab w:val="num" w:pos="5040"/>
+        </w:tabs>
+        <w:ind w:left="5040" w:hanging="360"/>
+      </w:pPr>
+      <w:rPr>
+        <w:rFonts w:ascii="Wingdings" w:hAnsi="Wingdings" w:hint="default"/>
+        <w:sz w:val="20"/>
+      </w:rPr>
+    </w:lvl>
+    <w:lvl w:ilvl="7" w:tentative="1">
+      <w:start w:val="1"/>
+      <w:numFmt w:val="bullet"/>
+      <w:lvlText w:val=""/>
+      <w:lvlJc w:val="left"/>
+      <w:pPr>
+        <w:tabs>
+          <w:tab w:val="num" w:pos="5760"/>
+        </w:tabs>
+        <w:ind w:left="5760" w:hanging="360"/>
+      </w:pPr>
+      <w:rPr>
+        <w:rFonts w:ascii="Wingdings" w:hAnsi="Wingdings" w:hint="default"/>
+        <w:sz w:val="20"/>
+      </w:rPr>
+    </w:lvl>
+    <w:lvl w:ilvl="8" w:tentative="1">
+      <w:start w:val="1"/>
+      <w:numFmt w:val="bullet"/>
+      <w:lvlText w:val=""/>
+      <w:lvlJc w:val="left"/>
+      <w:pPr>
+        <w:tabs>
+          <w:tab w:val="num" w:pos="6480"/>
+        </w:tabs>
+        <w:ind w:left="6480" w:hanging="360"/>
+      </w:pPr>
+      <w:rPr>
+        <w:rFonts w:ascii="Wingdings" w:hAnsi="Wingdings" w:hint="default"/>
+        <w:sz w:val="20"/>
+      </w:rPr>
+    </w:lvl>
+  </w:abstractNum>
+  <w:abstractNum w:abstractNumId="13" w15:restartNumberingAfterBreak="0">
     <w:nsid w:val="40D5609E"/>
     <w:multiLevelType w:val="multilevel"/>
     <w:tmpl w:val="A8AC5FEE"/>
@@ -9100,7 +9907,7 @@
       </w:rPr>
     </w:lvl>
   </w:abstractNum>
-  <w:abstractNum w:abstractNumId="13" w15:restartNumberingAfterBreak="0">
+  <w:abstractNum w:abstractNumId="14" w15:restartNumberingAfterBreak="0">
     <w:nsid w:val="465330F3"/>
     <w:multiLevelType w:val="multilevel"/>
     <w:tmpl w:val="09EABA8E"/>
@@ -9249,7 +10056,7 @@
       </w:rPr>
     </w:lvl>
   </w:abstractNum>
-  <w:abstractNum w:abstractNumId="14" w15:restartNumberingAfterBreak="0">
+  <w:abstractNum w:abstractNumId="15" w15:restartNumberingAfterBreak="0">
     <w:nsid w:val="4DFB699C"/>
     <w:multiLevelType w:val="multilevel"/>
     <w:tmpl w:val="85E638D8"/>
@@ -9398,7 +10205,7 @@
       </w:rPr>
     </w:lvl>
   </w:abstractNum>
-  <w:abstractNum w:abstractNumId="15" w15:restartNumberingAfterBreak="0">
+  <w:abstractNum w:abstractNumId="16" w15:restartNumberingAfterBreak="0">
     <w:nsid w:val="510912D5"/>
     <w:multiLevelType w:val="multilevel"/>
     <w:tmpl w:val="70109F90"/>
@@ -9547,7 +10354,7 @@
       </w:rPr>
     </w:lvl>
   </w:abstractNum>
-  <w:abstractNum w:abstractNumId="16" w15:restartNumberingAfterBreak="0">
+  <w:abstractNum w:abstractNumId="17" w15:restartNumberingAfterBreak="0">
     <w:nsid w:val="513A657B"/>
     <w:multiLevelType w:val="multilevel"/>
     <w:tmpl w:val="FA74BE20"/>
@@ -9696,7 +10503,7 @@
       </w:rPr>
     </w:lvl>
   </w:abstractNum>
-  <w:abstractNum w:abstractNumId="17" w15:restartNumberingAfterBreak="0">
+  <w:abstractNum w:abstractNumId="18" w15:restartNumberingAfterBreak="0">
     <w:nsid w:val="515B6566"/>
     <w:multiLevelType w:val="multilevel"/>
     <w:tmpl w:val="6D34BAE0"/>
@@ -9845,7 +10652,7 @@
       </w:rPr>
     </w:lvl>
   </w:abstractNum>
-  <w:abstractNum w:abstractNumId="18" w15:restartNumberingAfterBreak="0">
+  <w:abstractNum w:abstractNumId="19" w15:restartNumberingAfterBreak="0">
     <w:nsid w:val="5D793303"/>
     <w:multiLevelType w:val="multilevel"/>
     <w:tmpl w:val="66204564"/>
@@ -9958,7 +10765,120 @@
       </w:pPr>
     </w:lvl>
   </w:abstractNum>
-  <w:abstractNum w:abstractNumId="19" w15:restartNumberingAfterBreak="0">
+  <w:abstractNum w:abstractNumId="20" w15:restartNumberingAfterBreak="0">
+    <w:nsid w:val="65EE1AB7"/>
+    <w:multiLevelType w:val="multilevel"/>
+    <w:tmpl w:val="055AB7B6"/>
+    <w:lvl w:ilvl="0">
+      <w:start w:val="1"/>
+      <w:numFmt w:val="decimal"/>
+      <w:lvlText w:val="%1."/>
+      <w:lvlJc w:val="left"/>
+      <w:pPr>
+        <w:tabs>
+          <w:tab w:val="num" w:pos="720"/>
+        </w:tabs>
+        <w:ind w:left="720" w:hanging="360"/>
+      </w:pPr>
+    </w:lvl>
+    <w:lvl w:ilvl="1" w:tentative="1">
+      <w:start w:val="1"/>
+      <w:numFmt w:val="decimal"/>
+      <w:lvlText w:val="%2."/>
+      <w:lvlJc w:val="left"/>
+      <w:pPr>
+        <w:tabs>
+          <w:tab w:val="num" w:pos="1440"/>
+        </w:tabs>
+        <w:ind w:left="1440" w:hanging="360"/>
+      </w:pPr>
+    </w:lvl>
+    <w:lvl w:ilvl="2" w:tentative="1">
+      <w:start w:val="1"/>
+      <w:numFmt w:val="decimal"/>
+      <w:lvlText w:val="%3."/>
+      <w:lvlJc w:val="left"/>
+      <w:pPr>
+        <w:tabs>
+          <w:tab w:val="num" w:pos="2160"/>
+        </w:tabs>
+        <w:ind w:left="2160" w:hanging="360"/>
+      </w:pPr>
+    </w:lvl>
+    <w:lvl w:ilvl="3" w:tentative="1">
+      <w:start w:val="1"/>
+      <w:numFmt w:val="decimal"/>
+      <w:lvlText w:val="%4."/>
+      <w:lvlJc w:val="left"/>
+      <w:pPr>
+        <w:tabs>
+          <w:tab w:val="num" w:pos="2880"/>
+        </w:tabs>
+        <w:ind w:left="2880" w:hanging="360"/>
+      </w:pPr>
+    </w:lvl>
+    <w:lvl w:ilvl="4" w:tentative="1">
+      <w:start w:val="1"/>
+      <w:numFmt w:val="decimal"/>
+      <w:lvlText w:val="%5."/>
+      <w:lvlJc w:val="left"/>
+      <w:pPr>
+        <w:tabs>
+          <w:tab w:val="num" w:pos="3600"/>
+        </w:tabs>
+        <w:ind w:left="3600" w:hanging="360"/>
+      </w:pPr>
+    </w:lvl>
+    <w:lvl w:ilvl="5" w:tentative="1">
+      <w:start w:val="1"/>
+      <w:numFmt w:val="decimal"/>
+      <w:lvlText w:val="%6."/>
+      <w:lvlJc w:val="left"/>
+      <w:pPr>
+        <w:tabs>
+          <w:tab w:val="num" w:pos="4320"/>
+        </w:tabs>
+        <w:ind w:left="4320" w:hanging="360"/>
+      </w:pPr>
+    </w:lvl>
+    <w:lvl w:ilvl="6" w:tentative="1">
+      <w:start w:val="1"/>
+      <w:numFmt w:val="decimal"/>
+      <w:lvlText w:val="%7."/>
+      <w:lvlJc w:val="left"/>
+      <w:pPr>
+        <w:tabs>
+          <w:tab w:val="num" w:pos="5040"/>
+        </w:tabs>
+        <w:ind w:left="5040" w:hanging="360"/>
+      </w:pPr>
+    </w:lvl>
+    <w:lvl w:ilvl="7" w:tentative="1">
+      <w:start w:val="1"/>
+      <w:numFmt w:val="decimal"/>
+      <w:lvlText w:val="%8."/>
+      <w:lvlJc w:val="left"/>
+      <w:pPr>
+        <w:tabs>
+          <w:tab w:val="num" w:pos="5760"/>
+        </w:tabs>
+        <w:ind w:left="5760" w:hanging="360"/>
+      </w:pPr>
+    </w:lvl>
+    <w:lvl w:ilvl="8" w:tentative="1">
+      <w:start w:val="1"/>
+      <w:numFmt w:val="decimal"/>
+      <w:lvlText w:val="%9."/>
+      <w:lvlJc w:val="left"/>
+      <w:pPr>
+        <w:tabs>
+          <w:tab w:val="num" w:pos="6480"/>
+        </w:tabs>
+        <w:ind w:left="6480" w:hanging="360"/>
+      </w:pPr>
+    </w:lvl>
+  </w:abstractNum>
+  <w:abstractNum w:abstractNumId="21" w15:restartNumberingAfterBreak="0">
     <w:nsid w:val="740959B1"/>
     <w:multiLevelType w:val="multilevel"/>
     <w:tmpl w:val="5F9C3D2E"/>
@@ -10071,7 +10991,7 @@
       </w:pPr>
     </w:lvl>
   </w:abstractNum>
-  <w:abstractNum w:abstractNumId="20" w15:restartNumberingAfterBreak="0">
+  <w:abstractNum w:abstractNumId="22" w15:restartNumberingAfterBreak="0">
     <w:nsid w:val="79D66BD6"/>
     <w:multiLevelType w:val="multilevel"/>
     <w:tmpl w:val="6E542F98"/>
@@ -10220,7 +11140,7 @@
       </w:rPr>
     </w:lvl>
   </w:abstractNum>
-  <w:abstractNum w:abstractNumId="21" w15:restartNumberingAfterBreak="0">
+  <w:abstractNum w:abstractNumId="23" w15:restartNumberingAfterBreak="0">
     <w:nsid w:val="79F32707"/>
     <w:multiLevelType w:val="multilevel"/>
     <w:tmpl w:val="C00E7DFC"/>
@@ -10369,7 +11289,7 @@
       </w:rPr>
     </w:lvl>
   </w:abstractNum>
-  <w:abstractNum w:abstractNumId="22" w15:restartNumberingAfterBreak="0">
+  <w:abstractNum w:abstractNumId="24" w15:restartNumberingAfterBreak="0">
     <w:nsid w:val="7C1A48B3"/>
     <w:multiLevelType w:val="multilevel"/>
     <w:tmpl w:val="9718DD0A"/>
@@ -10518,7 +11438,7 @@
       </w:rPr>
     </w:lvl>
   </w:abstractNum>
-  <w:abstractNum w:abstractNumId="23" w15:restartNumberingAfterBreak="0">
+  <w:abstractNum w:abstractNumId="25" w15:restartNumberingAfterBreak="0">
     <w:nsid w:val="7F135160"/>
     <w:multiLevelType w:val="multilevel"/>
     <w:tmpl w:val="36B4E646"/>
@@ -10668,13 +11588,13 @@
     </w:lvl>
   </w:abstractNum>
   <w:num w:numId="1" w16cid:durableId="1766877170">
+    <w:abstractNumId w:val="25"/>
+  </w:num>
+  <w:num w:numId="2" w16cid:durableId="1421174846">
     <w:abstractNumId w:val="23"/>
   </w:num>
-  <w:num w:numId="2" w16cid:durableId="1421174846">
-    <w:abstractNumId w:val="21"/>
-  </w:num>
   <w:num w:numId="3" w16cid:durableId="1531335868">
-    <w:abstractNumId w:val="17"/>
+    <w:abstractNumId w:val="18"/>
   </w:num>
   <w:num w:numId="4" w16cid:durableId="203520565">
     <w:abstractNumId w:val="2"/>
@@ -10689,10 +11609,10 @@
     <w:abstractNumId w:val="9"/>
   </w:num>
   <w:num w:numId="8" w16cid:durableId="601227783">
-    <w:abstractNumId w:val="16"/>
+    <w:abstractNumId w:val="17"/>
   </w:num>
   <w:num w:numId="9" w16cid:durableId="811601800">
-    <w:abstractNumId w:val="19"/>
+    <w:abstractNumId w:val="21"/>
   </w:num>
   <w:num w:numId="10" w16cid:durableId="1377926272">
     <w:abstractNumId w:val="1"/>
@@ -10704,22 +11624,22 @@
     <w:abstractNumId w:val="3"/>
   </w:num>
   <w:num w:numId="13" w16cid:durableId="1318192660">
-    <w:abstractNumId w:val="12"/>
+    <w:abstractNumId w:val="13"/>
   </w:num>
   <w:num w:numId="14" w16cid:durableId="1278870870">
     <w:abstractNumId w:val="0"/>
   </w:num>
   <w:num w:numId="15" w16cid:durableId="1229420408">
-    <w:abstractNumId w:val="18"/>
+    <w:abstractNumId w:val="19"/>
   </w:num>
   <w:num w:numId="16" w16cid:durableId="35278062">
     <w:abstractNumId w:val="6"/>
   </w:num>
   <w:num w:numId="17" w16cid:durableId="656571900">
-    <w:abstractNumId w:val="22"/>
+    <w:abstractNumId w:val="24"/>
   </w:num>
   <w:num w:numId="18" w16cid:durableId="738987316">
-    <w:abstractNumId w:val="20"/>
+    <w:abstractNumId w:val="22"/>
   </w:num>
   <w:num w:numId="19" w16cid:durableId="1827545819">
     <w:abstractNumId w:val="11"/>
@@ -10728,16 +11648,22 @@
     <w:abstractNumId w:val="4"/>
   </w:num>
   <w:num w:numId="21" w16cid:durableId="485631051">
-    <w:abstractNumId w:val="14"/>
+    <w:abstractNumId w:val="15"/>
   </w:num>
   <w:num w:numId="22" w16cid:durableId="1007252481">
-    <w:abstractNumId w:val="13"/>
+    <w:abstractNumId w:val="14"/>
   </w:num>
   <w:num w:numId="23" w16cid:durableId="1196114546">
     <w:abstractNumId w:val="10"/>
   </w:num>
   <w:num w:numId="24" w16cid:durableId="2129354613">
-    <w:abstractNumId w:val="15"/>
+    <w:abstractNumId w:val="16"/>
+  </w:num>
+  <w:num w:numId="25" w16cid:durableId="101727778">
+    <w:abstractNumId w:val="12"/>
+  </w:num>
+  <w:num w:numId="26" w16cid:durableId="901251697">
+    <w:abstractNumId w:val="20"/>
   </w:num>
 </w:numbering>
 </file>
@@ -11345,7 +12271,6 @@
   <w:style w:type="character" w:default="1" w:styleId="DefaultParagraphFont">
     <w:name w:val="Default Paragraph Font"/>
     <w:uiPriority w:val="1"/>
-    <w:semiHidden/>
     <w:unhideWhenUsed/>
   </w:style>
   <w:style w:type="table" w:default="1" w:styleId="TableNormal">

--- a/Telco Project.docx
+++ b/Telco Project.docx
@@ -15792,18 +15792,7 @@
           <w:szCs w:val="28"/>
           <w:lang w:bidi="th-TH"/>
         </w:rPr>
-        <w:t>8</w:t>
-      </w:r>
-      <w:r>
-        <w:rPr>
-          <w:rFonts w:ascii="TH Sarabun New" w:hAnsi="TH Sarabun New" w:cs="TH Sarabun New"/>
-          <w:b/>
-          <w:bCs/>
-          <w:sz w:val="28"/>
-          <w:szCs w:val="28"/>
-          <w:lang w:bidi="th-TH"/>
-        </w:rPr>
-        <w:t xml:space="preserve">. </w:t>
+        <w:t xml:space="preserve">8. </w:t>
       </w:r>
       <w:r>
         <w:rPr>
@@ -15836,23 +15825,90 @@
           <w:cs/>
           <w:lang w:bidi="th-TH"/>
         </w:rPr>
-        <w:t xml:space="preserve">ผลการทดลองชี้ให้เห็นว่าสัดส่วนของข้อมูลฝึกฝนมีผลกระทบต่อประสิทธิภาพของโมเดล โดยเฉพาะอย่างยิ่งในกรณีของ </w:t>
-      </w:r>
-      <w:r>
-        <w:rPr>
-          <w:rFonts w:ascii="TH Sarabun New" w:hAnsi="TH Sarabun New" w:cs="TH Sarabun New"/>
-          <w:sz w:val="28"/>
-          <w:szCs w:val="28"/>
-          <w:lang w:bidi="th-TH"/>
-        </w:rPr>
-        <w:t>Multi-Layer Perceptron (MLP)</w:t>
+        <w:t>จากการพิจารณาค่า</w:t>
+      </w:r>
+      <w:r>
+        <w:rPr>
+          <w:rFonts w:ascii="TH Sarabun New" w:hAnsi="TH Sarabun New" w:cs="TH Sarabun New"/>
+          <w:sz w:val="28"/>
+          <w:szCs w:val="28"/>
+          <w:lang w:bidi="th-TH"/>
+        </w:rPr>
+        <w:t xml:space="preserve"> Accuracy </w:t>
+      </w:r>
+      <w:r>
+        <w:rPr>
+          <w:rFonts w:ascii="TH Sarabun New" w:hAnsi="TH Sarabun New" w:cs="TH Sarabun New"/>
+          <w:sz w:val="28"/>
+          <w:szCs w:val="28"/>
+          <w:cs/>
+          <w:lang w:bidi="th-TH"/>
+        </w:rPr>
+        <w:t>และ</w:t>
+      </w:r>
+      <w:r>
+        <w:rPr>
+          <w:rFonts w:ascii="TH Sarabun New" w:hAnsi="TH Sarabun New" w:cs="TH Sarabun New"/>
+          <w:sz w:val="28"/>
+          <w:szCs w:val="28"/>
+          <w:lang w:bidi="th-TH"/>
+        </w:rPr>
+        <w:t xml:space="preserve"> Confusion Matrix </w:t>
+      </w:r>
+      <w:r>
+        <w:rPr>
+          <w:rFonts w:ascii="TH Sarabun New" w:hAnsi="TH Sarabun New" w:cs="TH Sarabun New"/>
+          <w:sz w:val="28"/>
+          <w:szCs w:val="28"/>
+          <w:cs/>
+          <w:lang w:bidi="th-TH"/>
+        </w:rPr>
+        <w:t>จากการทดลองในสัดส่วนการแบ่งข้อมูลทั้งสองแบบ (</w:t>
+      </w:r>
+      <w:r>
+        <w:rPr>
+          <w:rFonts w:ascii="TH Sarabun New" w:hAnsi="TH Sarabun New" w:cs="TH Sarabun New"/>
+          <w:sz w:val="28"/>
+          <w:szCs w:val="28"/>
+          <w:lang w:bidi="th-TH"/>
+        </w:rPr>
+        <w:t xml:space="preserve">80:20 </w:t>
+      </w:r>
+      <w:r>
+        <w:rPr>
+          <w:rFonts w:ascii="TH Sarabun New" w:hAnsi="TH Sarabun New" w:cs="TH Sarabun New"/>
+          <w:sz w:val="28"/>
+          <w:szCs w:val="28"/>
+          <w:cs/>
+          <w:lang w:bidi="th-TH"/>
+        </w:rPr>
+        <w:t xml:space="preserve">และ </w:t>
+      </w:r>
+      <w:r>
+        <w:rPr>
+          <w:rFonts w:ascii="TH Sarabun New" w:hAnsi="TH Sarabun New" w:cs="TH Sarabun New"/>
+          <w:sz w:val="28"/>
+          <w:szCs w:val="28"/>
+          <w:lang w:bidi="th-TH"/>
+        </w:rPr>
+        <w:t xml:space="preserve">70:30) </w:t>
+      </w:r>
+      <w:r>
+        <w:rPr>
+          <w:rFonts w:ascii="TH Sarabun New" w:hAnsi="TH Sarabun New" w:cs="TH Sarabun New"/>
+          <w:sz w:val="28"/>
+          <w:szCs w:val="28"/>
+          <w:cs/>
+          <w:lang w:bidi="th-TH"/>
+        </w:rPr>
+        <w:t>สามารถสรุปผลการเปรียบเทียบโมเดลต่างๆ ได้ดังนี้</w:t>
       </w:r>
     </w:p>
     <w:p>
       <w:pPr>
         <w:numPr>
           <w:ilvl w:val="0"/>
-          <w:numId w:val="40"/>
+          <w:numId w:val="44"/>
         </w:numPr>
         <w:rPr>
           <w:rFonts w:ascii="TH Sarabun New" w:hAnsi="TH Sarabun New" w:cs="TH Sarabun New"/>
@@ -15864,8 +15920,6 @@
       <w:r>
         <w:rPr>
           <w:rFonts w:ascii="TH Sarabun New" w:hAnsi="TH Sarabun New" w:cs="TH Sarabun New"/>
-          <w:b/>
-          <w:bCs/>
           <w:sz w:val="28"/>
           <w:szCs w:val="28"/>
           <w:cs/>
@@ -15876,14 +15930,109 @@
       <w:r>
         <w:rPr>
           <w:rFonts w:ascii="TH Sarabun New" w:hAnsi="TH Sarabun New" w:cs="TH Sarabun New"/>
-          <w:b/>
-          <w:bCs/>
-          <w:sz w:val="28"/>
-          <w:szCs w:val="28"/>
-          <w:lang w:bidi="th-TH"/>
-        </w:rPr>
-        <w:t>Accuracy):</w:t>
-      </w:r>
+          <w:sz w:val="28"/>
+          <w:szCs w:val="28"/>
+          <w:lang w:bidi="th-TH"/>
+        </w:rPr>
+        <w:t xml:space="preserve">Accuracy): </w:t>
+      </w:r>
+      <w:r>
+        <w:rPr>
+          <w:rFonts w:ascii="TH Sarabun New" w:hAnsi="TH Sarabun New" w:cs="TH Sarabun New"/>
+          <w:sz w:val="28"/>
+          <w:szCs w:val="28"/>
+          <w:cs/>
+          <w:lang w:bidi="th-TH"/>
+        </w:rPr>
+        <w:t>เมื่อพิจารณาค่าความแม่นยำ (</w:t>
+      </w:r>
+      <w:r>
+        <w:rPr>
+          <w:rFonts w:ascii="TH Sarabun New" w:hAnsi="TH Sarabun New" w:cs="TH Sarabun New"/>
+          <w:sz w:val="28"/>
+          <w:szCs w:val="28"/>
+          <w:lang w:bidi="th-TH"/>
+        </w:rPr>
+        <w:t xml:space="preserve">Accuracy) </w:t>
+      </w:r>
+      <w:r>
+        <w:rPr>
+          <w:rFonts w:ascii="TH Sarabun New" w:hAnsi="TH Sarabun New" w:cs="TH Sarabun New"/>
+          <w:sz w:val="28"/>
+          <w:szCs w:val="28"/>
+          <w:cs/>
+          <w:lang w:bidi="th-TH"/>
+        </w:rPr>
+        <w:t>เพียงอย่างเดียว โมเดล</w:t>
+      </w:r>
+      <w:r>
+        <w:rPr>
+          <w:rFonts w:ascii="TH Sarabun New" w:hAnsi="TH Sarabun New" w:cs="TH Sarabun New"/>
+          <w:sz w:val="28"/>
+          <w:szCs w:val="28"/>
+          <w:lang w:bidi="th-TH"/>
+        </w:rPr>
+        <w:t xml:space="preserve"> MLP </w:t>
+      </w:r>
+      <w:r>
+        <w:rPr>
+          <w:rFonts w:ascii="TH Sarabun New" w:hAnsi="TH Sarabun New" w:cs="TH Sarabun New"/>
+          <w:sz w:val="28"/>
+          <w:szCs w:val="28"/>
+          <w:cs/>
+          <w:lang w:bidi="th-TH"/>
+        </w:rPr>
+        <w:t>ให้ผลลัพธ์ที่ดีที่สุดในกรณีที่ใช้ข้อมูลฝึกฝน</w:t>
+      </w:r>
+      <w:r>
+        <w:rPr>
+          <w:rFonts w:ascii="TH Sarabun New" w:hAnsi="TH Sarabun New" w:cs="TH Sarabun New"/>
+          <w:sz w:val="28"/>
+          <w:szCs w:val="28"/>
+          <w:lang w:bidi="th-TH"/>
+        </w:rPr>
+        <w:t xml:space="preserve"> 80% </w:t>
+      </w:r>
+      <w:r>
+        <w:rPr>
+          <w:rFonts w:ascii="TH Sarabun New" w:hAnsi="TH Sarabun New" w:cs="TH Sarabun New"/>
+          <w:sz w:val="28"/>
+          <w:szCs w:val="28"/>
+          <w:cs/>
+          <w:lang w:bidi="th-TH"/>
+        </w:rPr>
+        <w:t>โดยมีค่าความแม่นยำสูงถึง</w:t>
+      </w:r>
+      <w:r>
+        <w:rPr>
+          <w:rFonts w:ascii="TH Sarabun New" w:hAnsi="TH Sarabun New" w:cs="TH Sarabun New"/>
+          <w:sz w:val="28"/>
+          <w:szCs w:val="28"/>
+          <w:lang w:bidi="th-TH"/>
+        </w:rPr>
+        <w:t xml:space="preserve"> 78.99% </w:t>
+      </w:r>
+      <w:r>
+        <w:rPr>
+          <w:rFonts w:ascii="TH Sarabun New" w:hAnsi="TH Sarabun New" w:cs="TH Sarabun New"/>
+          <w:sz w:val="28"/>
+          <w:szCs w:val="28"/>
+          <w:cs/>
+          <w:lang w:bidi="th-TH"/>
+        </w:rPr>
+        <w:t xml:space="preserve">ตามมาด้วยโมเดล </w:t>
+      </w:r>
+      <w:proofErr w:type="spellStart"/>
+      <w:r>
+        <w:rPr>
+          <w:rFonts w:ascii="TH Sarabun New" w:hAnsi="TH Sarabun New" w:cs="TH Sarabun New"/>
+          <w:sz w:val="28"/>
+          <w:szCs w:val="28"/>
+          <w:lang w:bidi="th-TH"/>
+        </w:rPr>
+        <w:t>XGBoost</w:t>
+      </w:r>
+      <w:proofErr w:type="spellEnd"/>
       <w:r>
         <w:rPr>
           <w:rFonts w:ascii="TH Sarabun New" w:hAnsi="TH Sarabun New" w:cs="TH Sarabun New"/>
@@ -15901,157 +16050,178 @@
           <w:cs/>
           <w:lang w:bidi="th-TH"/>
         </w:rPr>
-        <w:t>การลดขนาดของชุดข้อมูลฝึกจาก</w:t>
-      </w:r>
-      <w:r>
-        <w:rPr>
-          <w:rFonts w:ascii="TH Sarabun New" w:hAnsi="TH Sarabun New" w:cs="TH Sarabun New"/>
-          <w:sz w:val="28"/>
-          <w:szCs w:val="28"/>
-          <w:lang w:bidi="th-TH"/>
-        </w:rPr>
-        <w:t xml:space="preserve"> 80% </w:t>
-      </w:r>
-      <w:r>
-        <w:rPr>
-          <w:rFonts w:ascii="TH Sarabun New" w:hAnsi="TH Sarabun New" w:cs="TH Sarabun New"/>
-          <w:sz w:val="28"/>
-          <w:szCs w:val="28"/>
-          <w:cs/>
-          <w:lang w:bidi="th-TH"/>
-        </w:rPr>
-        <w:t>เป็น</w:t>
-      </w:r>
-      <w:r>
-        <w:rPr>
-          <w:rFonts w:ascii="TH Sarabun New" w:hAnsi="TH Sarabun New" w:cs="TH Sarabun New"/>
-          <w:sz w:val="28"/>
-          <w:szCs w:val="28"/>
-          <w:lang w:bidi="th-TH"/>
-        </w:rPr>
-        <w:t xml:space="preserve"> 70% </w:t>
-      </w:r>
-      <w:r>
-        <w:rPr>
-          <w:rFonts w:ascii="TH Sarabun New" w:hAnsi="TH Sarabun New" w:cs="TH Sarabun New"/>
-          <w:sz w:val="28"/>
-          <w:szCs w:val="28"/>
-          <w:cs/>
-          <w:lang w:bidi="th-TH"/>
-        </w:rPr>
-        <w:t>ทำให้ค่าความแม่นยำโดยรวม (</w:t>
-      </w:r>
-      <w:r>
-        <w:rPr>
-          <w:rFonts w:ascii="TH Sarabun New" w:hAnsi="TH Sarabun New" w:cs="TH Sarabun New"/>
-          <w:sz w:val="28"/>
-          <w:szCs w:val="28"/>
-          <w:lang w:bidi="th-TH"/>
-        </w:rPr>
-        <w:t xml:space="preserve">Accuracy) </w:t>
-      </w:r>
-      <w:r>
-        <w:rPr>
-          <w:rFonts w:ascii="TH Sarabun New" w:hAnsi="TH Sarabun New" w:cs="TH Sarabun New"/>
-          <w:sz w:val="28"/>
-          <w:szCs w:val="28"/>
-          <w:cs/>
-          <w:lang w:bidi="th-TH"/>
-        </w:rPr>
-        <w:t>ของทุกโมเดลลดลงเล็กน้อย อย่างไรก็ตาม โมเดล</w:t>
-      </w:r>
-      <w:r>
-        <w:rPr>
-          <w:rFonts w:ascii="TH Sarabun New" w:hAnsi="TH Sarabun New" w:cs="TH Sarabun New"/>
-          <w:sz w:val="28"/>
-          <w:szCs w:val="28"/>
-          <w:lang w:bidi="th-TH"/>
-        </w:rPr>
-        <w:t xml:space="preserve"> </w:t>
-      </w:r>
-      <w:r>
-        <w:rPr>
-          <w:rFonts w:ascii="TH Sarabun New" w:hAnsi="TH Sarabun New" w:cs="TH Sarabun New"/>
-          <w:b/>
-          <w:bCs/>
-          <w:sz w:val="28"/>
-          <w:szCs w:val="28"/>
-          <w:lang w:bidi="th-TH"/>
-        </w:rPr>
-        <w:t>MLP</w:t>
-      </w:r>
-      <w:r>
-        <w:rPr>
-          <w:rFonts w:ascii="TH Sarabun New" w:hAnsi="TH Sarabun New" w:cs="TH Sarabun New"/>
-          <w:sz w:val="28"/>
-          <w:szCs w:val="28"/>
-          <w:lang w:bidi="th-TH"/>
-        </w:rPr>
-        <w:t xml:space="preserve"> </w:t>
-      </w:r>
-      <w:r>
-        <w:rPr>
-          <w:rFonts w:ascii="TH Sarabun New" w:hAnsi="TH Sarabun New" w:cs="TH Sarabun New"/>
-          <w:sz w:val="28"/>
-          <w:szCs w:val="28"/>
-          <w:cs/>
-          <w:lang w:bidi="th-TH"/>
-        </w:rPr>
-        <w:t xml:space="preserve">แสดงความอ่อนไหวต่อขนาดของข้อมูลมากที่สุด โดยมีค่า </w:t>
-      </w:r>
-      <w:r>
-        <w:rPr>
-          <w:rFonts w:ascii="TH Sarabun New" w:hAnsi="TH Sarabun New" w:cs="TH Sarabun New"/>
-          <w:sz w:val="28"/>
-          <w:szCs w:val="28"/>
-          <w:lang w:bidi="th-TH"/>
-        </w:rPr>
-        <w:t xml:space="preserve">Accuracy </w:t>
-      </w:r>
-      <w:r>
-        <w:rPr>
-          <w:rFonts w:ascii="TH Sarabun New" w:hAnsi="TH Sarabun New" w:cs="TH Sarabun New"/>
-          <w:sz w:val="28"/>
-          <w:szCs w:val="28"/>
-          <w:cs/>
-          <w:lang w:bidi="th-TH"/>
-        </w:rPr>
-        <w:t>ลดลงอย่างรุนแรงจาก</w:t>
-      </w:r>
-      <w:r>
-        <w:rPr>
-          <w:rFonts w:ascii="TH Sarabun New" w:hAnsi="TH Sarabun New" w:cs="TH Sarabun New"/>
-          <w:sz w:val="28"/>
-          <w:szCs w:val="28"/>
-          <w:lang w:bidi="th-TH"/>
-        </w:rPr>
-        <w:t xml:space="preserve"> 78.99% </w:t>
-      </w:r>
-      <w:r>
-        <w:rPr>
-          <w:rFonts w:ascii="TH Sarabun New" w:hAnsi="TH Sarabun New" w:cs="TH Sarabun New"/>
-          <w:sz w:val="28"/>
-          <w:szCs w:val="28"/>
-          <w:cs/>
-          <w:lang w:bidi="th-TH"/>
-        </w:rPr>
-        <w:t>เหลือเพียง</w:t>
-      </w:r>
-      <w:r>
-        <w:rPr>
-          <w:rFonts w:ascii="TH Sarabun New" w:hAnsi="TH Sarabun New" w:cs="TH Sarabun New"/>
-          <w:sz w:val="28"/>
-          <w:szCs w:val="28"/>
-          <w:lang w:bidi="th-TH"/>
-        </w:rPr>
-        <w:t xml:space="preserve"> 63.66% .</w:t>
+        <w:t>ที่มีค่าใกล้เคียงกันที่</w:t>
+      </w:r>
+      <w:r>
+        <w:rPr>
+          <w:rFonts w:ascii="TH Sarabun New" w:hAnsi="TH Sarabun New" w:cs="TH Sarabun New"/>
+          <w:sz w:val="28"/>
+          <w:szCs w:val="28"/>
+          <w:lang w:bidi="th-TH"/>
+        </w:rPr>
+        <w:t xml:space="preserve"> 78.57%</w:t>
       </w:r>
     </w:p>
     <w:p>
       <w:pPr>
+        <w:ind w:left="360"/>
+        <w:rPr>
+          <w:rFonts w:ascii="TH Sarabun New" w:hAnsi="TH Sarabun New" w:cs="TH Sarabun New"/>
+          <w:sz w:val="28"/>
+          <w:szCs w:val="28"/>
+          <w:lang w:bidi="th-TH"/>
+        </w:rPr>
+      </w:pPr>
+      <w:r>
+        <w:rPr>
+          <w:rFonts w:ascii="TH Sarabun New" w:hAnsi="TH Sarabun New" w:cs="TH Sarabun New"/>
+          <w:sz w:val="28"/>
+          <w:szCs w:val="28"/>
+          <w:cs/>
+          <w:lang w:bidi="th-TH"/>
+        </w:rPr>
+        <w:t>อย่างไรก็ตาม ในสัดส่วน</w:t>
+      </w:r>
+      <w:r>
+        <w:rPr>
+          <w:rFonts w:ascii="TH Sarabun New" w:hAnsi="TH Sarabun New" w:cs="TH Sarabun New"/>
+          <w:sz w:val="28"/>
+          <w:szCs w:val="28"/>
+          <w:lang w:bidi="th-TH"/>
+        </w:rPr>
+        <w:t xml:space="preserve"> 70:30 </w:t>
+      </w:r>
+      <w:r>
+        <w:rPr>
+          <w:rFonts w:ascii="TH Sarabun New" w:hAnsi="TH Sarabun New" w:cs="TH Sarabun New"/>
+          <w:sz w:val="28"/>
+          <w:szCs w:val="28"/>
+          <w:cs/>
+          <w:lang w:bidi="th-TH"/>
+        </w:rPr>
+        <w:t xml:space="preserve">ค่า </w:t>
+      </w:r>
+      <w:r>
+        <w:rPr>
+          <w:rFonts w:ascii="TH Sarabun New" w:hAnsi="TH Sarabun New" w:cs="TH Sarabun New"/>
+          <w:sz w:val="28"/>
+          <w:szCs w:val="28"/>
+          <w:lang w:bidi="th-TH"/>
+        </w:rPr>
+        <w:t xml:space="preserve">Accuracy </w:t>
+      </w:r>
+      <w:r>
+        <w:rPr>
+          <w:rFonts w:ascii="TH Sarabun New" w:hAnsi="TH Sarabun New" w:cs="TH Sarabun New"/>
+          <w:sz w:val="28"/>
+          <w:szCs w:val="28"/>
+          <w:cs/>
+          <w:lang w:bidi="th-TH"/>
+        </w:rPr>
+        <w:t xml:space="preserve">ของ </w:t>
+      </w:r>
+      <w:r>
+        <w:rPr>
+          <w:rFonts w:ascii="TH Sarabun New" w:hAnsi="TH Sarabun New" w:cs="TH Sarabun New"/>
+          <w:sz w:val="28"/>
+          <w:szCs w:val="28"/>
+          <w:lang w:bidi="th-TH"/>
+        </w:rPr>
+        <w:t xml:space="preserve">MLP </w:t>
+      </w:r>
+      <w:r>
+        <w:rPr>
+          <w:rFonts w:ascii="TH Sarabun New" w:hAnsi="TH Sarabun New" w:cs="TH Sarabun New"/>
+          <w:sz w:val="28"/>
+          <w:szCs w:val="28"/>
+          <w:cs/>
+          <w:lang w:bidi="th-TH"/>
+        </w:rPr>
+        <w:t>ลดลงอย่างรุนแรงเหลือเพียง</w:t>
+      </w:r>
+      <w:r>
+        <w:rPr>
+          <w:rFonts w:ascii="TH Sarabun New" w:hAnsi="TH Sarabun New" w:cs="TH Sarabun New"/>
+          <w:sz w:val="28"/>
+          <w:szCs w:val="28"/>
+          <w:lang w:bidi="th-TH"/>
+        </w:rPr>
+        <w:t xml:space="preserve"> 63.66% </w:t>
+      </w:r>
+      <w:r>
+        <w:rPr>
+          <w:rFonts w:ascii="TH Sarabun New" w:hAnsi="TH Sarabun New" w:cs="TH Sarabun New"/>
+          <w:sz w:val="28"/>
+          <w:szCs w:val="28"/>
+          <w:cs/>
+          <w:lang w:bidi="th-TH"/>
+        </w:rPr>
+        <w:t xml:space="preserve">ในขณะที่โมเดล </w:t>
+      </w:r>
+      <w:r>
+        <w:rPr>
+          <w:rFonts w:ascii="TH Sarabun New" w:hAnsi="TH Sarabun New" w:cs="TH Sarabun New"/>
+          <w:sz w:val="28"/>
+          <w:szCs w:val="28"/>
+          <w:lang w:bidi="th-TH"/>
+        </w:rPr>
+        <w:t xml:space="preserve">Random Forest </w:t>
+      </w:r>
+      <w:r>
+        <w:rPr>
+          <w:rFonts w:ascii="TH Sarabun New" w:hAnsi="TH Sarabun New" w:cs="TH Sarabun New"/>
+          <w:sz w:val="28"/>
+          <w:szCs w:val="28"/>
+          <w:cs/>
+          <w:lang w:bidi="th-TH"/>
+        </w:rPr>
+        <w:t xml:space="preserve">และ </w:t>
+      </w:r>
+      <w:proofErr w:type="spellStart"/>
+      <w:r>
+        <w:rPr>
+          <w:rFonts w:ascii="TH Sarabun New" w:hAnsi="TH Sarabun New" w:cs="TH Sarabun New"/>
+          <w:sz w:val="28"/>
+          <w:szCs w:val="28"/>
+          <w:lang w:bidi="th-TH"/>
+        </w:rPr>
+        <w:t>XGBoost</w:t>
+      </w:r>
+      <w:proofErr w:type="spellEnd"/>
+      <w:r>
+        <w:rPr>
+          <w:rFonts w:ascii="TH Sarabun New" w:hAnsi="TH Sarabun New" w:cs="TH Sarabun New"/>
+          <w:sz w:val="28"/>
+          <w:szCs w:val="28"/>
+          <w:lang w:bidi="th-TH"/>
+        </w:rPr>
+        <w:t xml:space="preserve"> </w:t>
+      </w:r>
+      <w:r>
+        <w:rPr>
+          <w:rFonts w:ascii="TH Sarabun New" w:hAnsi="TH Sarabun New" w:cs="TH Sarabun New"/>
+          <w:sz w:val="28"/>
+          <w:szCs w:val="28"/>
+          <w:cs/>
+          <w:lang w:bidi="th-TH"/>
+        </w:rPr>
+        <w:t>ยังคงรักษาระดับความแม่นยำไว้ได้ใกล้เคียงกับสัดส่วน</w:t>
+      </w:r>
+      <w:r>
+        <w:rPr>
+          <w:rFonts w:ascii="TH Sarabun New" w:hAnsi="TH Sarabun New" w:cs="TH Sarabun New"/>
+          <w:sz w:val="28"/>
+          <w:szCs w:val="28"/>
+          <w:lang w:bidi="th-TH"/>
+        </w:rPr>
+        <w:t xml:space="preserve"> 80:20</w:t>
+      </w:r>
+    </w:p>
+    <w:p>
+      <w:pPr>
         <w:numPr>
           <w:ilvl w:val="0"/>
-          <w:numId w:val="40"/>
+          <w:numId w:val="44"/>
         </w:numPr>
         <w:rPr>
           <w:rFonts w:ascii="TH Sarabun New" w:hAnsi="TH Sarabun New" w:cs="TH Sarabun New"/>
@@ -16063,302 +16233,185 @@
       <w:r>
         <w:rPr>
           <w:rFonts w:ascii="TH Sarabun New" w:hAnsi="TH Sarabun New" w:cs="TH Sarabun New"/>
-          <w:b/>
-          <w:bCs/>
-          <w:sz w:val="28"/>
-          <w:szCs w:val="28"/>
-          <w:cs/>
-          <w:lang w:bidi="th-TH"/>
-        </w:rPr>
-        <w:t>ผลกระทบต่อการทำนายกลุ่มเป้าหมาย (</w:t>
-      </w:r>
-      <w:r>
-        <w:rPr>
-          <w:rFonts w:ascii="TH Sarabun New" w:hAnsi="TH Sarabun New" w:cs="TH Sarabun New"/>
-          <w:b/>
-          <w:bCs/>
-          <w:sz w:val="28"/>
-          <w:szCs w:val="28"/>
-          <w:lang w:bidi="th-TH"/>
-        </w:rPr>
-        <w:t>Churn):</w:t>
-      </w:r>
-      <w:r>
-        <w:rPr>
-          <w:rFonts w:ascii="TH Sarabun New" w:hAnsi="TH Sarabun New" w:cs="TH Sarabun New"/>
-          <w:sz w:val="28"/>
-          <w:szCs w:val="28"/>
-          <w:lang w:bidi="th-TH"/>
-        </w:rPr>
-        <w:t xml:space="preserve"> </w:t>
-      </w:r>
-      <w:r>
-        <w:rPr>
-          <w:rFonts w:ascii="TH Sarabun New" w:hAnsi="TH Sarabun New" w:cs="TH Sarabun New"/>
-          <w:sz w:val="28"/>
-          <w:szCs w:val="28"/>
-          <w:cs/>
-          <w:lang w:bidi="th-TH"/>
-        </w:rPr>
-        <w:t xml:space="preserve">สำหรับปัญหา </w:t>
-      </w:r>
-      <w:r>
-        <w:rPr>
-          <w:rFonts w:ascii="TH Sarabun New" w:hAnsi="TH Sarabun New" w:cs="TH Sarabun New"/>
-          <w:sz w:val="28"/>
-          <w:szCs w:val="28"/>
-          <w:lang w:bidi="th-TH"/>
-        </w:rPr>
-        <w:t xml:space="preserve">Customer Churn </w:t>
-      </w:r>
-      <w:r>
-        <w:rPr>
-          <w:rFonts w:ascii="TH Sarabun New" w:hAnsi="TH Sarabun New" w:cs="TH Sarabun New"/>
-          <w:sz w:val="28"/>
-          <w:szCs w:val="28"/>
-          <w:cs/>
-          <w:lang w:bidi="th-TH"/>
-        </w:rPr>
-        <w:t>ที่ข้อมูลไม่สมดุล (</w:t>
-      </w:r>
-      <w:r>
-        <w:rPr>
-          <w:rFonts w:ascii="TH Sarabun New" w:hAnsi="TH Sarabun New" w:cs="TH Sarabun New"/>
-          <w:sz w:val="28"/>
-          <w:szCs w:val="28"/>
-          <w:lang w:bidi="th-TH"/>
-        </w:rPr>
-        <w:t xml:space="preserve">Imbalanced Data) </w:t>
-      </w:r>
-      <w:r>
-        <w:rPr>
-          <w:rFonts w:ascii="TH Sarabun New" w:hAnsi="TH Sarabun New" w:cs="TH Sarabun New"/>
-          <w:sz w:val="28"/>
-          <w:szCs w:val="28"/>
-          <w:cs/>
-          <w:lang w:bidi="th-TH"/>
-        </w:rPr>
-        <w:t>เราควรให้ความสำคัญกับ</w:t>
-      </w:r>
-      <w:r>
-        <w:rPr>
-          <w:rFonts w:ascii="TH Sarabun New" w:hAnsi="TH Sarabun New" w:cs="TH Sarabun New"/>
-          <w:sz w:val="28"/>
-          <w:szCs w:val="28"/>
-          <w:lang w:bidi="th-TH"/>
-        </w:rPr>
-        <w:t xml:space="preserve"> </w:t>
-      </w:r>
-      <w:r>
-        <w:rPr>
-          <w:rFonts w:ascii="TH Sarabun New" w:hAnsi="TH Sarabun New" w:cs="TH Sarabun New"/>
-          <w:b/>
-          <w:bCs/>
-          <w:sz w:val="28"/>
-          <w:szCs w:val="28"/>
-          <w:lang w:bidi="th-TH"/>
-        </w:rPr>
-        <w:t>F1-Score</w:t>
-      </w:r>
-      <w:r>
-        <w:rPr>
-          <w:rFonts w:ascii="TH Sarabun New" w:hAnsi="TH Sarabun New" w:cs="TH Sarabun New"/>
-          <w:sz w:val="28"/>
-          <w:szCs w:val="28"/>
-          <w:lang w:bidi="th-TH"/>
-        </w:rPr>
-        <w:t xml:space="preserve"> </w:t>
-      </w:r>
-      <w:r>
-        <w:rPr>
-          <w:rFonts w:ascii="TH Sarabun New" w:hAnsi="TH Sarabun New" w:cs="TH Sarabun New"/>
-          <w:sz w:val="28"/>
-          <w:szCs w:val="28"/>
-          <w:cs/>
-          <w:lang w:bidi="th-TH"/>
-        </w:rPr>
-        <w:t>สำหรับคลาส</w:t>
-      </w:r>
-      <w:r>
-        <w:rPr>
-          <w:rFonts w:ascii="TH Sarabun New" w:hAnsi="TH Sarabun New" w:cs="TH Sarabun New"/>
-          <w:sz w:val="28"/>
-          <w:szCs w:val="28"/>
-          <w:lang w:bidi="th-TH"/>
-        </w:rPr>
-        <w:t xml:space="preserve"> </w:t>
-      </w:r>
-      <w:r>
-        <w:rPr>
-          <w:rFonts w:ascii="TH Sarabun New" w:hAnsi="TH Sarabun New" w:cs="TH Sarabun New"/>
-          <w:b/>
-          <w:bCs/>
-          <w:sz w:val="28"/>
-          <w:szCs w:val="28"/>
-          <w:lang w:bidi="th-TH"/>
-        </w:rPr>
-        <w:t>"Yes" (Churn)</w:t>
-      </w:r>
-      <w:r>
-        <w:rPr>
-          <w:rFonts w:ascii="TH Sarabun New" w:hAnsi="TH Sarabun New" w:cs="TH Sarabun New"/>
-          <w:sz w:val="28"/>
-          <w:szCs w:val="28"/>
-          <w:lang w:bidi="th-TH"/>
-        </w:rPr>
-        <w:t xml:space="preserve"> </w:t>
-      </w:r>
-      <w:r>
-        <w:rPr>
-          <w:rFonts w:ascii="TH Sarabun New" w:hAnsi="TH Sarabun New" w:cs="TH Sarabun New"/>
-          <w:sz w:val="28"/>
-          <w:szCs w:val="28"/>
-          <w:cs/>
-          <w:lang w:bidi="th-TH"/>
-        </w:rPr>
-        <w:t xml:space="preserve">มากกว่าค่า </w:t>
-      </w:r>
-      <w:r>
-        <w:rPr>
-          <w:rFonts w:ascii="TH Sarabun New" w:hAnsi="TH Sarabun New" w:cs="TH Sarabun New"/>
-          <w:sz w:val="28"/>
-          <w:szCs w:val="28"/>
-          <w:lang w:bidi="th-TH"/>
-        </w:rPr>
-        <w:t xml:space="preserve">Accuracy </w:t>
-      </w:r>
-      <w:r>
-        <w:rPr>
-          <w:rFonts w:ascii="TH Sarabun New" w:hAnsi="TH Sarabun New" w:cs="TH Sarabun New"/>
-          <w:sz w:val="28"/>
-          <w:szCs w:val="28"/>
-          <w:cs/>
-          <w:lang w:bidi="th-TH"/>
-        </w:rPr>
-        <w:t xml:space="preserve">โดยรวม เพราะ </w:t>
-      </w:r>
-      <w:r>
-        <w:rPr>
-          <w:rFonts w:ascii="TH Sarabun New" w:hAnsi="TH Sarabun New" w:cs="TH Sarabun New"/>
-          <w:sz w:val="28"/>
-          <w:szCs w:val="28"/>
-          <w:lang w:bidi="th-TH"/>
-        </w:rPr>
-        <w:t xml:space="preserve">F1-Score </w:t>
-      </w:r>
-      <w:r>
-        <w:rPr>
-          <w:rFonts w:ascii="TH Sarabun New" w:hAnsi="TH Sarabun New" w:cs="TH Sarabun New"/>
-          <w:sz w:val="28"/>
-          <w:szCs w:val="28"/>
-          <w:cs/>
-          <w:lang w:bidi="th-TH"/>
-        </w:rPr>
-        <w:t xml:space="preserve">เป็นค่าเฉลี่ยที่สมดุลระหว่าง </w:t>
-      </w:r>
-      <w:r>
-        <w:rPr>
-          <w:rFonts w:ascii="TH Sarabun New" w:hAnsi="TH Sarabun New" w:cs="TH Sarabun New"/>
-          <w:sz w:val="28"/>
-          <w:szCs w:val="28"/>
-          <w:lang w:bidi="th-TH"/>
-        </w:rPr>
-        <w:t>Precision (</w:t>
-      </w:r>
-      <w:r>
-        <w:rPr>
-          <w:rFonts w:ascii="TH Sarabun New" w:hAnsi="TH Sarabun New" w:cs="TH Sarabun New"/>
-          <w:sz w:val="28"/>
-          <w:szCs w:val="28"/>
-          <w:cs/>
-          <w:lang w:bidi="th-TH"/>
-        </w:rPr>
-        <w:t xml:space="preserve">ความแม่นยำในการทำนาย) และ </w:t>
-      </w:r>
-      <w:r>
-        <w:rPr>
-          <w:rFonts w:ascii="TH Sarabun New" w:hAnsi="TH Sarabun New" w:cs="TH Sarabun New"/>
-          <w:sz w:val="28"/>
-          <w:szCs w:val="28"/>
-          <w:lang w:bidi="th-TH"/>
-        </w:rPr>
-        <w:t>Recall (</w:t>
-      </w:r>
-      <w:r>
-        <w:rPr>
-          <w:rFonts w:ascii="TH Sarabun New" w:hAnsi="TH Sarabun New" w:cs="TH Sarabun New"/>
-          <w:sz w:val="28"/>
-          <w:szCs w:val="28"/>
-          <w:cs/>
-          <w:lang w:bidi="th-TH"/>
-        </w:rPr>
-        <w:t>ความสามารถในการค้นหาลูกค้าที่ยกเลิกบริการทั้งหมด)</w:t>
+          <w:sz w:val="28"/>
+          <w:szCs w:val="28"/>
+          <w:cs/>
+          <w:lang w:bidi="th-TH"/>
+        </w:rPr>
+        <w:t xml:space="preserve">การวิเคราะห์จาก </w:t>
+      </w:r>
+      <w:r>
+        <w:rPr>
+          <w:rFonts w:ascii="TH Sarabun New" w:hAnsi="TH Sarabun New" w:cs="TH Sarabun New"/>
+          <w:sz w:val="28"/>
+          <w:szCs w:val="28"/>
+          <w:lang w:bidi="th-TH"/>
+        </w:rPr>
+        <w:t xml:space="preserve">Confusion Matrix: </w:t>
+      </w:r>
+      <w:r>
+        <w:rPr>
+          <w:rFonts w:ascii="TH Sarabun New" w:hAnsi="TH Sarabun New" w:cs="TH Sarabun New"/>
+          <w:sz w:val="28"/>
+          <w:szCs w:val="28"/>
+          <w:cs/>
+          <w:lang w:bidi="th-TH"/>
+        </w:rPr>
+        <w:t>ตารางความสับสนช่วยให้เราเข้าใจว่าโมเดลทำนายผิดพลาดในลักษณะใด จากผลการทดลองในสัดส่วน</w:t>
+      </w:r>
+      <w:r>
+        <w:rPr>
+          <w:rFonts w:ascii="TH Sarabun New" w:hAnsi="TH Sarabun New" w:cs="TH Sarabun New"/>
+          <w:sz w:val="28"/>
+          <w:szCs w:val="28"/>
+          <w:lang w:bidi="th-TH"/>
+        </w:rPr>
+        <w:t xml:space="preserve"> 80:20 </w:t>
+      </w:r>
+      <w:r>
+        <w:rPr>
+          <w:rFonts w:ascii="TH Sarabun New" w:hAnsi="TH Sarabun New" w:cs="TH Sarabun New"/>
+          <w:sz w:val="28"/>
+          <w:szCs w:val="28"/>
+          <w:cs/>
+          <w:lang w:bidi="th-TH"/>
+        </w:rPr>
+        <w:t xml:space="preserve">ซึ่งเป็นสัดส่วนที่ </w:t>
+      </w:r>
+      <w:r>
+        <w:rPr>
+          <w:rFonts w:ascii="TH Sarabun New" w:hAnsi="TH Sarabun New" w:cs="TH Sarabun New"/>
+          <w:sz w:val="28"/>
+          <w:szCs w:val="28"/>
+          <w:lang w:bidi="th-TH"/>
+        </w:rPr>
+        <w:t xml:space="preserve">MLP </w:t>
+      </w:r>
+      <w:r>
+        <w:rPr>
+          <w:rFonts w:ascii="TH Sarabun New" w:hAnsi="TH Sarabun New" w:cs="TH Sarabun New"/>
+          <w:sz w:val="28"/>
+          <w:szCs w:val="28"/>
+          <w:cs/>
+          <w:lang w:bidi="th-TH"/>
+        </w:rPr>
+        <w:t>มีประสิทธิภาพสูงสุด:</w:t>
       </w:r>
     </w:p>
     <w:p>
       <w:pPr>
-        <w:ind w:left="360"/>
-        <w:rPr>
-          <w:rFonts w:ascii="TH Sarabun New" w:hAnsi="TH Sarabun New" w:cs="TH Sarabun New"/>
-          <w:sz w:val="28"/>
-          <w:szCs w:val="28"/>
-          <w:lang w:bidi="th-TH"/>
-        </w:rPr>
-      </w:pPr>
-      <w:r>
-        <w:rPr>
-          <w:rFonts w:ascii="TH Sarabun New" w:hAnsi="TH Sarabun New" w:cs="TH Sarabun New"/>
-          <w:sz w:val="28"/>
-          <w:szCs w:val="28"/>
-          <w:cs/>
-          <w:lang w:bidi="th-TH"/>
-        </w:rPr>
-        <w:t xml:space="preserve">จากการวิเคราะห์ </w:t>
-      </w:r>
-      <w:r>
-        <w:rPr>
-          <w:rFonts w:ascii="TH Sarabun New" w:hAnsi="TH Sarabun New" w:cs="TH Sarabun New"/>
-          <w:sz w:val="28"/>
-          <w:szCs w:val="28"/>
-          <w:lang w:bidi="th-TH"/>
-        </w:rPr>
-        <w:t xml:space="preserve">Confusion Matrix </w:t>
-      </w:r>
-      <w:r>
-        <w:rPr>
-          <w:rFonts w:ascii="TH Sarabun New" w:hAnsi="TH Sarabun New" w:cs="TH Sarabun New"/>
-          <w:sz w:val="28"/>
-          <w:szCs w:val="28"/>
-          <w:cs/>
-          <w:lang w:bidi="th-TH"/>
-        </w:rPr>
-        <w:t xml:space="preserve">และค่า </w:t>
-      </w:r>
-      <w:r>
-        <w:rPr>
-          <w:rFonts w:ascii="TH Sarabun New" w:hAnsi="TH Sarabun New" w:cs="TH Sarabun New"/>
-          <w:sz w:val="28"/>
-          <w:szCs w:val="28"/>
-          <w:lang w:bidi="th-TH"/>
-        </w:rPr>
-        <w:t xml:space="preserve">F1-Score </w:t>
-      </w:r>
-      <w:r>
-        <w:rPr>
-          <w:rFonts w:ascii="TH Sarabun New" w:hAnsi="TH Sarabun New" w:cs="TH Sarabun New"/>
-          <w:sz w:val="28"/>
-          <w:szCs w:val="28"/>
-          <w:cs/>
-          <w:lang w:bidi="th-TH"/>
-        </w:rPr>
-        <w:t>สามารถสรุปได้ดังนี้:</w:t>
+        <w:numPr>
+          <w:ilvl w:val="1"/>
+          <w:numId w:val="44"/>
+        </w:numPr>
+        <w:rPr>
+          <w:rFonts w:ascii="TH Sarabun New" w:hAnsi="TH Sarabun New" w:cs="TH Sarabun New"/>
+          <w:sz w:val="28"/>
+          <w:szCs w:val="28"/>
+          <w:lang w:bidi="th-TH"/>
+        </w:rPr>
+      </w:pPr>
+      <w:r>
+        <w:rPr>
+          <w:rFonts w:ascii="TH Sarabun New" w:hAnsi="TH Sarabun New" w:cs="TH Sarabun New"/>
+          <w:sz w:val="28"/>
+          <w:szCs w:val="28"/>
+          <w:lang w:bidi="th-TH"/>
+        </w:rPr>
+        <w:t xml:space="preserve">MLP: </w:t>
+      </w:r>
+      <w:r>
+        <w:rPr>
+          <w:rFonts w:ascii="TH Sarabun New" w:hAnsi="TH Sarabun New" w:cs="TH Sarabun New"/>
+          <w:sz w:val="28"/>
+          <w:szCs w:val="28"/>
+          <w:cs/>
+          <w:lang w:bidi="th-TH"/>
+        </w:rPr>
+        <w:t>มีการทำนายที่ถูกต้องสูงที่สุดในทุกโมเดล โดยสามารถทำนายลูกค้าที่ "ไม่ยกเลิกบริการ" (</w:t>
+      </w:r>
+      <w:r>
+        <w:rPr>
+          <w:rFonts w:ascii="TH Sarabun New" w:hAnsi="TH Sarabun New" w:cs="TH Sarabun New"/>
+          <w:sz w:val="28"/>
+          <w:szCs w:val="28"/>
+          <w:lang w:bidi="th-TH"/>
+        </w:rPr>
+        <w:t xml:space="preserve">True Negatives) </w:t>
+      </w:r>
+      <w:r>
+        <w:rPr>
+          <w:rFonts w:ascii="TH Sarabun New" w:hAnsi="TH Sarabun New" w:cs="TH Sarabun New"/>
+          <w:sz w:val="28"/>
+          <w:szCs w:val="28"/>
+          <w:cs/>
+          <w:lang w:bidi="th-TH"/>
+        </w:rPr>
+        <w:t>ได้ถึง</w:t>
+      </w:r>
+      <w:r>
+        <w:rPr>
+          <w:rFonts w:ascii="TH Sarabun New" w:hAnsi="TH Sarabun New" w:cs="TH Sarabun New"/>
+          <w:sz w:val="28"/>
+          <w:szCs w:val="28"/>
+          <w:lang w:bidi="th-TH"/>
+        </w:rPr>
+        <w:t xml:space="preserve"> 890 </w:t>
+      </w:r>
+      <w:r>
+        <w:rPr>
+          <w:rFonts w:ascii="TH Sarabun New" w:hAnsi="TH Sarabun New" w:cs="TH Sarabun New"/>
+          <w:sz w:val="28"/>
+          <w:szCs w:val="28"/>
+          <w:cs/>
+          <w:lang w:bidi="th-TH"/>
+        </w:rPr>
+        <w:t>ราย และทำนายลูกค้าที่ "จะยกเลิกบริการ" (</w:t>
+      </w:r>
+      <w:r>
+        <w:rPr>
+          <w:rFonts w:ascii="TH Sarabun New" w:hAnsi="TH Sarabun New" w:cs="TH Sarabun New"/>
+          <w:sz w:val="28"/>
+          <w:szCs w:val="28"/>
+          <w:lang w:bidi="th-TH"/>
+        </w:rPr>
+        <w:t xml:space="preserve">True Positives) </w:t>
+      </w:r>
+      <w:r>
+        <w:rPr>
+          <w:rFonts w:ascii="TH Sarabun New" w:hAnsi="TH Sarabun New" w:cs="TH Sarabun New"/>
+          <w:sz w:val="28"/>
+          <w:szCs w:val="28"/>
+          <w:cs/>
+          <w:lang w:bidi="th-TH"/>
+        </w:rPr>
+        <w:t>ได้</w:t>
+      </w:r>
+      <w:r>
+        <w:rPr>
+          <w:rFonts w:ascii="TH Sarabun New" w:hAnsi="TH Sarabun New" w:cs="TH Sarabun New"/>
+          <w:sz w:val="28"/>
+          <w:szCs w:val="28"/>
+          <w:lang w:bidi="th-TH"/>
+        </w:rPr>
+        <w:t xml:space="preserve"> 223 </w:t>
+      </w:r>
+      <w:r>
+        <w:rPr>
+          <w:rFonts w:ascii="TH Sarabun New" w:hAnsi="TH Sarabun New" w:cs="TH Sarabun New"/>
+          <w:sz w:val="28"/>
+          <w:szCs w:val="28"/>
+          <w:cs/>
+          <w:lang w:bidi="th-TH"/>
+        </w:rPr>
+        <w:t>ราย</w:t>
       </w:r>
     </w:p>
     <w:p>
       <w:pPr>
         <w:numPr>
-          <w:ilvl w:val="0"/>
-          <w:numId w:val="41"/>
+          <w:ilvl w:val="1"/>
+          <w:numId w:val="44"/>
         </w:numPr>
         <w:rPr>
           <w:rFonts w:ascii="TH Sarabun New" w:hAnsi="TH Sarabun New" w:cs="TH Sarabun New"/>
@@ -16367,190 +16420,74 @@
           <w:lang w:bidi="th-TH"/>
         </w:rPr>
       </w:pPr>
-      <w:r>
-        <w:rPr>
-          <w:rFonts w:ascii="TH Sarabun New" w:hAnsi="TH Sarabun New" w:cs="TH Sarabun New"/>
-          <w:b/>
-          <w:bCs/>
+      <w:proofErr w:type="spellStart"/>
+      <w:r>
+        <w:rPr>
+          <w:rFonts w:ascii="TH Sarabun New" w:hAnsi="TH Sarabun New" w:cs="TH Sarabun New"/>
           <w:sz w:val="28"/>
           <w:szCs w:val="28"/>
           <w:lang w:bidi="th-TH"/>
         </w:rPr>
         <w:lastRenderedPageBreak/>
-        <w:t>SVM:</w:t>
-      </w:r>
-      <w:r>
-        <w:rPr>
-          <w:rFonts w:ascii="TH Sarabun New" w:hAnsi="TH Sarabun New" w:cs="TH Sarabun New"/>
-          <w:sz w:val="28"/>
-          <w:szCs w:val="28"/>
-          <w:lang w:bidi="th-TH"/>
-        </w:rPr>
-        <w:t xml:space="preserve"> </w:t>
-      </w:r>
-      <w:r>
-        <w:rPr>
-          <w:rFonts w:ascii="TH Sarabun New" w:hAnsi="TH Sarabun New" w:cs="TH Sarabun New"/>
-          <w:sz w:val="28"/>
-          <w:szCs w:val="28"/>
-          <w:cs/>
-          <w:lang w:bidi="th-TH"/>
-        </w:rPr>
-        <w:t xml:space="preserve">แม้จะมีค่า </w:t>
-      </w:r>
-      <w:r>
-        <w:rPr>
-          <w:rFonts w:ascii="TH Sarabun New" w:hAnsi="TH Sarabun New" w:cs="TH Sarabun New"/>
-          <w:sz w:val="28"/>
-          <w:szCs w:val="28"/>
-          <w:lang w:bidi="th-TH"/>
-        </w:rPr>
-        <w:t xml:space="preserve">Accuracy </w:t>
-      </w:r>
-      <w:r>
-        <w:rPr>
-          <w:rFonts w:ascii="TH Sarabun New" w:hAnsi="TH Sarabun New" w:cs="TH Sarabun New"/>
-          <w:sz w:val="28"/>
-          <w:szCs w:val="28"/>
-          <w:cs/>
-          <w:lang w:bidi="th-TH"/>
-        </w:rPr>
-        <w:t>ต่ำที่สุด แต่มีค่า</w:t>
-      </w:r>
-      <w:r>
-        <w:rPr>
-          <w:rFonts w:ascii="TH Sarabun New" w:hAnsi="TH Sarabun New" w:cs="TH Sarabun New"/>
-          <w:sz w:val="28"/>
-          <w:szCs w:val="28"/>
-          <w:lang w:bidi="th-TH"/>
-        </w:rPr>
-        <w:t xml:space="preserve"> </w:t>
-      </w:r>
-      <w:r>
-        <w:rPr>
-          <w:rFonts w:ascii="TH Sarabun New" w:hAnsi="TH Sarabun New" w:cs="TH Sarabun New"/>
-          <w:b/>
-          <w:bCs/>
-          <w:sz w:val="28"/>
-          <w:szCs w:val="28"/>
-          <w:lang w:bidi="th-TH"/>
-        </w:rPr>
-        <w:t>Recall</w:t>
-      </w:r>
-      <w:r>
-        <w:rPr>
-          <w:rFonts w:ascii="TH Sarabun New" w:hAnsi="TH Sarabun New" w:cs="TH Sarabun New"/>
-          <w:sz w:val="28"/>
-          <w:szCs w:val="28"/>
-          <w:lang w:bidi="th-TH"/>
-        </w:rPr>
-        <w:t xml:space="preserve"> </w:t>
-      </w:r>
-      <w:r>
-        <w:rPr>
-          <w:rFonts w:ascii="TH Sarabun New" w:hAnsi="TH Sarabun New" w:cs="TH Sarabun New"/>
-          <w:sz w:val="28"/>
-          <w:szCs w:val="28"/>
-          <w:cs/>
-          <w:lang w:bidi="th-TH"/>
-        </w:rPr>
-        <w:t>สำหรับคลาส</w:t>
-      </w:r>
-      <w:r>
-        <w:rPr>
-          <w:rFonts w:ascii="TH Sarabun New" w:hAnsi="TH Sarabun New" w:cs="TH Sarabun New"/>
-          <w:sz w:val="28"/>
-          <w:szCs w:val="28"/>
-          <w:lang w:bidi="th-TH"/>
-        </w:rPr>
-        <w:t xml:space="preserve"> Yes </w:t>
-      </w:r>
-      <w:r>
-        <w:rPr>
-          <w:rFonts w:ascii="TH Sarabun New" w:hAnsi="TH Sarabun New" w:cs="TH Sarabun New"/>
-          <w:sz w:val="28"/>
-          <w:szCs w:val="28"/>
-          <w:cs/>
-          <w:lang w:bidi="th-TH"/>
-        </w:rPr>
-        <w:t>สูงที่สุดและคงที่ในทั้งสองสัดส่วน (</w:t>
-      </w:r>
-      <w:r>
-        <w:rPr>
-          <w:rFonts w:ascii="TH Sarabun New" w:hAnsi="TH Sarabun New" w:cs="TH Sarabun New"/>
-          <w:sz w:val="28"/>
-          <w:szCs w:val="28"/>
-          <w:lang w:bidi="th-TH"/>
-        </w:rPr>
-        <w:t xml:space="preserve">74.5% </w:t>
-      </w:r>
-      <w:r>
-        <w:rPr>
-          <w:rFonts w:ascii="TH Sarabun New" w:hAnsi="TH Sarabun New" w:cs="TH Sarabun New"/>
-          <w:sz w:val="28"/>
-          <w:szCs w:val="28"/>
-          <w:cs/>
-          <w:lang w:bidi="th-TH"/>
-        </w:rPr>
-        <w:t>และ</w:t>
-      </w:r>
-      <w:r>
-        <w:rPr>
-          <w:rFonts w:ascii="TH Sarabun New" w:hAnsi="TH Sarabun New" w:cs="TH Sarabun New"/>
-          <w:sz w:val="28"/>
-          <w:szCs w:val="28"/>
-          <w:lang w:bidi="th-TH"/>
-        </w:rPr>
-        <w:t xml:space="preserve"> 74.7%</w:t>
-      </w:r>
-      <w:proofErr w:type="gramStart"/>
-      <w:r>
-        <w:rPr>
-          <w:rFonts w:ascii="TH Sarabun New" w:hAnsi="TH Sarabun New" w:cs="TH Sarabun New"/>
-          <w:sz w:val="28"/>
-          <w:szCs w:val="28"/>
-          <w:lang w:bidi="th-TH"/>
-        </w:rPr>
-        <w:t>) .</w:t>
-      </w:r>
-      <w:proofErr w:type="gramEnd"/>
-      <w:r>
-        <w:rPr>
-          <w:rFonts w:ascii="TH Sarabun New" w:hAnsi="TH Sarabun New" w:cs="TH Sarabun New"/>
-          <w:sz w:val="28"/>
-          <w:szCs w:val="28"/>
-          <w:lang w:bidi="th-TH"/>
-        </w:rPr>
-        <w:t xml:space="preserve"> </w:t>
-      </w:r>
-      <w:r>
-        <w:rPr>
-          <w:rFonts w:ascii="TH Sarabun New" w:hAnsi="TH Sarabun New" w:cs="TH Sarabun New"/>
-          <w:sz w:val="28"/>
-          <w:szCs w:val="28"/>
-          <w:cs/>
-          <w:lang w:bidi="th-TH"/>
-        </w:rPr>
-        <w:t xml:space="preserve">นี่หมายความว่าโมเดล </w:t>
-      </w:r>
-      <w:r>
-        <w:rPr>
-          <w:rFonts w:ascii="TH Sarabun New" w:hAnsi="TH Sarabun New" w:cs="TH Sarabun New"/>
-          <w:sz w:val="28"/>
-          <w:szCs w:val="28"/>
-          <w:lang w:bidi="th-TH"/>
-        </w:rPr>
-        <w:t xml:space="preserve">SVM </w:t>
-      </w:r>
-      <w:r>
-        <w:rPr>
-          <w:rFonts w:ascii="TH Sarabun New" w:hAnsi="TH Sarabun New" w:cs="TH Sarabun New"/>
-          <w:sz w:val="28"/>
-          <w:szCs w:val="28"/>
-          <w:cs/>
-          <w:lang w:bidi="th-TH"/>
-        </w:rPr>
-        <w:t>สามารถระบุลูกค้าที่กำลังจะยกเลิกบริการได้เกือบทั้งหมด (</w:t>
+        <w:t>XGBoost</w:t>
+      </w:r>
+      <w:proofErr w:type="spellEnd"/>
+      <w:r>
+        <w:rPr>
+          <w:rFonts w:ascii="TH Sarabun New" w:hAnsi="TH Sarabun New" w:cs="TH Sarabun New"/>
+          <w:sz w:val="28"/>
+          <w:szCs w:val="28"/>
+          <w:lang w:bidi="th-TH"/>
+        </w:rPr>
+        <w:t xml:space="preserve">: </w:t>
+      </w:r>
+      <w:r>
+        <w:rPr>
+          <w:rFonts w:ascii="TH Sarabun New" w:hAnsi="TH Sarabun New" w:cs="TH Sarabun New"/>
+          <w:sz w:val="28"/>
+          <w:szCs w:val="28"/>
+          <w:cs/>
+          <w:lang w:bidi="th-TH"/>
+        </w:rPr>
+        <w:t xml:space="preserve">ทำนาย </w:t>
+      </w:r>
+      <w:r>
+        <w:rPr>
+          <w:rFonts w:ascii="TH Sarabun New" w:hAnsi="TH Sarabun New" w:cs="TH Sarabun New"/>
+          <w:sz w:val="28"/>
+          <w:szCs w:val="28"/>
+          <w:lang w:bidi="th-TH"/>
+        </w:rPr>
+        <w:t xml:space="preserve">True Negatives </w:t>
+      </w:r>
+      <w:r>
+        <w:rPr>
+          <w:rFonts w:ascii="TH Sarabun New" w:hAnsi="TH Sarabun New" w:cs="TH Sarabun New"/>
+          <w:sz w:val="28"/>
+          <w:szCs w:val="28"/>
+          <w:cs/>
+          <w:lang w:bidi="th-TH"/>
+        </w:rPr>
+        <w:t>ได้</w:t>
+      </w:r>
+      <w:r>
+        <w:rPr>
+          <w:rFonts w:ascii="TH Sarabun New" w:hAnsi="TH Sarabun New" w:cs="TH Sarabun New"/>
+          <w:sz w:val="28"/>
+          <w:szCs w:val="28"/>
+          <w:lang w:bidi="th-TH"/>
+        </w:rPr>
+        <w:t xml:space="preserve"> 883 </w:t>
+      </w:r>
+      <w:r>
+        <w:rPr>
+          <w:rFonts w:ascii="TH Sarabun New" w:hAnsi="TH Sarabun New" w:cs="TH Sarabun New"/>
+          <w:sz w:val="28"/>
+          <w:szCs w:val="28"/>
+          <w:cs/>
+          <w:lang w:bidi="th-TH"/>
+        </w:rPr>
+        <w:t xml:space="preserve">ราย และ </w:t>
       </w:r>
       <w:r>
         <w:rPr>
@@ -16569,14 +16506,42 @@
           <w:cs/>
           <w:lang w:bidi="th-TH"/>
         </w:rPr>
-        <w:t>สูง) ซึ่งเป็นเป้าหมายหลักทางธุรกิจที่ต้องการรักษาลูกค้าไว้</w:t>
+        <w:t>ได้</w:t>
+      </w:r>
+      <w:r>
+        <w:rPr>
+          <w:rFonts w:ascii="TH Sarabun New" w:hAnsi="TH Sarabun New" w:cs="TH Sarabun New"/>
+          <w:sz w:val="28"/>
+          <w:szCs w:val="28"/>
+          <w:lang w:bidi="th-TH"/>
+        </w:rPr>
+        <w:t xml:space="preserve"> 224 </w:t>
+      </w:r>
+      <w:r>
+        <w:rPr>
+          <w:rFonts w:ascii="TH Sarabun New" w:hAnsi="TH Sarabun New" w:cs="TH Sarabun New"/>
+          <w:sz w:val="28"/>
+          <w:szCs w:val="28"/>
+          <w:cs/>
+          <w:lang w:bidi="th-TH"/>
+        </w:rPr>
+        <w:t xml:space="preserve">ราย ซึ่งใกล้เคียงกับ </w:t>
+      </w:r>
+      <w:r>
+        <w:rPr>
+          <w:rFonts w:ascii="TH Sarabun New" w:hAnsi="TH Sarabun New" w:cs="TH Sarabun New"/>
+          <w:sz w:val="28"/>
+          <w:szCs w:val="28"/>
+          <w:lang w:bidi="th-TH"/>
+        </w:rPr>
+        <w:t>MLP</w:t>
       </w:r>
     </w:p>
     <w:p>
       <w:pPr>
         <w:numPr>
-          <w:ilvl w:val="0"/>
-          <w:numId w:val="41"/>
+          <w:ilvl w:val="1"/>
+          <w:numId w:val="44"/>
         </w:numPr>
         <w:rPr>
           <w:rFonts w:ascii="TH Sarabun New" w:hAnsi="TH Sarabun New" w:cs="TH Sarabun New"/>
@@ -16585,193 +16550,107 @@
           <w:lang w:bidi="th-TH"/>
         </w:rPr>
       </w:pPr>
-      <w:proofErr w:type="spellStart"/>
-      <w:r>
-        <w:rPr>
-          <w:rFonts w:ascii="TH Sarabun New" w:hAnsi="TH Sarabun New" w:cs="TH Sarabun New"/>
-          <w:b/>
-          <w:bCs/>
-          <w:sz w:val="28"/>
-          <w:szCs w:val="28"/>
-          <w:lang w:bidi="th-TH"/>
-        </w:rPr>
-        <w:t>XGBoost</w:t>
-      </w:r>
-      <w:proofErr w:type="spellEnd"/>
-      <w:r>
-        <w:rPr>
-          <w:rFonts w:ascii="TH Sarabun New" w:hAnsi="TH Sarabun New" w:cs="TH Sarabun New"/>
-          <w:b/>
-          <w:bCs/>
-          <w:sz w:val="28"/>
-          <w:szCs w:val="28"/>
-          <w:lang w:bidi="th-TH"/>
-        </w:rPr>
-        <w:t xml:space="preserve"> </w:t>
-      </w:r>
-      <w:r>
-        <w:rPr>
-          <w:rFonts w:ascii="TH Sarabun New" w:hAnsi="TH Sarabun New" w:cs="TH Sarabun New"/>
-          <w:b/>
-          <w:bCs/>
-          <w:sz w:val="28"/>
-          <w:szCs w:val="28"/>
-          <w:cs/>
-          <w:lang w:bidi="th-TH"/>
-        </w:rPr>
-        <w:t xml:space="preserve">และ </w:t>
-      </w:r>
-      <w:r>
-        <w:rPr>
-          <w:rFonts w:ascii="TH Sarabun New" w:hAnsi="TH Sarabun New" w:cs="TH Sarabun New"/>
-          <w:b/>
-          <w:bCs/>
-          <w:sz w:val="28"/>
-          <w:szCs w:val="28"/>
-          <w:lang w:bidi="th-TH"/>
-        </w:rPr>
-        <w:t>Random Forest:</w:t>
-      </w:r>
-      <w:r>
-        <w:rPr>
-          <w:rFonts w:ascii="TH Sarabun New" w:hAnsi="TH Sarabun New" w:cs="TH Sarabun New"/>
-          <w:sz w:val="28"/>
-          <w:szCs w:val="28"/>
-          <w:lang w:bidi="th-TH"/>
-        </w:rPr>
-        <w:t xml:space="preserve"> </w:t>
-      </w:r>
-      <w:r>
-        <w:rPr>
-          <w:rFonts w:ascii="TH Sarabun New" w:hAnsi="TH Sarabun New" w:cs="TH Sarabun New"/>
-          <w:sz w:val="28"/>
-          <w:szCs w:val="28"/>
-          <w:cs/>
-          <w:lang w:bidi="th-TH"/>
-        </w:rPr>
-        <w:t>โมเดลทั้งสองให้ค่า</w:t>
-      </w:r>
-      <w:r>
-        <w:rPr>
-          <w:rFonts w:ascii="TH Sarabun New" w:hAnsi="TH Sarabun New" w:cs="TH Sarabun New"/>
-          <w:sz w:val="28"/>
-          <w:szCs w:val="28"/>
-          <w:lang w:bidi="th-TH"/>
-        </w:rPr>
-        <w:t xml:space="preserve"> </w:t>
-      </w:r>
-      <w:r>
-        <w:rPr>
-          <w:rFonts w:ascii="TH Sarabun New" w:hAnsi="TH Sarabun New" w:cs="TH Sarabun New"/>
-          <w:b/>
-          <w:bCs/>
-          <w:sz w:val="28"/>
-          <w:szCs w:val="28"/>
-          <w:lang w:bidi="th-TH"/>
-        </w:rPr>
-        <w:t>F1-Score</w:t>
-      </w:r>
-      <w:r>
-        <w:rPr>
-          <w:rFonts w:ascii="TH Sarabun New" w:hAnsi="TH Sarabun New" w:cs="TH Sarabun New"/>
-          <w:sz w:val="28"/>
-          <w:szCs w:val="28"/>
-          <w:lang w:bidi="th-TH"/>
-        </w:rPr>
-        <w:t xml:space="preserve"> </w:t>
-      </w:r>
-      <w:r>
-        <w:rPr>
-          <w:rFonts w:ascii="TH Sarabun New" w:hAnsi="TH Sarabun New" w:cs="TH Sarabun New"/>
-          <w:sz w:val="28"/>
-          <w:szCs w:val="28"/>
-          <w:cs/>
-          <w:lang w:bidi="th-TH"/>
-        </w:rPr>
-        <w:t>สำหรับคลาส</w:t>
-      </w:r>
-      <w:r>
-        <w:rPr>
-          <w:rFonts w:ascii="TH Sarabun New" w:hAnsi="TH Sarabun New" w:cs="TH Sarabun New"/>
-          <w:sz w:val="28"/>
-          <w:szCs w:val="28"/>
-          <w:lang w:bidi="th-TH"/>
-        </w:rPr>
-        <w:t xml:space="preserve"> Yes </w:t>
-      </w:r>
-      <w:r>
-        <w:rPr>
-          <w:rFonts w:ascii="TH Sarabun New" w:hAnsi="TH Sarabun New" w:cs="TH Sarabun New"/>
-          <w:sz w:val="28"/>
-          <w:szCs w:val="28"/>
-          <w:cs/>
-          <w:lang w:bidi="th-TH"/>
-        </w:rPr>
-        <w:t xml:space="preserve">ที่ใกล้เคียงกัน แต่ค่า </w:t>
-      </w:r>
-      <w:r>
-        <w:rPr>
-          <w:rFonts w:ascii="TH Sarabun New" w:hAnsi="TH Sarabun New" w:cs="TH Sarabun New"/>
-          <w:sz w:val="28"/>
-          <w:szCs w:val="28"/>
-          <w:lang w:bidi="th-TH"/>
-        </w:rPr>
-        <w:t xml:space="preserve">Recall </w:t>
-      </w:r>
-      <w:r>
-        <w:rPr>
-          <w:rFonts w:ascii="TH Sarabun New" w:hAnsi="TH Sarabun New" w:cs="TH Sarabun New"/>
-          <w:sz w:val="28"/>
-          <w:szCs w:val="28"/>
-          <w:cs/>
-          <w:lang w:bidi="th-TH"/>
-        </w:rPr>
-        <w:t>อยู่ที่ประมาณ</w:t>
-      </w:r>
-      <w:r>
-        <w:rPr>
-          <w:rFonts w:ascii="TH Sarabun New" w:hAnsi="TH Sarabun New" w:cs="TH Sarabun New"/>
-          <w:sz w:val="28"/>
-          <w:szCs w:val="28"/>
-          <w:lang w:bidi="th-TH"/>
-        </w:rPr>
-        <w:t xml:space="preserve"> 60% </w:t>
-      </w:r>
-      <w:r>
-        <w:rPr>
-          <w:rFonts w:ascii="TH Sarabun New" w:hAnsi="TH Sarabun New" w:cs="TH Sarabun New"/>
-          <w:sz w:val="28"/>
-          <w:szCs w:val="28"/>
-          <w:cs/>
-          <w:lang w:bidi="th-TH"/>
-        </w:rPr>
-        <w:t xml:space="preserve">ซึ่งต่ำกว่า </w:t>
-      </w:r>
-      <w:r>
-        <w:rPr>
-          <w:rFonts w:ascii="TH Sarabun New" w:hAnsi="TH Sarabun New" w:cs="TH Sarabun New"/>
-          <w:sz w:val="28"/>
-          <w:szCs w:val="28"/>
-          <w:lang w:bidi="th-TH"/>
-        </w:rPr>
-        <w:t xml:space="preserve">SVM </w:t>
-      </w:r>
-      <w:r>
-        <w:rPr>
-          <w:rFonts w:ascii="TH Sarabun New" w:hAnsi="TH Sarabun New" w:cs="TH Sarabun New"/>
-          <w:sz w:val="28"/>
-          <w:szCs w:val="28"/>
-          <w:cs/>
-          <w:lang w:bidi="th-TH"/>
-        </w:rPr>
-        <w:t>อย่างมีนัยสำคัญ</w:t>
+      <w:r>
+        <w:rPr>
+          <w:rFonts w:ascii="TH Sarabun New" w:hAnsi="TH Sarabun New" w:cs="TH Sarabun New"/>
+          <w:sz w:val="28"/>
+          <w:szCs w:val="28"/>
+          <w:lang w:bidi="th-TH"/>
+        </w:rPr>
+        <w:t xml:space="preserve">Random Forest: </w:t>
+      </w:r>
+      <w:r>
+        <w:rPr>
+          <w:rFonts w:ascii="TH Sarabun New" w:hAnsi="TH Sarabun New" w:cs="TH Sarabun New"/>
+          <w:sz w:val="28"/>
+          <w:szCs w:val="28"/>
+          <w:cs/>
+          <w:lang w:bidi="th-TH"/>
+        </w:rPr>
+        <w:t xml:space="preserve">ทำนาย </w:t>
+      </w:r>
+      <w:r>
+        <w:rPr>
+          <w:rFonts w:ascii="TH Sarabun New" w:hAnsi="TH Sarabun New" w:cs="TH Sarabun New"/>
+          <w:sz w:val="28"/>
+          <w:szCs w:val="28"/>
+          <w:lang w:bidi="th-TH"/>
+        </w:rPr>
+        <w:t xml:space="preserve">True Negatives </w:t>
+      </w:r>
+      <w:r>
+        <w:rPr>
+          <w:rFonts w:ascii="TH Sarabun New" w:hAnsi="TH Sarabun New" w:cs="TH Sarabun New"/>
+          <w:sz w:val="28"/>
+          <w:szCs w:val="28"/>
+          <w:cs/>
+          <w:lang w:bidi="th-TH"/>
+        </w:rPr>
+        <w:t>ได้</w:t>
+      </w:r>
+      <w:r>
+        <w:rPr>
+          <w:rFonts w:ascii="TH Sarabun New" w:hAnsi="TH Sarabun New" w:cs="TH Sarabun New"/>
+          <w:sz w:val="28"/>
+          <w:szCs w:val="28"/>
+          <w:lang w:bidi="th-TH"/>
+        </w:rPr>
+        <w:t xml:space="preserve"> 878 </w:t>
+      </w:r>
+      <w:r>
+        <w:rPr>
+          <w:rFonts w:ascii="TH Sarabun New" w:hAnsi="TH Sarabun New" w:cs="TH Sarabun New"/>
+          <w:sz w:val="28"/>
+          <w:szCs w:val="28"/>
+          <w:cs/>
+          <w:lang w:bidi="th-TH"/>
+        </w:rPr>
+        <w:t xml:space="preserve">ราย และ </w:t>
+      </w:r>
+      <w:r>
+        <w:rPr>
+          <w:rFonts w:ascii="TH Sarabun New" w:hAnsi="TH Sarabun New" w:cs="TH Sarabun New"/>
+          <w:sz w:val="28"/>
+          <w:szCs w:val="28"/>
+          <w:lang w:bidi="th-TH"/>
+        </w:rPr>
+        <w:t xml:space="preserve">True Positives </w:t>
+      </w:r>
+      <w:r>
+        <w:rPr>
+          <w:rFonts w:ascii="TH Sarabun New" w:hAnsi="TH Sarabun New" w:cs="TH Sarabun New"/>
+          <w:sz w:val="28"/>
+          <w:szCs w:val="28"/>
+          <w:cs/>
+          <w:lang w:bidi="th-TH"/>
+        </w:rPr>
+        <w:t>ได้</w:t>
+      </w:r>
+      <w:r>
+        <w:rPr>
+          <w:rFonts w:ascii="TH Sarabun New" w:hAnsi="TH Sarabun New" w:cs="TH Sarabun New"/>
+          <w:sz w:val="28"/>
+          <w:szCs w:val="28"/>
+          <w:lang w:bidi="th-TH"/>
+        </w:rPr>
+        <w:t xml:space="preserve"> 219 </w:t>
+      </w:r>
+      <w:r>
+        <w:rPr>
+          <w:rFonts w:ascii="TH Sarabun New" w:hAnsi="TH Sarabun New" w:cs="TH Sarabun New"/>
+          <w:sz w:val="28"/>
+          <w:szCs w:val="28"/>
+          <w:cs/>
+          <w:lang w:bidi="th-TH"/>
+        </w:rPr>
+        <w:t>ราย</w:t>
       </w:r>
     </w:p>
     <w:p>
       <w:pPr>
         <w:numPr>
-          <w:ilvl w:val="0"/>
-          <w:numId w:val="41"/>
+          <w:ilvl w:val="1"/>
+          <w:numId w:val="44"/>
         </w:numPr>
         <w:rPr>
           <w:rFonts w:ascii="TH Sarabun New" w:hAnsi="TH Sarabun New" w:cs="TH Sarabun New"/>
@@ -16783,231 +16662,67 @@
       <w:r>
         <w:rPr>
           <w:rFonts w:ascii="TH Sarabun New" w:hAnsi="TH Sarabun New" w:cs="TH Sarabun New"/>
-          <w:b/>
-          <w:bCs/>
-          <w:sz w:val="28"/>
-          <w:szCs w:val="28"/>
-          <w:lang w:bidi="th-TH"/>
-        </w:rPr>
-        <w:t>MLP:</w:t>
-      </w:r>
-      <w:r>
-        <w:rPr>
-          <w:rFonts w:ascii="TH Sarabun New" w:hAnsi="TH Sarabun New" w:cs="TH Sarabun New"/>
-          <w:sz w:val="28"/>
-          <w:szCs w:val="28"/>
-          <w:lang w:bidi="th-TH"/>
-        </w:rPr>
-        <w:t xml:space="preserve"> </w:t>
-      </w:r>
-      <w:r>
-        <w:rPr>
-          <w:rFonts w:ascii="TH Sarabun New" w:hAnsi="TH Sarabun New" w:cs="TH Sarabun New"/>
-          <w:sz w:val="28"/>
-          <w:szCs w:val="28"/>
-          <w:cs/>
-          <w:lang w:bidi="th-TH"/>
-        </w:rPr>
-        <w:t>ในสัดส่วน</w:t>
-      </w:r>
-      <w:r>
-        <w:rPr>
-          <w:rFonts w:ascii="TH Sarabun New" w:hAnsi="TH Sarabun New" w:cs="TH Sarabun New"/>
-          <w:sz w:val="28"/>
-          <w:szCs w:val="28"/>
-          <w:lang w:bidi="th-TH"/>
-        </w:rPr>
-        <w:t xml:space="preserve"> 70:30 </w:t>
-      </w:r>
-      <w:r>
-        <w:rPr>
-          <w:rFonts w:ascii="TH Sarabun New" w:hAnsi="TH Sarabun New" w:cs="TH Sarabun New"/>
-          <w:sz w:val="28"/>
-          <w:szCs w:val="28"/>
-          <w:cs/>
-          <w:lang w:bidi="th-TH"/>
-        </w:rPr>
-        <w:t>โมเดลนี้แสดงพฤติกรรมที่น่าสนใจคือมีค่า</w:t>
-      </w:r>
-      <w:r>
-        <w:rPr>
-          <w:rFonts w:ascii="TH Sarabun New" w:hAnsi="TH Sarabun New" w:cs="TH Sarabun New"/>
-          <w:sz w:val="28"/>
-          <w:szCs w:val="28"/>
-          <w:lang w:bidi="th-TH"/>
-        </w:rPr>
-        <w:t xml:space="preserve"> </w:t>
-      </w:r>
-      <w:r>
-        <w:rPr>
-          <w:rFonts w:ascii="TH Sarabun New" w:hAnsi="TH Sarabun New" w:cs="TH Sarabun New"/>
-          <w:b/>
-          <w:bCs/>
-          <w:sz w:val="28"/>
-          <w:szCs w:val="28"/>
-          <w:lang w:bidi="th-TH"/>
-        </w:rPr>
-        <w:t>Recall</w:t>
-      </w:r>
-      <w:r>
-        <w:rPr>
-          <w:rFonts w:ascii="TH Sarabun New" w:hAnsi="TH Sarabun New" w:cs="TH Sarabun New"/>
-          <w:sz w:val="28"/>
-          <w:szCs w:val="28"/>
-          <w:lang w:bidi="th-TH"/>
-        </w:rPr>
-        <w:t xml:space="preserve"> </w:t>
-      </w:r>
-      <w:r>
-        <w:rPr>
-          <w:rFonts w:ascii="TH Sarabun New" w:hAnsi="TH Sarabun New" w:cs="TH Sarabun New"/>
-          <w:sz w:val="28"/>
-          <w:szCs w:val="28"/>
-          <w:cs/>
-          <w:lang w:bidi="th-TH"/>
-        </w:rPr>
-        <w:t>สูงถึง</w:t>
-      </w:r>
-      <w:r>
-        <w:rPr>
-          <w:rFonts w:ascii="TH Sarabun New" w:hAnsi="TH Sarabun New" w:cs="TH Sarabun New"/>
-          <w:sz w:val="28"/>
-          <w:szCs w:val="28"/>
-          <w:lang w:bidi="th-TH"/>
-        </w:rPr>
-        <w:t xml:space="preserve"> 90.9% </w:t>
-      </w:r>
-      <w:r>
-        <w:rPr>
-          <w:rFonts w:ascii="TH Sarabun New" w:hAnsi="TH Sarabun New" w:cs="TH Sarabun New"/>
-          <w:sz w:val="28"/>
-          <w:szCs w:val="28"/>
-          <w:cs/>
-          <w:lang w:bidi="th-TH"/>
-        </w:rPr>
-        <w:t>แต่กลับมีค่า</w:t>
-      </w:r>
-      <w:r>
-        <w:rPr>
-          <w:rFonts w:ascii="TH Sarabun New" w:hAnsi="TH Sarabun New" w:cs="TH Sarabun New"/>
-          <w:sz w:val="28"/>
-          <w:szCs w:val="28"/>
-          <w:lang w:bidi="th-TH"/>
-        </w:rPr>
-        <w:t xml:space="preserve"> </w:t>
-      </w:r>
-      <w:r>
-        <w:rPr>
-          <w:rFonts w:ascii="TH Sarabun New" w:hAnsi="TH Sarabun New" w:cs="TH Sarabun New"/>
-          <w:b/>
-          <w:bCs/>
-          <w:sz w:val="28"/>
-          <w:szCs w:val="28"/>
-          <w:lang w:bidi="th-TH"/>
-        </w:rPr>
-        <w:t>Precision</w:t>
-      </w:r>
-      <w:r>
-        <w:rPr>
-          <w:rFonts w:ascii="TH Sarabun New" w:hAnsi="TH Sarabun New" w:cs="TH Sarabun New"/>
-          <w:sz w:val="28"/>
-          <w:szCs w:val="28"/>
-          <w:lang w:bidi="th-TH"/>
-        </w:rPr>
-        <w:t xml:space="preserve"> </w:t>
-      </w:r>
-      <w:r>
-        <w:rPr>
-          <w:rFonts w:ascii="TH Sarabun New" w:hAnsi="TH Sarabun New" w:cs="TH Sarabun New"/>
-          <w:sz w:val="28"/>
-          <w:szCs w:val="28"/>
-          <w:cs/>
-          <w:lang w:bidi="th-TH"/>
-        </w:rPr>
-        <w:t>ที่ต่ำมาก (</w:t>
-      </w:r>
-      <w:r>
-        <w:rPr>
-          <w:rFonts w:ascii="TH Sarabun New" w:hAnsi="TH Sarabun New" w:cs="TH Sarabun New"/>
-          <w:sz w:val="28"/>
-          <w:szCs w:val="28"/>
-          <w:lang w:bidi="th-TH"/>
-        </w:rPr>
-        <w:t xml:space="preserve">52%) </w:t>
-      </w:r>
-      <w:r>
-        <w:rPr>
-          <w:rFonts w:ascii="TH Sarabun New" w:hAnsi="TH Sarabun New" w:cs="TH Sarabun New"/>
-          <w:sz w:val="28"/>
-          <w:szCs w:val="28"/>
-          <w:cs/>
-          <w:lang w:bidi="th-TH"/>
-        </w:rPr>
-        <w:t>ซึ่งหมายความว่าโมเดลมีการทำนายลูกค้าว่าจะยกเลิกบริการ (</w:t>
-      </w:r>
-      <w:r>
-        <w:rPr>
-          <w:rFonts w:ascii="TH Sarabun New" w:hAnsi="TH Sarabun New" w:cs="TH Sarabun New"/>
-          <w:sz w:val="28"/>
-          <w:szCs w:val="28"/>
-          <w:lang w:bidi="th-TH"/>
-        </w:rPr>
-        <w:t xml:space="preserve">Yes) </w:t>
-      </w:r>
-      <w:r>
-        <w:rPr>
-          <w:rFonts w:ascii="TH Sarabun New" w:hAnsi="TH Sarabun New" w:cs="TH Sarabun New"/>
-          <w:sz w:val="28"/>
-          <w:szCs w:val="28"/>
-          <w:cs/>
-          <w:lang w:bidi="th-TH"/>
-        </w:rPr>
-        <w:t>มากเกินไปจนทำให้เกิดการทำนายผิดพลาด (</w:t>
-      </w:r>
-      <w:r>
-        <w:rPr>
-          <w:rFonts w:ascii="TH Sarabun New" w:hAnsi="TH Sarabun New" w:cs="TH Sarabun New"/>
-          <w:sz w:val="28"/>
-          <w:szCs w:val="28"/>
-          <w:lang w:bidi="th-TH"/>
-        </w:rPr>
-        <w:t xml:space="preserve">False Positives) </w:t>
-      </w:r>
-      <w:r>
-        <w:rPr>
-          <w:rFonts w:ascii="TH Sarabun New" w:hAnsi="TH Sarabun New" w:cs="TH Sarabun New"/>
-          <w:sz w:val="28"/>
-          <w:szCs w:val="28"/>
-          <w:cs/>
-          <w:lang w:bidi="th-TH"/>
-        </w:rPr>
-        <w:t>จำนวนมหาศาล (</w:t>
-      </w:r>
-      <w:r>
-        <w:rPr>
-          <w:rFonts w:ascii="TH Sarabun New" w:hAnsi="TH Sarabun New" w:cs="TH Sarabun New"/>
-          <w:sz w:val="28"/>
-          <w:szCs w:val="28"/>
-          <w:lang w:bidi="th-TH"/>
-        </w:rPr>
-        <w:t xml:space="preserve">716 </w:t>
-      </w:r>
-      <w:r>
-        <w:rPr>
-          <w:rFonts w:ascii="TH Sarabun New" w:hAnsi="TH Sarabun New" w:cs="TH Sarabun New"/>
-          <w:sz w:val="28"/>
-          <w:szCs w:val="28"/>
-          <w:cs/>
-          <w:lang w:bidi="th-TH"/>
-        </w:rPr>
-        <w:t>ราย) หากนำไปใช้จริงจะต้องเสียค่าใช้จ่ายจำนวนมากในการเข้าถึงลูกค้าที่ไม่ต้องการความช่วยเหลือ</w:t>
+          <w:sz w:val="28"/>
+          <w:szCs w:val="28"/>
+          <w:lang w:bidi="th-TH"/>
+        </w:rPr>
+        <w:t xml:space="preserve">SVM: </w:t>
+      </w:r>
+      <w:r>
+        <w:rPr>
+          <w:rFonts w:ascii="TH Sarabun New" w:hAnsi="TH Sarabun New" w:cs="TH Sarabun New"/>
+          <w:sz w:val="28"/>
+          <w:szCs w:val="28"/>
+          <w:cs/>
+          <w:lang w:bidi="th-TH"/>
+        </w:rPr>
+        <w:t xml:space="preserve">มีผลการทำนายที่ถูกต้องน้อยกว่าโมเดลอื่นๆ โดยเฉพาะอย่างยิ่งในส่วนของ </w:t>
+      </w:r>
+      <w:r>
+        <w:rPr>
+          <w:rFonts w:ascii="TH Sarabun New" w:hAnsi="TH Sarabun New" w:cs="TH Sarabun New"/>
+          <w:sz w:val="28"/>
+          <w:szCs w:val="28"/>
+          <w:lang w:bidi="th-TH"/>
+        </w:rPr>
+        <w:t xml:space="preserve">True Negatives </w:t>
+      </w:r>
+      <w:r>
+        <w:rPr>
+          <w:rFonts w:ascii="TH Sarabun New" w:hAnsi="TH Sarabun New" w:cs="TH Sarabun New"/>
+          <w:sz w:val="28"/>
+          <w:szCs w:val="28"/>
+          <w:cs/>
+          <w:lang w:bidi="th-TH"/>
+        </w:rPr>
+        <w:t>ที่ทำได้เพียง</w:t>
+      </w:r>
+      <w:r>
+        <w:rPr>
+          <w:rFonts w:ascii="TH Sarabun New" w:hAnsi="TH Sarabun New" w:cs="TH Sarabun New"/>
+          <w:sz w:val="28"/>
+          <w:szCs w:val="28"/>
+          <w:lang w:bidi="th-TH"/>
+        </w:rPr>
+        <w:t xml:space="preserve"> 795 </w:t>
+      </w:r>
+      <w:r>
+        <w:rPr>
+          <w:rFonts w:ascii="TH Sarabun New" w:hAnsi="TH Sarabun New" w:cs="TH Sarabun New"/>
+          <w:sz w:val="28"/>
+          <w:szCs w:val="28"/>
+          <w:cs/>
+          <w:lang w:bidi="th-TH"/>
+        </w:rPr>
+        <w:t>ราย</w:t>
       </w:r>
     </w:p>
     <w:p>
       <w:pPr>
-        <w:ind w:left="360"/>
-        <w:rPr>
-          <w:rFonts w:ascii="TH Sarabun New" w:hAnsi="TH Sarabun New" w:cs="TH Sarabun New"/>
+        <w:rPr>
+          <w:rFonts w:ascii="TH Sarabun New" w:hAnsi="TH Sarabun New" w:cs="TH Sarabun New"/>
+          <w:b/>
+          <w:bCs/>
           <w:sz w:val="28"/>
           <w:szCs w:val="28"/>
           <w:lang w:bidi="th-TH"/>
@@ -17035,18 +16750,7 @@
           <w:szCs w:val="28"/>
           <w:lang w:bidi="th-TH"/>
         </w:rPr>
-        <w:t>9</w:t>
-      </w:r>
-      <w:r>
-        <w:rPr>
-          <w:rFonts w:ascii="TH Sarabun New" w:hAnsi="TH Sarabun New" w:cs="TH Sarabun New"/>
-          <w:b/>
-          <w:bCs/>
-          <w:sz w:val="28"/>
-          <w:szCs w:val="28"/>
-          <w:lang w:bidi="th-TH"/>
-        </w:rPr>
-        <w:t xml:space="preserve">. </w:t>
+        <w:t xml:space="preserve">9. </w:t>
       </w:r>
       <w:r>
         <w:rPr>
@@ -17079,7 +16783,103 @@
           <w:cs/>
           <w:lang w:bidi="th-TH"/>
         </w:rPr>
-        <w:t>จากการวิเคราะห์เชิงลึก ผมขอสรุปว่า</w:t>
+        <w:t xml:space="preserve">จากการพิจารณาผลการวิเคราะห์ทั้งหมดจากโมเดล </w:t>
+      </w:r>
+      <w:r>
+        <w:rPr>
+          <w:rFonts w:ascii="TH Sarabun New" w:hAnsi="TH Sarabun New" w:cs="TH Sarabun New"/>
+          <w:sz w:val="28"/>
+          <w:szCs w:val="28"/>
+          <w:lang w:bidi="th-TH"/>
+        </w:rPr>
+        <w:t xml:space="preserve">Random Forest, </w:t>
+      </w:r>
+      <w:proofErr w:type="spellStart"/>
+      <w:r>
+        <w:rPr>
+          <w:rFonts w:ascii="TH Sarabun New" w:hAnsi="TH Sarabun New" w:cs="TH Sarabun New"/>
+          <w:sz w:val="28"/>
+          <w:szCs w:val="28"/>
+          <w:lang w:bidi="th-TH"/>
+        </w:rPr>
+        <w:t>XGBoost</w:t>
+      </w:r>
+      <w:proofErr w:type="spellEnd"/>
+      <w:r>
+        <w:rPr>
+          <w:rFonts w:ascii="TH Sarabun New" w:hAnsi="TH Sarabun New" w:cs="TH Sarabun New"/>
+          <w:sz w:val="28"/>
+          <w:szCs w:val="28"/>
+          <w:lang w:bidi="th-TH"/>
+        </w:rPr>
+        <w:t xml:space="preserve">, SVM </w:t>
+      </w:r>
+      <w:r>
+        <w:rPr>
+          <w:rFonts w:ascii="TH Sarabun New" w:hAnsi="TH Sarabun New" w:cs="TH Sarabun New"/>
+          <w:sz w:val="28"/>
+          <w:szCs w:val="28"/>
+          <w:cs/>
+          <w:lang w:bidi="th-TH"/>
+        </w:rPr>
+        <w:t xml:space="preserve">และ </w:t>
+      </w:r>
+      <w:r>
+        <w:rPr>
+          <w:rFonts w:ascii="TH Sarabun New" w:hAnsi="TH Sarabun New" w:cs="TH Sarabun New"/>
+          <w:sz w:val="28"/>
+          <w:szCs w:val="28"/>
+          <w:lang w:bidi="th-TH"/>
+        </w:rPr>
+        <w:t xml:space="preserve">MLP </w:t>
+      </w:r>
+      <w:r>
+        <w:rPr>
+          <w:rFonts w:ascii="TH Sarabun New" w:hAnsi="TH Sarabun New" w:cs="TH Sarabun New"/>
+          <w:sz w:val="28"/>
+          <w:szCs w:val="28"/>
+          <w:cs/>
+          <w:lang w:bidi="th-TH"/>
+        </w:rPr>
+        <w:t>รวมถึงผลการทดลองในสัดส่วนข้อมูลที่แตกต่างกัน (</w:t>
+      </w:r>
+      <w:r>
+        <w:rPr>
+          <w:rFonts w:ascii="TH Sarabun New" w:hAnsi="TH Sarabun New" w:cs="TH Sarabun New"/>
+          <w:sz w:val="28"/>
+          <w:szCs w:val="28"/>
+          <w:lang w:bidi="th-TH"/>
+        </w:rPr>
+        <w:t xml:space="preserve">80:20 </w:t>
+      </w:r>
+      <w:r>
+        <w:rPr>
+          <w:rFonts w:ascii="TH Sarabun New" w:hAnsi="TH Sarabun New" w:cs="TH Sarabun New"/>
+          <w:sz w:val="28"/>
+          <w:szCs w:val="28"/>
+          <w:cs/>
+          <w:lang w:bidi="th-TH"/>
+        </w:rPr>
+        <w:t xml:space="preserve">และ </w:t>
+      </w:r>
+      <w:r>
+        <w:rPr>
+          <w:rFonts w:ascii="TH Sarabun New" w:hAnsi="TH Sarabun New" w:cs="TH Sarabun New"/>
+          <w:sz w:val="28"/>
+          <w:szCs w:val="28"/>
+          <w:lang w:bidi="th-TH"/>
+        </w:rPr>
+        <w:t xml:space="preserve">70:30) </w:t>
+      </w:r>
+      <w:r>
+        <w:rPr>
+          <w:rFonts w:ascii="TH Sarabun New" w:hAnsi="TH Sarabun New" w:cs="TH Sarabun New"/>
+          <w:sz w:val="28"/>
+          <w:szCs w:val="28"/>
+          <w:cs/>
+          <w:lang w:bidi="th-TH"/>
+        </w:rPr>
+        <w:t>สามารถสรุปได้ว่า</w:t>
       </w:r>
       <w:r>
         <w:rPr>
@@ -17100,25 +16900,17 @@
         </w:rPr>
         <w:t xml:space="preserve">โมเดล </w:t>
       </w:r>
-      <w:r>
-        <w:rPr>
-          <w:rFonts w:ascii="TH Sarabun New" w:hAnsi="TH Sarabun New" w:cs="TH Sarabun New"/>
-          <w:sz w:val="28"/>
-          <w:szCs w:val="28"/>
-          <w:lang w:bidi="th-TH"/>
-        </w:rPr>
-        <w:t xml:space="preserve">SVM </w:t>
-      </w:r>
-      <w:r>
-        <w:rPr>
-          <w:rFonts w:ascii="TH Sarabun New" w:hAnsi="TH Sarabun New" w:cs="TH Sarabun New"/>
-          <w:sz w:val="28"/>
-          <w:szCs w:val="28"/>
-          <w:cs/>
-          <w:lang w:bidi="th-TH"/>
-        </w:rPr>
-        <w:t>คือตัวเลือกที่เหมาะสมที่สุด</w:t>
-      </w:r>
+      <w:proofErr w:type="spellStart"/>
+      <w:r>
+        <w:rPr>
+          <w:rFonts w:ascii="TH Sarabun New" w:hAnsi="TH Sarabun New" w:cs="TH Sarabun New"/>
+          <w:sz w:val="28"/>
+          <w:szCs w:val="28"/>
+          <w:lang w:bidi="th-TH"/>
+        </w:rPr>
+        <w:t>XGBoost</w:t>
+      </w:r>
+      <w:proofErr w:type="spellEnd"/>
       <w:r>
         <w:rPr>
           <w:rFonts w:ascii="TH Sarabun New" w:hAnsi="TH Sarabun New" w:cs="TH Sarabun New"/>
@@ -17136,7 +16928,26 @@
           <w:cs/>
           <w:lang w:bidi="th-TH"/>
         </w:rPr>
-        <w:t xml:space="preserve">สำหรับการแก้ปัญหา </w:t>
+        <w:t>คือตัวเลือกที่ดีที่สุด</w:t>
+      </w:r>
+      <w:r>
+        <w:rPr>
+          <w:rFonts w:ascii="TH Sarabun New" w:hAnsi="TH Sarabun New" w:cs="TH Sarabun New"/>
+          <w:sz w:val="28"/>
+          <w:szCs w:val="28"/>
+          <w:lang w:bidi="th-TH"/>
+        </w:rPr>
+        <w:t xml:space="preserve"> </w:t>
+      </w:r>
+      <w:r>
+        <w:rPr>
+          <w:rFonts w:ascii="TH Sarabun New" w:hAnsi="TH Sarabun New" w:cs="TH Sarabun New"/>
+          <w:sz w:val="28"/>
+          <w:szCs w:val="28"/>
+          <w:cs/>
+          <w:lang w:bidi="th-TH"/>
+        </w:rPr>
+        <w:t xml:space="preserve">สำหรับการทำนาย </w:t>
       </w:r>
       <w:r>
         <w:rPr>
@@ -17155,7 +16966,7 @@
           <w:cs/>
           <w:lang w:bidi="th-TH"/>
         </w:rPr>
-        <w:t>นี้</w:t>
+        <w:t>ในชุดข้อมูลนี้</w:t>
       </w:r>
     </w:p>
     <w:p>
@@ -17176,33 +16987,44 @@
           <w:cs/>
           <w:lang w:bidi="th-TH"/>
         </w:rPr>
-        <w:t xml:space="preserve">เหตุผลหลักที่เลือกโมเดล </w:t>
-      </w:r>
-      <w:r>
-        <w:rPr>
-          <w:rFonts w:ascii="TH Sarabun New" w:hAnsi="TH Sarabun New" w:cs="TH Sarabun New"/>
-          <w:sz w:val="28"/>
-          <w:szCs w:val="28"/>
-          <w:lang w:bidi="th-TH"/>
-        </w:rPr>
-        <w:t xml:space="preserve">SVM </w:t>
-      </w:r>
-      <w:r>
-        <w:rPr>
-          <w:rFonts w:ascii="TH Sarabun New" w:hAnsi="TH Sarabun New" w:cs="TH Sarabun New"/>
-          <w:sz w:val="28"/>
-          <w:szCs w:val="28"/>
-          <w:cs/>
-          <w:lang w:bidi="th-TH"/>
-        </w:rPr>
-        <w:t>คือ:</w:t>
+        <w:t xml:space="preserve">เหตุผลหลักที่เลือก </w:t>
+      </w:r>
+      <w:proofErr w:type="spellStart"/>
+      <w:r>
+        <w:rPr>
+          <w:rFonts w:ascii="TH Sarabun New" w:hAnsi="TH Sarabun New" w:cs="TH Sarabun New"/>
+          <w:sz w:val="28"/>
+          <w:szCs w:val="28"/>
+          <w:lang w:bidi="th-TH"/>
+        </w:rPr>
+        <w:t>XGBoost</w:t>
+      </w:r>
+      <w:proofErr w:type="spellEnd"/>
+      <w:r>
+        <w:rPr>
+          <w:rFonts w:ascii="TH Sarabun New" w:hAnsi="TH Sarabun New" w:cs="TH Sarabun New"/>
+          <w:sz w:val="28"/>
+          <w:szCs w:val="28"/>
+          <w:lang w:bidi="th-TH"/>
+        </w:rPr>
+        <w:t xml:space="preserve"> </w:t>
+      </w:r>
+      <w:r>
+        <w:rPr>
+          <w:rFonts w:ascii="TH Sarabun New" w:hAnsi="TH Sarabun New" w:cs="TH Sarabun New"/>
+          <w:sz w:val="28"/>
+          <w:szCs w:val="28"/>
+          <w:cs/>
+          <w:lang w:bidi="th-TH"/>
+        </w:rPr>
+        <w:t>มีดังนี้:</w:t>
       </w:r>
     </w:p>
     <w:p>
       <w:pPr>
         <w:numPr>
           <w:ilvl w:val="0"/>
-          <w:numId w:val="43"/>
+          <w:numId w:val="46"/>
         </w:numPr>
         <w:rPr>
           <w:rFonts w:ascii="TH Sarabun New" w:hAnsi="TH Sarabun New" w:cs="TH Sarabun New"/>
@@ -17214,25 +17036,12 @@
       <w:r>
         <w:rPr>
           <w:rFonts w:ascii="TH Sarabun New" w:hAnsi="TH Sarabun New" w:cs="TH Sarabun New"/>
-          <w:b/>
-          <w:bCs/>
-          <w:sz w:val="28"/>
-          <w:szCs w:val="28"/>
-          <w:cs/>
-          <w:lang w:bidi="th-TH"/>
-        </w:rPr>
-        <w:t>ประสิทธิภาพที่มั่นคง (</w:t>
-      </w:r>
-      <w:r>
-        <w:rPr>
-          <w:rFonts w:ascii="TH Sarabun New" w:hAnsi="TH Sarabun New" w:cs="TH Sarabun New"/>
-          <w:b/>
-          <w:bCs/>
-          <w:sz w:val="28"/>
-          <w:szCs w:val="28"/>
-          <w:lang w:bidi="th-TH"/>
-        </w:rPr>
-        <w:t>Robustness):</w:t>
+          <w:sz w:val="28"/>
+          <w:szCs w:val="28"/>
+          <w:cs/>
+          <w:lang w:bidi="th-TH"/>
+        </w:rPr>
+        <w:t>ความเสถียรของประสิทธิภาพ:</w:t>
       </w:r>
       <w:r>
         <w:rPr>
@@ -17253,59 +17062,156 @@
         </w:rPr>
         <w:t xml:space="preserve">โมเดล </w:t>
       </w:r>
-      <w:r>
-        <w:rPr>
-          <w:rFonts w:ascii="TH Sarabun New" w:hAnsi="TH Sarabun New" w:cs="TH Sarabun New"/>
-          <w:sz w:val="28"/>
-          <w:szCs w:val="28"/>
-          <w:lang w:bidi="th-TH"/>
-        </w:rPr>
-        <w:t xml:space="preserve">SVM </w:t>
-      </w:r>
-      <w:r>
-        <w:rPr>
-          <w:rFonts w:ascii="TH Sarabun New" w:hAnsi="TH Sarabun New" w:cs="TH Sarabun New"/>
-          <w:sz w:val="28"/>
-          <w:szCs w:val="28"/>
-          <w:cs/>
-          <w:lang w:bidi="th-TH"/>
-        </w:rPr>
-        <w:t>แสดงให้เห็นถึงประสิทธิภาพในการทำนายที่คงที่และไม่ลดลงเมื่อขนาดข้อมูลฝึกฝนลดลง (</w:t>
-      </w:r>
-      <w:r>
-        <w:rPr>
-          <w:rFonts w:ascii="TH Sarabun New" w:hAnsi="TH Sarabun New" w:cs="TH Sarabun New"/>
-          <w:sz w:val="28"/>
-          <w:szCs w:val="28"/>
-          <w:lang w:bidi="th-TH"/>
-        </w:rPr>
-        <w:t xml:space="preserve">F1-Score </w:t>
-      </w:r>
-      <w:r>
-        <w:rPr>
-          <w:rFonts w:ascii="TH Sarabun New" w:hAnsi="TH Sarabun New" w:cs="TH Sarabun New"/>
-          <w:sz w:val="28"/>
-          <w:szCs w:val="28"/>
-          <w:cs/>
-          <w:lang w:bidi="th-TH"/>
-        </w:rPr>
-        <w:t>คงที่ที่</w:t>
-      </w:r>
-      <w:r>
-        <w:rPr>
-          <w:rFonts w:ascii="TH Sarabun New" w:hAnsi="TH Sarabun New" w:cs="TH Sarabun New"/>
-          <w:sz w:val="28"/>
-          <w:szCs w:val="28"/>
-          <w:lang w:bidi="th-TH"/>
-        </w:rPr>
-        <w:t xml:space="preserve"> 0.62)</w:t>
+      <w:proofErr w:type="spellStart"/>
+      <w:r>
+        <w:rPr>
+          <w:rFonts w:ascii="TH Sarabun New" w:hAnsi="TH Sarabun New" w:cs="TH Sarabun New"/>
+          <w:sz w:val="28"/>
+          <w:szCs w:val="28"/>
+          <w:lang w:bidi="th-TH"/>
+        </w:rPr>
+        <w:t>XGBoost</w:t>
+      </w:r>
+      <w:proofErr w:type="spellEnd"/>
+      <w:r>
+        <w:rPr>
+          <w:rFonts w:ascii="TH Sarabun New" w:hAnsi="TH Sarabun New" w:cs="TH Sarabun New"/>
+          <w:sz w:val="28"/>
+          <w:szCs w:val="28"/>
+          <w:lang w:bidi="th-TH"/>
+        </w:rPr>
+        <w:t xml:space="preserve"> </w:t>
+      </w:r>
+      <w:r>
+        <w:rPr>
+          <w:rFonts w:ascii="TH Sarabun New" w:hAnsi="TH Sarabun New" w:cs="TH Sarabun New"/>
+          <w:sz w:val="28"/>
+          <w:szCs w:val="28"/>
+          <w:cs/>
+          <w:lang w:bidi="th-TH"/>
+        </w:rPr>
+        <w:t xml:space="preserve">แสดงให้เห็นถึงประสิทธิภาพที่มั่นคงและคงที่ในทุกสภาวะการทดลอง ทั้งในสัดส่วน </w:t>
+      </w:r>
+      <w:r>
+        <w:rPr>
+          <w:rFonts w:ascii="TH Sarabun New" w:hAnsi="TH Sarabun New" w:cs="TH Sarabun New"/>
+          <w:sz w:val="28"/>
+          <w:szCs w:val="28"/>
+          <w:lang w:bidi="th-TH"/>
+        </w:rPr>
+        <w:t xml:space="preserve">80:20 </w:t>
+      </w:r>
+      <w:r>
+        <w:rPr>
+          <w:rFonts w:ascii="TH Sarabun New" w:hAnsi="TH Sarabun New" w:cs="TH Sarabun New"/>
+          <w:sz w:val="28"/>
+          <w:szCs w:val="28"/>
+          <w:cs/>
+          <w:lang w:bidi="th-TH"/>
+        </w:rPr>
+        <w:t xml:space="preserve">และ </w:t>
+      </w:r>
+      <w:r>
+        <w:rPr>
+          <w:rFonts w:ascii="TH Sarabun New" w:hAnsi="TH Sarabun New" w:cs="TH Sarabun New"/>
+          <w:sz w:val="28"/>
+          <w:szCs w:val="28"/>
+          <w:lang w:bidi="th-TH"/>
+        </w:rPr>
+        <w:t xml:space="preserve">70:30 </w:t>
+      </w:r>
+      <w:r>
+        <w:rPr>
+          <w:rFonts w:ascii="TH Sarabun New" w:hAnsi="TH Sarabun New" w:cs="TH Sarabun New"/>
+          <w:sz w:val="28"/>
+          <w:szCs w:val="28"/>
+          <w:cs/>
+          <w:lang w:bidi="th-TH"/>
+        </w:rPr>
+        <w:t>โดยค่าความแม่นยำ (</w:t>
+      </w:r>
+      <w:r>
+        <w:rPr>
+          <w:rFonts w:ascii="TH Sarabun New" w:hAnsi="TH Sarabun New" w:cs="TH Sarabun New"/>
+          <w:sz w:val="28"/>
+          <w:szCs w:val="28"/>
+          <w:lang w:bidi="th-TH"/>
+        </w:rPr>
+        <w:t xml:space="preserve">Accuracy) </w:t>
+      </w:r>
+      <w:r>
+        <w:rPr>
+          <w:rFonts w:ascii="TH Sarabun New" w:hAnsi="TH Sarabun New" w:cs="TH Sarabun New"/>
+          <w:sz w:val="28"/>
+          <w:szCs w:val="28"/>
+          <w:cs/>
+          <w:lang w:bidi="th-TH"/>
+        </w:rPr>
+        <w:t>ลดลงเพียงเล็กน้อยจาก</w:t>
+      </w:r>
+      <w:r>
+        <w:rPr>
+          <w:rFonts w:ascii="TH Sarabun New" w:hAnsi="TH Sarabun New" w:cs="TH Sarabun New"/>
+          <w:sz w:val="28"/>
+          <w:szCs w:val="28"/>
+          <w:lang w:bidi="th-TH"/>
+        </w:rPr>
+        <w:t xml:space="preserve"> 78.57% </w:t>
+      </w:r>
+      <w:r>
+        <w:rPr>
+          <w:rFonts w:ascii="TH Sarabun New" w:hAnsi="TH Sarabun New" w:cs="TH Sarabun New"/>
+          <w:sz w:val="28"/>
+          <w:szCs w:val="28"/>
+          <w:cs/>
+          <w:lang w:bidi="th-TH"/>
+        </w:rPr>
+        <w:t>เป็น</w:t>
+      </w:r>
+      <w:r>
+        <w:rPr>
+          <w:rFonts w:ascii="TH Sarabun New" w:hAnsi="TH Sarabun New" w:cs="TH Sarabun New"/>
+          <w:sz w:val="28"/>
+          <w:szCs w:val="28"/>
+          <w:lang w:bidi="th-TH"/>
+        </w:rPr>
+        <w:t xml:space="preserve"> 76.90% </w:t>
+      </w:r>
+      <w:r>
+        <w:rPr>
+          <w:rFonts w:ascii="TH Sarabun New" w:hAnsi="TH Sarabun New" w:cs="TH Sarabun New"/>
+          <w:sz w:val="28"/>
+          <w:szCs w:val="28"/>
+          <w:cs/>
+          <w:lang w:bidi="th-TH"/>
+        </w:rPr>
+        <w:t xml:space="preserve">ในขณะที่โมเดลอื่น ๆ เช่น </w:t>
+      </w:r>
+      <w:r>
+        <w:rPr>
+          <w:rFonts w:ascii="TH Sarabun New" w:hAnsi="TH Sarabun New" w:cs="TH Sarabun New"/>
+          <w:sz w:val="28"/>
+          <w:szCs w:val="28"/>
+          <w:lang w:bidi="th-TH"/>
+        </w:rPr>
+        <w:t xml:space="preserve">MLP </w:t>
+      </w:r>
+      <w:r>
+        <w:rPr>
+          <w:rFonts w:ascii="TH Sarabun New" w:hAnsi="TH Sarabun New" w:cs="TH Sarabun New"/>
+          <w:sz w:val="28"/>
+          <w:szCs w:val="28"/>
+          <w:cs/>
+          <w:lang w:bidi="th-TH"/>
+        </w:rPr>
+        <w:t>มีค่าลดลงอย่างรุนแรง</w:t>
       </w:r>
     </w:p>
     <w:p>
       <w:pPr>
         <w:numPr>
           <w:ilvl w:val="0"/>
-          <w:numId w:val="43"/>
+          <w:numId w:val="46"/>
         </w:numPr>
         <w:rPr>
           <w:rFonts w:ascii="TH Sarabun New" w:hAnsi="TH Sarabun New" w:cs="TH Sarabun New"/>
@@ -17317,14 +17223,12 @@
       <w:r>
         <w:rPr>
           <w:rFonts w:ascii="TH Sarabun New" w:hAnsi="TH Sarabun New" w:cs="TH Sarabun New"/>
-          <w:b/>
-          <w:bCs/>
-          <w:sz w:val="28"/>
-          <w:szCs w:val="28"/>
-          <w:cs/>
-          <w:lang w:bidi="th-TH"/>
-        </w:rPr>
-        <w:t>การตอบโจทย์ทางธุรกิจ:</w:t>
+          <w:sz w:val="28"/>
+          <w:szCs w:val="28"/>
+          <w:cs/>
+          <w:lang w:bidi="th-TH"/>
+        </w:rPr>
+        <w:t>ประสิทธิภาพการทำนายที่สมดุล:</w:t>
       </w:r>
       <w:r>
         <w:rPr>
@@ -17343,45 +17247,208 @@
           <w:cs/>
           <w:lang w:bidi="th-TH"/>
         </w:rPr>
-        <w:t xml:space="preserve">ในการทำนาย </w:t>
-      </w:r>
-      <w:r>
-        <w:rPr>
-          <w:rFonts w:ascii="TH Sarabun New" w:hAnsi="TH Sarabun New" w:cs="TH Sarabun New"/>
-          <w:sz w:val="28"/>
-          <w:szCs w:val="28"/>
-          <w:lang w:bidi="th-TH"/>
-        </w:rPr>
-        <w:t xml:space="preserve">Customer Churn </w:t>
-      </w:r>
-      <w:r>
-        <w:rPr>
-          <w:rFonts w:ascii="TH Sarabun New" w:hAnsi="TH Sarabun New" w:cs="TH Sarabun New"/>
-          <w:sz w:val="28"/>
-          <w:szCs w:val="28"/>
-          <w:cs/>
-          <w:lang w:bidi="th-TH"/>
-        </w:rPr>
-        <w:t>การค้นหาลูกค้าที่กำลังจะจากไปให้ได้มากที่สุด (</w:t>
-      </w:r>
-      <w:r>
-        <w:rPr>
-          <w:rFonts w:ascii="TH Sarabun New" w:hAnsi="TH Sarabun New" w:cs="TH Sarabun New"/>
-          <w:sz w:val="28"/>
-          <w:szCs w:val="28"/>
-          <w:lang w:bidi="th-TH"/>
-        </w:rPr>
-        <w:t xml:space="preserve">Recall </w:t>
-      </w:r>
-      <w:r>
-        <w:rPr>
-          <w:rFonts w:ascii="TH Sarabun New" w:hAnsi="TH Sarabun New" w:cs="TH Sarabun New"/>
-          <w:sz w:val="28"/>
-          <w:szCs w:val="28"/>
-          <w:cs/>
-          <w:lang w:bidi="th-TH"/>
-        </w:rPr>
-        <w:t xml:space="preserve">สูง) มีความสำคัญสูงสุดต่อธุรกิจ . โมเดล </w:t>
+        <w:t>เมื่อพิจารณาจากตารางความสับสน (</w:t>
+      </w:r>
+      <w:r>
+        <w:rPr>
+          <w:rFonts w:ascii="TH Sarabun New" w:hAnsi="TH Sarabun New" w:cs="TH Sarabun New"/>
+          <w:sz w:val="28"/>
+          <w:szCs w:val="28"/>
+          <w:lang w:bidi="th-TH"/>
+        </w:rPr>
+        <w:t xml:space="preserve">Confusion Matrix) </w:t>
+      </w:r>
+      <w:r>
+        <w:rPr>
+          <w:rFonts w:ascii="TH Sarabun New" w:hAnsi="TH Sarabun New" w:cs="TH Sarabun New"/>
+          <w:sz w:val="28"/>
+          <w:szCs w:val="28"/>
+          <w:cs/>
+          <w:lang w:bidi="th-TH"/>
+        </w:rPr>
+        <w:t xml:space="preserve">ในสัดส่วน </w:t>
+      </w:r>
+      <w:r>
+        <w:rPr>
+          <w:rFonts w:ascii="TH Sarabun New" w:hAnsi="TH Sarabun New" w:cs="TH Sarabun New"/>
+          <w:sz w:val="28"/>
+          <w:szCs w:val="28"/>
+          <w:lang w:bidi="th-TH"/>
+        </w:rPr>
+        <w:t xml:space="preserve">80:20 </w:t>
+      </w:r>
+      <w:r>
+        <w:rPr>
+          <w:rFonts w:ascii="TH Sarabun New" w:hAnsi="TH Sarabun New" w:cs="TH Sarabun New"/>
+          <w:sz w:val="28"/>
+          <w:szCs w:val="28"/>
+          <w:cs/>
+          <w:lang w:bidi="th-TH"/>
+        </w:rPr>
+        <w:t xml:space="preserve">โมเดล </w:t>
+      </w:r>
+      <w:proofErr w:type="spellStart"/>
+      <w:r>
+        <w:rPr>
+          <w:rFonts w:ascii="TH Sarabun New" w:hAnsi="TH Sarabun New" w:cs="TH Sarabun New"/>
+          <w:sz w:val="28"/>
+          <w:szCs w:val="28"/>
+          <w:lang w:bidi="th-TH"/>
+        </w:rPr>
+        <w:t>XGBoost</w:t>
+      </w:r>
+      <w:proofErr w:type="spellEnd"/>
+      <w:r>
+        <w:rPr>
+          <w:rFonts w:ascii="TH Sarabun New" w:hAnsi="TH Sarabun New" w:cs="TH Sarabun New"/>
+          <w:sz w:val="28"/>
+          <w:szCs w:val="28"/>
+          <w:lang w:bidi="th-TH"/>
+        </w:rPr>
+        <w:t xml:space="preserve"> </w:t>
+      </w:r>
+      <w:r>
+        <w:rPr>
+          <w:rFonts w:ascii="TH Sarabun New" w:hAnsi="TH Sarabun New" w:cs="TH Sarabun New"/>
+          <w:sz w:val="28"/>
+          <w:szCs w:val="28"/>
+          <w:cs/>
+          <w:lang w:bidi="th-TH"/>
+        </w:rPr>
+        <w:t xml:space="preserve">สามารถทำนาย </w:t>
+      </w:r>
+      <w:r>
+        <w:rPr>
+          <w:rFonts w:ascii="TH Sarabun New" w:hAnsi="TH Sarabun New" w:cs="TH Sarabun New"/>
+          <w:sz w:val="28"/>
+          <w:szCs w:val="28"/>
+          <w:lang w:bidi="th-TH"/>
+        </w:rPr>
+        <w:t>True Positives (</w:t>
+      </w:r>
+      <w:r>
+        <w:rPr>
+          <w:rFonts w:ascii="TH Sarabun New" w:hAnsi="TH Sarabun New" w:cs="TH Sarabun New"/>
+          <w:sz w:val="28"/>
+          <w:szCs w:val="28"/>
+          <w:cs/>
+          <w:lang w:bidi="th-TH"/>
+        </w:rPr>
+        <w:t>ลูกค้าที่กำลังจะยกเลิกบริการ) ได้สูงถึง</w:t>
+      </w:r>
+      <w:r>
+        <w:rPr>
+          <w:rFonts w:ascii="TH Sarabun New" w:hAnsi="TH Sarabun New" w:cs="TH Sarabun New"/>
+          <w:sz w:val="28"/>
+          <w:szCs w:val="28"/>
+          <w:lang w:bidi="th-TH"/>
+        </w:rPr>
+        <w:t xml:space="preserve"> 224 </w:t>
+      </w:r>
+      <w:r>
+        <w:rPr>
+          <w:rFonts w:ascii="TH Sarabun New" w:hAnsi="TH Sarabun New" w:cs="TH Sarabun New"/>
+          <w:sz w:val="28"/>
+          <w:szCs w:val="28"/>
+          <w:cs/>
+          <w:lang w:bidi="th-TH"/>
+        </w:rPr>
+        <w:t>ราย</w:t>
+      </w:r>
+      <w:r>
+        <w:rPr>
+          <w:rFonts w:ascii="TH Sarabun New" w:hAnsi="TH Sarabun New" w:cs="TH Sarabun New"/>
+          <w:sz w:val="28"/>
+          <w:szCs w:val="28"/>
+          <w:lang w:bidi="th-TH"/>
+        </w:rPr>
+        <w:t xml:space="preserve"> </w:t>
+      </w:r>
+      <w:r>
+        <w:rPr>
+          <w:rFonts w:ascii="TH Sarabun New" w:hAnsi="TH Sarabun New" w:cs="TH Sarabun New"/>
+          <w:sz w:val="28"/>
+          <w:szCs w:val="28"/>
+          <w:cs/>
+          <w:lang w:bidi="th-TH"/>
+        </w:rPr>
+        <w:t xml:space="preserve">ซึ่งใกล้เคียงกับ </w:t>
+      </w:r>
+      <w:r>
+        <w:rPr>
+          <w:rFonts w:ascii="TH Sarabun New" w:hAnsi="TH Sarabun New" w:cs="TH Sarabun New"/>
+          <w:sz w:val="28"/>
+          <w:szCs w:val="28"/>
+          <w:lang w:bidi="th-TH"/>
+        </w:rPr>
+        <w:t xml:space="preserve">MLP </w:t>
+      </w:r>
+      <w:r>
+        <w:rPr>
+          <w:rFonts w:ascii="TH Sarabun New" w:hAnsi="TH Sarabun New" w:cs="TH Sarabun New"/>
+          <w:sz w:val="28"/>
+          <w:szCs w:val="28"/>
+          <w:cs/>
+          <w:lang w:bidi="th-TH"/>
+        </w:rPr>
+        <w:t xml:space="preserve">ในขณะเดียวกันก็มีค่า </w:t>
+      </w:r>
+      <w:r>
+        <w:rPr>
+          <w:rFonts w:ascii="TH Sarabun New" w:hAnsi="TH Sarabun New" w:cs="TH Sarabun New"/>
+          <w:sz w:val="28"/>
+          <w:szCs w:val="28"/>
+          <w:lang w:bidi="th-TH"/>
+        </w:rPr>
+        <w:t>False Positives (</w:t>
+      </w:r>
+      <w:r>
+        <w:rPr>
+          <w:rFonts w:ascii="TH Sarabun New" w:hAnsi="TH Sarabun New" w:cs="TH Sarabun New"/>
+          <w:sz w:val="28"/>
+          <w:szCs w:val="28"/>
+          <w:cs/>
+          <w:lang w:bidi="th-TH"/>
+        </w:rPr>
+        <w:t>ทำนายผิดว่าลูกค้าจะยกเลิก) ที่ต่ำมากเพียง</w:t>
+      </w:r>
+      <w:r>
+        <w:rPr>
+          <w:rFonts w:ascii="TH Sarabun New" w:hAnsi="TH Sarabun New" w:cs="TH Sarabun New"/>
+          <w:sz w:val="28"/>
+          <w:szCs w:val="28"/>
+          <w:lang w:bidi="th-TH"/>
+        </w:rPr>
+        <w:t xml:space="preserve"> 153 </w:t>
+      </w:r>
+      <w:r>
+        <w:rPr>
+          <w:rFonts w:ascii="TH Sarabun New" w:hAnsi="TH Sarabun New" w:cs="TH Sarabun New"/>
+          <w:sz w:val="28"/>
+          <w:szCs w:val="28"/>
+          <w:cs/>
+          <w:lang w:bidi="th-TH"/>
+        </w:rPr>
+        <w:t>ราย</w:t>
+      </w:r>
+      <w:r>
+        <w:rPr>
+          <w:rFonts w:ascii="TH Sarabun New" w:hAnsi="TH Sarabun New" w:cs="TH Sarabun New"/>
+          <w:sz w:val="28"/>
+          <w:szCs w:val="28"/>
+          <w:lang w:bidi="th-TH"/>
+        </w:rPr>
+        <w:t xml:space="preserve"> </w:t>
+      </w:r>
+      <w:r>
+        <w:rPr>
+          <w:rFonts w:ascii="TH Sarabun New" w:hAnsi="TH Sarabun New" w:cs="TH Sarabun New"/>
+          <w:sz w:val="28"/>
+          <w:szCs w:val="28"/>
+          <w:cs/>
+          <w:lang w:bidi="th-TH"/>
+        </w:rPr>
+        <w:t xml:space="preserve">เท่านั้น ซึ่งดีกว่าโมเดลอื่น ๆ เช่น </w:t>
       </w:r>
       <w:r>
         <w:rPr>
@@ -17400,7 +17467,175 @@
           <w:cs/>
           <w:lang w:bidi="th-TH"/>
         </w:rPr>
-        <w:t>สามารถทำได้ดีที่สุดในจุดนี้ ซึ่งช่วยให้บริษัทสามารถวางแผนการรักษาลูกค้าได้อย่างมีประสิทธิภาพ</w:t>
+        <w:t xml:space="preserve">ที่มีค่า </w:t>
+      </w:r>
+      <w:r>
+        <w:rPr>
+          <w:rFonts w:ascii="TH Sarabun New" w:hAnsi="TH Sarabun New" w:cs="TH Sarabun New"/>
+          <w:sz w:val="28"/>
+          <w:szCs w:val="28"/>
+          <w:lang w:bidi="th-TH"/>
+        </w:rPr>
+        <w:t xml:space="preserve">False Positives </w:t>
+      </w:r>
+      <w:r>
+        <w:rPr>
+          <w:rFonts w:ascii="TH Sarabun New" w:hAnsi="TH Sarabun New" w:cs="TH Sarabun New"/>
+          <w:sz w:val="28"/>
+          <w:szCs w:val="28"/>
+          <w:cs/>
+          <w:lang w:bidi="th-TH"/>
+        </w:rPr>
+        <w:t>สูงถึง</w:t>
+      </w:r>
+      <w:r>
+        <w:rPr>
+          <w:rFonts w:ascii="TH Sarabun New" w:hAnsi="TH Sarabun New" w:cs="TH Sarabun New"/>
+          <w:sz w:val="28"/>
+          <w:szCs w:val="28"/>
+          <w:lang w:bidi="th-TH"/>
+        </w:rPr>
+        <w:t xml:space="preserve"> 241 </w:t>
+      </w:r>
+      <w:r>
+        <w:rPr>
+          <w:rFonts w:ascii="TH Sarabun New" w:hAnsi="TH Sarabun New" w:cs="TH Sarabun New"/>
+          <w:sz w:val="28"/>
+          <w:szCs w:val="28"/>
+          <w:cs/>
+          <w:lang w:bidi="th-TH"/>
+        </w:rPr>
+        <w:t>ราย</w:t>
+      </w:r>
+    </w:p>
+    <w:p>
+      <w:pPr>
+        <w:numPr>
+          <w:ilvl w:val="0"/>
+          <w:numId w:val="46"/>
+        </w:numPr>
+        <w:rPr>
+          <w:rFonts w:ascii="TH Sarabun New" w:hAnsi="TH Sarabun New" w:cs="TH Sarabun New"/>
+          <w:sz w:val="28"/>
+          <w:szCs w:val="28"/>
+          <w:lang w:bidi="th-TH"/>
+        </w:rPr>
+      </w:pPr>
+      <w:r>
+        <w:rPr>
+          <w:rFonts w:ascii="TH Sarabun New" w:hAnsi="TH Sarabun New" w:cs="TH Sarabun New"/>
+          <w:sz w:val="28"/>
+          <w:szCs w:val="28"/>
+          <w:cs/>
+          <w:lang w:bidi="th-TH"/>
+        </w:rPr>
+        <w:t>การประยุกต์ใช้เชิงธุรกิจ:</w:t>
+      </w:r>
+      <w:r>
+        <w:rPr>
+          <w:rFonts w:ascii="TH Sarabun New" w:hAnsi="TH Sarabun New" w:cs="TH Sarabun New"/>
+          <w:sz w:val="28"/>
+          <w:szCs w:val="28"/>
+          <w:lang w:bidi="th-TH"/>
+        </w:rPr>
+        <w:t xml:space="preserve"> </w:t>
+      </w:r>
+      <w:r>
+        <w:rPr>
+          <w:rFonts w:ascii="TH Sarabun New" w:hAnsi="TH Sarabun New" w:cs="TH Sarabun New"/>
+          <w:sz w:val="28"/>
+          <w:szCs w:val="28"/>
+          <w:cs/>
+          <w:lang w:bidi="th-TH"/>
+        </w:rPr>
+        <w:t xml:space="preserve">การที่ </w:t>
+      </w:r>
+      <w:proofErr w:type="spellStart"/>
+      <w:r>
+        <w:rPr>
+          <w:rFonts w:ascii="TH Sarabun New" w:hAnsi="TH Sarabun New" w:cs="TH Sarabun New"/>
+          <w:sz w:val="28"/>
+          <w:szCs w:val="28"/>
+          <w:lang w:bidi="th-TH"/>
+        </w:rPr>
+        <w:t>XGBoost</w:t>
+      </w:r>
+      <w:proofErr w:type="spellEnd"/>
+      <w:r>
+        <w:rPr>
+          <w:rFonts w:ascii="TH Sarabun New" w:hAnsi="TH Sarabun New" w:cs="TH Sarabun New"/>
+          <w:sz w:val="28"/>
+          <w:szCs w:val="28"/>
+          <w:lang w:bidi="th-TH"/>
+        </w:rPr>
+        <w:t xml:space="preserve"> </w:t>
+      </w:r>
+      <w:r>
+        <w:rPr>
+          <w:rFonts w:ascii="TH Sarabun New" w:hAnsi="TH Sarabun New" w:cs="TH Sarabun New"/>
+          <w:sz w:val="28"/>
+          <w:szCs w:val="28"/>
+          <w:cs/>
+          <w:lang w:bidi="th-TH"/>
+        </w:rPr>
+        <w:t xml:space="preserve">มีทั้งค่า </w:t>
+      </w:r>
+      <w:r>
+        <w:rPr>
+          <w:rFonts w:ascii="TH Sarabun New" w:hAnsi="TH Sarabun New" w:cs="TH Sarabun New"/>
+          <w:sz w:val="28"/>
+          <w:szCs w:val="28"/>
+          <w:lang w:bidi="th-TH"/>
+        </w:rPr>
+        <w:t xml:space="preserve">Accuracy </w:t>
+      </w:r>
+      <w:r>
+        <w:rPr>
+          <w:rFonts w:ascii="TH Sarabun New" w:hAnsi="TH Sarabun New" w:cs="TH Sarabun New"/>
+          <w:sz w:val="28"/>
+          <w:szCs w:val="28"/>
+          <w:cs/>
+          <w:lang w:bidi="th-TH"/>
+        </w:rPr>
+        <w:t xml:space="preserve">ที่สูงและค่า </w:t>
+      </w:r>
+      <w:r>
+        <w:rPr>
+          <w:rFonts w:ascii="TH Sarabun New" w:hAnsi="TH Sarabun New" w:cs="TH Sarabun New"/>
+          <w:sz w:val="28"/>
+          <w:szCs w:val="28"/>
+          <w:lang w:bidi="th-TH"/>
+        </w:rPr>
+        <w:t xml:space="preserve">False Positives </w:t>
+      </w:r>
+      <w:r>
+        <w:rPr>
+          <w:rFonts w:ascii="TH Sarabun New" w:hAnsi="TH Sarabun New" w:cs="TH Sarabun New"/>
+          <w:sz w:val="28"/>
+          <w:szCs w:val="28"/>
+          <w:cs/>
+          <w:lang w:bidi="th-TH"/>
+        </w:rPr>
+        <w:t>ที่ต่ำ ทำให้เป็นโมเดลที่เหมาะสมที่สุดในการนำไปใช้จริงในธุรกิจ เพราะช่วยให้มั่นใจได้ว่าการเข้าถึงลูกค้าเพื่อเสนอแคมเปญรักษาลูกค้า (</w:t>
+      </w:r>
+      <w:r>
+        <w:rPr>
+          <w:rFonts w:ascii="TH Sarabun New" w:hAnsi="TH Sarabun New" w:cs="TH Sarabun New"/>
+          <w:sz w:val="28"/>
+          <w:szCs w:val="28"/>
+          <w:lang w:bidi="th-TH"/>
+        </w:rPr>
+        <w:t xml:space="preserve">Retention Campaign) </w:t>
+      </w:r>
+      <w:r>
+        <w:rPr>
+          <w:rFonts w:ascii="TH Sarabun New" w:hAnsi="TH Sarabun New" w:cs="TH Sarabun New"/>
+          <w:sz w:val="28"/>
+          <w:szCs w:val="28"/>
+          <w:cs/>
+          <w:lang w:bidi="th-TH"/>
+        </w:rPr>
+        <w:t>จะมีประสิทธิภาพและไม่สิ้นเปลืองงบประมาณไปกับลูกค้าที่ไม่จำเป็นต้องได้รับความช่วยเหลือ</w:t>
       </w:r>
     </w:p>
     <w:p>
@@ -18994,6 +19229,155 @@
     </w:lvl>
   </w:abstractNum>
   <w:abstractNum w:abstractNumId="11" w15:restartNumberingAfterBreak="0">
+    <w:nsid w:val="251F5BB4"/>
+    <w:multiLevelType w:val="multilevel"/>
+    <w:tmpl w:val="883846DE"/>
+    <w:lvl w:ilvl="0">
+      <w:start w:val="1"/>
+      <w:numFmt w:val="bullet"/>
+      <w:lvlText w:val=""/>
+      <w:lvlJc w:val="left"/>
+      <w:pPr>
+        <w:tabs>
+          <w:tab w:val="num" w:pos="720"/>
+        </w:tabs>
+        <w:ind w:left="720" w:hanging="360"/>
+      </w:pPr>
+      <w:rPr>
+        <w:rFonts w:ascii="Symbol" w:hAnsi="Symbol" w:hint="default"/>
+        <w:sz w:val="20"/>
+      </w:rPr>
+    </w:lvl>
+    <w:lvl w:ilvl="1" w:tentative="1">
+      <w:start w:val="1"/>
+      <w:numFmt w:val="bullet"/>
+      <w:lvlText w:val="o"/>
+      <w:lvlJc w:val="left"/>
+      <w:pPr>
+        <w:tabs>
+          <w:tab w:val="num" w:pos="1440"/>
+        </w:tabs>
+        <w:ind w:left="1440" w:hanging="360"/>
+      </w:pPr>
+      <w:rPr>
+        <w:rFonts w:ascii="Courier New" w:hAnsi="Courier New" w:hint="default"/>
+        <w:sz w:val="20"/>
+      </w:rPr>
+    </w:lvl>
+    <w:lvl w:ilvl="2" w:tentative="1">
+      <w:start w:val="1"/>
+      <w:numFmt w:val="bullet"/>
+      <w:lvlText w:val=""/>
+      <w:lvlJc w:val="left"/>
+      <w:pPr>
+        <w:tabs>
+          <w:tab w:val="num" w:pos="2160"/>
+        </w:tabs>
+        <w:ind w:left="2160" w:hanging="360"/>
+      </w:pPr>
+      <w:rPr>
+        <w:rFonts w:ascii="Wingdings" w:hAnsi="Wingdings" w:hint="default"/>
+        <w:sz w:val="20"/>
+      </w:rPr>
+    </w:lvl>
+    <w:lvl w:ilvl="3" w:tentative="1">
+      <w:start w:val="1"/>
+      <w:numFmt w:val="bullet"/>
+      <w:lvlText w:val=""/>
+      <w:lvlJc w:val="left"/>
+      <w:pPr>
+        <w:tabs>
+          <w:tab w:val="num" w:pos="2880"/>
+        </w:tabs>
+        <w:ind w:left="2880" w:hanging="360"/>
+      </w:pPr>
+      <w:rPr>
+        <w:rFonts w:ascii="Wingdings" w:hAnsi="Wingdings" w:hint="default"/>
+        <w:sz w:val="20"/>
+      </w:rPr>
+    </w:lvl>
+    <w:lvl w:ilvl="4" w:tentative="1">
+      <w:start w:val="1"/>
+      <w:numFmt w:val="bullet"/>
+      <w:lvlText w:val=""/>
+      <w:lvlJc w:val="left"/>
+      <w:pPr>
+        <w:tabs>
+          <w:tab w:val="num" w:pos="3600"/>
+        </w:tabs>
+        <w:ind w:left="3600" w:hanging="360"/>
+      </w:pPr>
+      <w:rPr>
+        <w:rFonts w:ascii="Wingdings" w:hAnsi="Wingdings" w:hint="default"/>
+        <w:sz w:val="20"/>
+      </w:rPr>
+    </w:lvl>
+    <w:lvl w:ilvl="5" w:tentative="1">
+      <w:start w:val="1"/>
+      <w:numFmt w:val="bullet"/>
+      <w:lvlText w:val=""/>
+      <w:lvlJc w:val="left"/>
+      <w:pPr>
+        <w:tabs>
+          <w:tab w:val="num" w:pos="4320"/>
+        </w:tabs>
+        <w:ind w:left="4320" w:hanging="360"/>
+      </w:pPr>
+      <w:rPr>
+        <w:rFonts w:ascii="Wingdings" w:hAnsi="Wingdings" w:hint="default"/>
+        <w:sz w:val="20"/>
+      </w:rPr>
+    </w:lvl>
+    <w:lvl w:ilvl="6" w:tentative="1">
+      <w:start w:val="1"/>
+      <w:numFmt w:val="bullet"/>
+      <w:lvlText w:val=""/>
+      <w:lvlJc w:val="left"/>
+      <w:pPr>
+        <w:tabs>
+          <w:tab w:val="num" w:pos="5040"/>
+        </w:tabs>
+        <w:ind w:left="5040" w:hanging="360"/>
+      </w:pPr>
+      <w:rPr>
+        <w:rFonts w:ascii="Wingdings" w:hAnsi="Wingdings" w:hint="default"/>
+        <w:sz w:val="20"/>
+      </w:rPr>
+    </w:lvl>
+    <w:lvl w:ilvl="7" w:tentative="1">
+      <w:start w:val="1"/>
+      <w:numFmt w:val="bullet"/>
+      <w:lvlText w:val=""/>
+      <w:lvlJc w:val="left"/>
+      <w:pPr>
+        <w:tabs>
+          <w:tab w:val="num" w:pos="5760"/>
+        </w:tabs>
+        <w:ind w:left="5760" w:hanging="360"/>
+      </w:pPr>
+      <w:rPr>
+        <w:rFonts w:ascii="Wingdings" w:hAnsi="Wingdings" w:hint="default"/>
+        <w:sz w:val="20"/>
+      </w:rPr>
+    </w:lvl>
+    <w:lvl w:ilvl="8" w:tentative="1">
+      <w:start w:val="1"/>
+      <w:numFmt w:val="bullet"/>
+      <w:lvlText w:val=""/>
+      <w:lvlJc w:val="left"/>
+      <w:pPr>
+        <w:tabs>
+          <w:tab w:val="num" w:pos="6480"/>
+        </w:tabs>
+        <w:ind w:left="6480" w:hanging="360"/>
+      </w:pPr>
+      <w:rPr>
+        <w:rFonts w:ascii="Wingdings" w:hAnsi="Wingdings" w:hint="default"/>
+        <w:sz w:val="20"/>
+      </w:rPr>
+    </w:lvl>
+  </w:abstractNum>
+  <w:abstractNum w:abstractNumId="12" w15:restartNumberingAfterBreak="0">
     <w:nsid w:val="25B84727"/>
     <w:multiLevelType w:val="multilevel"/>
     <w:tmpl w:val="BC10271C"/>
@@ -19142,7 +19526,7 @@
       </w:rPr>
     </w:lvl>
   </w:abstractNum>
-  <w:abstractNum w:abstractNumId="12" w15:restartNumberingAfterBreak="0">
+  <w:abstractNum w:abstractNumId="13" w15:restartNumberingAfterBreak="0">
     <w:nsid w:val="27E545A6"/>
     <w:multiLevelType w:val="multilevel"/>
     <w:tmpl w:val="62386EBC"/>
@@ -19291,7 +19675,7 @@
       </w:rPr>
     </w:lvl>
   </w:abstractNum>
-  <w:abstractNum w:abstractNumId="13" w15:restartNumberingAfterBreak="0">
+  <w:abstractNum w:abstractNumId="14" w15:restartNumberingAfterBreak="0">
     <w:nsid w:val="28C71996"/>
     <w:multiLevelType w:val="multilevel"/>
     <w:tmpl w:val="AE56A178"/>
@@ -19440,7 +19824,7 @@
       </w:rPr>
     </w:lvl>
   </w:abstractNum>
-  <w:abstractNum w:abstractNumId="14" w15:restartNumberingAfterBreak="0">
+  <w:abstractNum w:abstractNumId="15" w15:restartNumberingAfterBreak="0">
     <w:nsid w:val="291B2649"/>
     <w:multiLevelType w:val="multilevel"/>
     <w:tmpl w:val="161CA1F8"/>
@@ -19589,7 +19973,156 @@
       </w:rPr>
     </w:lvl>
   </w:abstractNum>
-  <w:abstractNum w:abstractNumId="15" w15:restartNumberingAfterBreak="0">
+  <w:abstractNum w:abstractNumId="16" w15:restartNumberingAfterBreak="0">
+    <w:nsid w:val="2A9551A8"/>
+    <w:multiLevelType w:val="multilevel"/>
+    <w:tmpl w:val="B40CBEBC"/>
+    <w:lvl w:ilvl="0">
+      <w:start w:val="1"/>
+      <w:numFmt w:val="bullet"/>
+      <w:lvlText w:val=""/>
+      <w:lvlJc w:val="left"/>
+      <w:pPr>
+        <w:tabs>
+          <w:tab w:val="num" w:pos="720"/>
+        </w:tabs>
+        <w:ind w:left="720" w:hanging="360"/>
+      </w:pPr>
+      <w:rPr>
+        <w:rFonts w:ascii="Symbol" w:hAnsi="Symbol" w:hint="default"/>
+        <w:sz w:val="20"/>
+      </w:rPr>
+    </w:lvl>
+    <w:lvl w:ilvl="1" w:tentative="1">
+      <w:start w:val="1"/>
+      <w:numFmt w:val="bullet"/>
+      <w:lvlText w:val="o"/>
+      <w:lvlJc w:val="left"/>
+      <w:pPr>
+        <w:tabs>
+          <w:tab w:val="num" w:pos="1440"/>
+        </w:tabs>
+        <w:ind w:left="1440" w:hanging="360"/>
+      </w:pPr>
+      <w:rPr>
+        <w:rFonts w:ascii="Courier New" w:hAnsi="Courier New" w:hint="default"/>
+        <w:sz w:val="20"/>
+      </w:rPr>
+    </w:lvl>
+    <w:lvl w:ilvl="2" w:tentative="1">
+      <w:start w:val="1"/>
+      <w:numFmt w:val="bullet"/>
+      <w:lvlText w:val=""/>
+      <w:lvlJc w:val="left"/>
+      <w:pPr>
+        <w:tabs>
+          <w:tab w:val="num" w:pos="2160"/>
+        </w:tabs>
+        <w:ind w:left="2160" w:hanging="360"/>
+      </w:pPr>
+      <w:rPr>
+        <w:rFonts w:ascii="Wingdings" w:hAnsi="Wingdings" w:hint="default"/>
+        <w:sz w:val="20"/>
+      </w:rPr>
+    </w:lvl>
+    <w:lvl w:ilvl="3" w:tentative="1">
+      <w:start w:val="1"/>
+      <w:numFmt w:val="bullet"/>
+      <w:lvlText w:val=""/>
+      <w:lvlJc w:val="left"/>
+      <w:pPr>
+        <w:tabs>
+          <w:tab w:val="num" w:pos="2880"/>
+        </w:tabs>
+        <w:ind w:left="2880" w:hanging="360"/>
+      </w:pPr>
+      <w:rPr>
+        <w:rFonts w:ascii="Wingdings" w:hAnsi="Wingdings" w:hint="default"/>
+        <w:sz w:val="20"/>
+      </w:rPr>
+    </w:lvl>
+    <w:lvl w:ilvl="4" w:tentative="1">
+      <w:start w:val="1"/>
+      <w:numFmt w:val="bullet"/>
+      <w:lvlText w:val=""/>
+      <w:lvlJc w:val="left"/>
+      <w:pPr>
+        <w:tabs>
+          <w:tab w:val="num" w:pos="3600"/>
+        </w:tabs>
+        <w:ind w:left="3600" w:hanging="360"/>
+      </w:pPr>
+      <w:rPr>
+        <w:rFonts w:ascii="Wingdings" w:hAnsi="Wingdings" w:hint="default"/>
+        <w:sz w:val="20"/>
+      </w:rPr>
+    </w:lvl>
+    <w:lvl w:ilvl="5" w:tentative="1">
+      <w:start w:val="1"/>
+      <w:numFmt w:val="bullet"/>
+      <w:lvlText w:val=""/>
+      <w:lvlJc w:val="left"/>
+      <w:pPr>
+        <w:tabs>
+          <w:tab w:val="num" w:pos="4320"/>
+        </w:tabs>
+        <w:ind w:left="4320" w:hanging="360"/>
+      </w:pPr>
+      <w:rPr>
+        <w:rFonts w:ascii="Wingdings" w:hAnsi="Wingdings" w:hint="default"/>
+        <w:sz w:val="20"/>
+      </w:rPr>
+    </w:lvl>
+    <w:lvl w:ilvl="6" w:tentative="1">
+      <w:start w:val="1"/>
+      <w:numFmt w:val="bullet"/>
+      <w:lvlText w:val=""/>
+      <w:lvlJc w:val="left"/>
+      <w:pPr>
+        <w:tabs>
+          <w:tab w:val="num" w:pos="5040"/>
+        </w:tabs>
+        <w:ind w:left="5040" w:hanging="360"/>
+      </w:pPr>
+      <w:rPr>
+        <w:rFonts w:ascii="Wingdings" w:hAnsi="Wingdings" w:hint="default"/>
+        <w:sz w:val="20"/>
+      </w:rPr>
+    </w:lvl>
+    <w:lvl w:ilvl="7" w:tentative="1">
+      <w:start w:val="1"/>
+      <w:numFmt w:val="bullet"/>
+      <w:lvlText w:val=""/>
+      <w:lvlJc w:val="left"/>
+      <w:pPr>
+        <w:tabs>
+          <w:tab w:val="num" w:pos="5760"/>
+        </w:tabs>
+        <w:ind w:left="5760" w:hanging="360"/>
+      </w:pPr>
+      <w:rPr>
+        <w:rFonts w:ascii="Wingdings" w:hAnsi="Wingdings" w:hint="default"/>
+        <w:sz w:val="20"/>
+      </w:rPr>
+    </w:lvl>
+    <w:lvl w:ilvl="8" w:tentative="1">
+      <w:start w:val="1"/>
+      <w:numFmt w:val="bullet"/>
+      <w:lvlText w:val=""/>
+      <w:lvlJc w:val="left"/>
+      <w:pPr>
+        <w:tabs>
+          <w:tab w:val="num" w:pos="6480"/>
+        </w:tabs>
+        <w:ind w:left="6480" w:hanging="360"/>
+      </w:pPr>
+      <w:rPr>
+        <w:rFonts w:ascii="Wingdings" w:hAnsi="Wingdings" w:hint="default"/>
+        <w:sz w:val="20"/>
+      </w:rPr>
+    </w:lvl>
+  </w:abstractNum>
+  <w:abstractNum w:abstractNumId="17" w15:restartNumberingAfterBreak="0">
     <w:nsid w:val="2E40175E"/>
     <w:multiLevelType w:val="multilevel"/>
     <w:tmpl w:val="2F02D602"/>
@@ -19738,7 +20271,7 @@
       </w:rPr>
     </w:lvl>
   </w:abstractNum>
-  <w:abstractNum w:abstractNumId="16" w15:restartNumberingAfterBreak="0">
+  <w:abstractNum w:abstractNumId="18" w15:restartNumberingAfterBreak="0">
     <w:nsid w:val="376F587A"/>
     <w:multiLevelType w:val="multilevel"/>
     <w:tmpl w:val="2DE03014"/>
@@ -19851,7 +20384,7 @@
       </w:pPr>
     </w:lvl>
   </w:abstractNum>
-  <w:abstractNum w:abstractNumId="17" w15:restartNumberingAfterBreak="0">
+  <w:abstractNum w:abstractNumId="19" w15:restartNumberingAfterBreak="0">
     <w:nsid w:val="377005D7"/>
     <w:multiLevelType w:val="multilevel"/>
     <w:tmpl w:val="946A37BA"/>
@@ -20000,7 +20533,7 @@
       </w:rPr>
     </w:lvl>
   </w:abstractNum>
-  <w:abstractNum w:abstractNumId="18" w15:restartNumberingAfterBreak="0">
+  <w:abstractNum w:abstractNumId="20" w15:restartNumberingAfterBreak="0">
     <w:nsid w:val="3B1547DC"/>
     <w:multiLevelType w:val="multilevel"/>
     <w:tmpl w:val="A8AC5FEE"/>
@@ -20149,7 +20682,156 @@
       </w:rPr>
     </w:lvl>
   </w:abstractNum>
-  <w:abstractNum w:abstractNumId="19" w15:restartNumberingAfterBreak="0">
+  <w:abstractNum w:abstractNumId="21" w15:restartNumberingAfterBreak="0">
+    <w:nsid w:val="3C2D5674"/>
+    <w:multiLevelType w:val="multilevel"/>
+    <w:tmpl w:val="BBBC94CA"/>
+    <w:lvl w:ilvl="0">
+      <w:start w:val="1"/>
+      <w:numFmt w:val="bullet"/>
+      <w:lvlText w:val=""/>
+      <w:lvlJc w:val="left"/>
+      <w:pPr>
+        <w:tabs>
+          <w:tab w:val="num" w:pos="720"/>
+        </w:tabs>
+        <w:ind w:left="720" w:hanging="360"/>
+      </w:pPr>
+      <w:rPr>
+        <w:rFonts w:ascii="Symbol" w:hAnsi="Symbol" w:hint="default"/>
+        <w:sz w:val="20"/>
+      </w:rPr>
+    </w:lvl>
+    <w:lvl w:ilvl="1">
+      <w:start w:val="1"/>
+      <w:numFmt w:val="bullet"/>
+      <w:lvlText w:val="o"/>
+      <w:lvlJc w:val="left"/>
+      <w:pPr>
+        <w:tabs>
+          <w:tab w:val="num" w:pos="1440"/>
+        </w:tabs>
+        <w:ind w:left="1440" w:hanging="360"/>
+      </w:pPr>
+      <w:rPr>
+        <w:rFonts w:ascii="Courier New" w:hAnsi="Courier New" w:hint="default"/>
+        <w:sz w:val="20"/>
+      </w:rPr>
+    </w:lvl>
+    <w:lvl w:ilvl="2" w:tentative="1">
+      <w:start w:val="1"/>
+      <w:numFmt w:val="bullet"/>
+      <w:lvlText w:val=""/>
+      <w:lvlJc w:val="left"/>
+      <w:pPr>
+        <w:tabs>
+          <w:tab w:val="num" w:pos="2160"/>
+        </w:tabs>
+        <w:ind w:left="2160" w:hanging="360"/>
+      </w:pPr>
+      <w:rPr>
+        <w:rFonts w:ascii="Wingdings" w:hAnsi="Wingdings" w:hint="default"/>
+        <w:sz w:val="20"/>
+      </w:rPr>
+    </w:lvl>
+    <w:lvl w:ilvl="3" w:tentative="1">
+      <w:start w:val="1"/>
+      <w:numFmt w:val="bullet"/>
+      <w:lvlText w:val=""/>
+      <w:lvlJc w:val="left"/>
+      <w:pPr>
+        <w:tabs>
+          <w:tab w:val="num" w:pos="2880"/>
+        </w:tabs>
+        <w:ind w:left="2880" w:hanging="360"/>
+      </w:pPr>
+      <w:rPr>
+        <w:rFonts w:ascii="Wingdings" w:hAnsi="Wingdings" w:hint="default"/>
+        <w:sz w:val="20"/>
+      </w:rPr>
+    </w:lvl>
+    <w:lvl w:ilvl="4" w:tentative="1">
+      <w:start w:val="1"/>
+      <w:numFmt w:val="bullet"/>
+      <w:lvlText w:val=""/>
+      <w:lvlJc w:val="left"/>
+      <w:pPr>
+        <w:tabs>
+          <w:tab w:val="num" w:pos="3600"/>
+        </w:tabs>
+        <w:ind w:left="3600" w:hanging="360"/>
+      </w:pPr>
+      <w:rPr>
+        <w:rFonts w:ascii="Wingdings" w:hAnsi="Wingdings" w:hint="default"/>
+        <w:sz w:val="20"/>
+      </w:rPr>
+    </w:lvl>
+    <w:lvl w:ilvl="5" w:tentative="1">
+      <w:start w:val="1"/>
+      <w:numFmt w:val="bullet"/>
+      <w:lvlText w:val=""/>
+      <w:lvlJc w:val="left"/>
+      <w:pPr>
+        <w:tabs>
+          <w:tab w:val="num" w:pos="4320"/>
+        </w:tabs>
+        <w:ind w:left="4320" w:hanging="360"/>
+      </w:pPr>
+      <w:rPr>
+        <w:rFonts w:ascii="Wingdings" w:hAnsi="Wingdings" w:hint="default"/>
+        <w:sz w:val="20"/>
+      </w:rPr>
+    </w:lvl>
+    <w:lvl w:ilvl="6" w:tentative="1">
+      <w:start w:val="1"/>
+      <w:numFmt w:val="bullet"/>
+      <w:lvlText w:val=""/>
+      <w:lvlJc w:val="left"/>
+      <w:pPr>
+        <w:tabs>
+          <w:tab w:val="num" w:pos="5040"/>
+        </w:tabs>
+        <w:ind w:left="5040" w:hanging="360"/>
+      </w:pPr>
+      <w:rPr>
+        <w:rFonts w:ascii="Wingdings" w:hAnsi="Wingdings" w:hint="default"/>
+        <w:sz w:val="20"/>
+      </w:rPr>
+    </w:lvl>
+    <w:lvl w:ilvl="7" w:tentative="1">
+      <w:start w:val="1"/>
+      <w:numFmt w:val="bullet"/>
+      <w:lvlText w:val=""/>
+      <w:lvlJc w:val="left"/>
+      <w:pPr>
+        <w:tabs>
+          <w:tab w:val="num" w:pos="5760"/>
+        </w:tabs>
+        <w:ind w:left="5760" w:hanging="360"/>
+      </w:pPr>
+      <w:rPr>
+        <w:rFonts w:ascii="Wingdings" w:hAnsi="Wingdings" w:hint="default"/>
+        <w:sz w:val="20"/>
+      </w:rPr>
+    </w:lvl>
+    <w:lvl w:ilvl="8" w:tentative="1">
+      <w:start w:val="1"/>
+      <w:numFmt w:val="bullet"/>
+      <w:lvlText w:val=""/>
+      <w:lvlJc w:val="left"/>
+      <w:pPr>
+        <w:tabs>
+          <w:tab w:val="num" w:pos="6480"/>
+        </w:tabs>
+        <w:ind w:left="6480" w:hanging="360"/>
+      </w:pPr>
+      <w:rPr>
+        <w:rFonts w:ascii="Wingdings" w:hAnsi="Wingdings" w:hint="default"/>
+        <w:sz w:val="20"/>
+      </w:rPr>
+    </w:lvl>
+  </w:abstractNum>
+  <w:abstractNum w:abstractNumId="22" w15:restartNumberingAfterBreak="0">
     <w:nsid w:val="3EA92C9A"/>
     <w:multiLevelType w:val="multilevel"/>
     <w:tmpl w:val="99F60C36"/>
@@ -20298,7 +20980,7 @@
       </w:rPr>
     </w:lvl>
   </w:abstractNum>
-  <w:abstractNum w:abstractNumId="20" w15:restartNumberingAfterBreak="0">
+  <w:abstractNum w:abstractNumId="23" w15:restartNumberingAfterBreak="0">
     <w:nsid w:val="40D5609E"/>
     <w:multiLevelType w:val="multilevel"/>
     <w:tmpl w:val="A8AC5FEE"/>
@@ -20447,7 +21129,7 @@
       </w:rPr>
     </w:lvl>
   </w:abstractNum>
-  <w:abstractNum w:abstractNumId="21" w15:restartNumberingAfterBreak="0">
+  <w:abstractNum w:abstractNumId="24" w15:restartNumberingAfterBreak="0">
     <w:nsid w:val="465330F3"/>
     <w:multiLevelType w:val="multilevel"/>
     <w:tmpl w:val="09EABA8E"/>
@@ -20596,7 +21278,7 @@
       </w:rPr>
     </w:lvl>
   </w:abstractNum>
-  <w:abstractNum w:abstractNumId="22" w15:restartNumberingAfterBreak="0">
+  <w:abstractNum w:abstractNumId="25" w15:restartNumberingAfterBreak="0">
     <w:nsid w:val="476F2EDC"/>
     <w:multiLevelType w:val="multilevel"/>
     <w:tmpl w:val="F6B8B418"/>
@@ -20745,7 +21427,7 @@
       </w:rPr>
     </w:lvl>
   </w:abstractNum>
-  <w:abstractNum w:abstractNumId="23" w15:restartNumberingAfterBreak="0">
+  <w:abstractNum w:abstractNumId="26" w15:restartNumberingAfterBreak="0">
     <w:nsid w:val="4DFB699C"/>
     <w:multiLevelType w:val="multilevel"/>
     <w:tmpl w:val="85E638D8"/>
@@ -20894,7 +21576,7 @@
       </w:rPr>
     </w:lvl>
   </w:abstractNum>
-  <w:abstractNum w:abstractNumId="24" w15:restartNumberingAfterBreak="0">
+  <w:abstractNum w:abstractNumId="27" w15:restartNumberingAfterBreak="0">
     <w:nsid w:val="510912D5"/>
     <w:multiLevelType w:val="multilevel"/>
     <w:tmpl w:val="70109F90"/>
@@ -21043,7 +21725,7 @@
       </w:rPr>
     </w:lvl>
   </w:abstractNum>
-  <w:abstractNum w:abstractNumId="25" w15:restartNumberingAfterBreak="0">
+  <w:abstractNum w:abstractNumId="28" w15:restartNumberingAfterBreak="0">
     <w:nsid w:val="513A657B"/>
     <w:multiLevelType w:val="multilevel"/>
     <w:tmpl w:val="FA74BE20"/>
@@ -21192,7 +21874,7 @@
       </w:rPr>
     </w:lvl>
   </w:abstractNum>
-  <w:abstractNum w:abstractNumId="26" w15:restartNumberingAfterBreak="0">
+  <w:abstractNum w:abstractNumId="29" w15:restartNumberingAfterBreak="0">
     <w:nsid w:val="515B6566"/>
     <w:multiLevelType w:val="multilevel"/>
     <w:tmpl w:val="6D34BAE0"/>
@@ -21341,7 +22023,7 @@
       </w:rPr>
     </w:lvl>
   </w:abstractNum>
-  <w:abstractNum w:abstractNumId="27" w15:restartNumberingAfterBreak="0">
+  <w:abstractNum w:abstractNumId="30" w15:restartNumberingAfterBreak="0">
     <w:nsid w:val="54760A0F"/>
     <w:multiLevelType w:val="multilevel"/>
     <w:tmpl w:val="32B4918C"/>
@@ -21490,7 +22172,7 @@
       </w:rPr>
     </w:lvl>
   </w:abstractNum>
-  <w:abstractNum w:abstractNumId="28" w15:restartNumberingAfterBreak="0">
+  <w:abstractNum w:abstractNumId="31" w15:restartNumberingAfterBreak="0">
     <w:nsid w:val="54F872C5"/>
     <w:multiLevelType w:val="multilevel"/>
     <w:tmpl w:val="79BA75C6"/>
@@ -21639,7 +22321,7 @@
       </w:rPr>
     </w:lvl>
   </w:abstractNum>
-  <w:abstractNum w:abstractNumId="29" w15:restartNumberingAfterBreak="0">
+  <w:abstractNum w:abstractNumId="32" w15:restartNumberingAfterBreak="0">
     <w:nsid w:val="5D793303"/>
     <w:multiLevelType w:val="multilevel"/>
     <w:tmpl w:val="66204564"/>
@@ -21752,7 +22434,7 @@
       </w:pPr>
     </w:lvl>
   </w:abstractNum>
-  <w:abstractNum w:abstractNumId="30" w15:restartNumberingAfterBreak="0">
+  <w:abstractNum w:abstractNumId="33" w15:restartNumberingAfterBreak="0">
     <w:nsid w:val="63E92AE8"/>
     <w:multiLevelType w:val="multilevel"/>
     <w:tmpl w:val="932EB3D4"/>
@@ -21901,7 +22583,7 @@
       </w:rPr>
     </w:lvl>
   </w:abstractNum>
-  <w:abstractNum w:abstractNumId="31" w15:restartNumberingAfterBreak="0">
+  <w:abstractNum w:abstractNumId="34" w15:restartNumberingAfterBreak="0">
     <w:nsid w:val="655C511B"/>
     <w:multiLevelType w:val="multilevel"/>
     <w:tmpl w:val="6CDA616E"/>
@@ -22050,7 +22732,7 @@
       </w:rPr>
     </w:lvl>
   </w:abstractNum>
-  <w:abstractNum w:abstractNumId="32" w15:restartNumberingAfterBreak="0">
+  <w:abstractNum w:abstractNumId="35" w15:restartNumberingAfterBreak="0">
     <w:nsid w:val="65EE1AB7"/>
     <w:multiLevelType w:val="multilevel"/>
     <w:tmpl w:val="055AB7B6"/>
@@ -22163,7 +22845,7 @@
       </w:pPr>
     </w:lvl>
   </w:abstractNum>
-  <w:abstractNum w:abstractNumId="33" w15:restartNumberingAfterBreak="0">
+  <w:abstractNum w:abstractNumId="36" w15:restartNumberingAfterBreak="0">
     <w:nsid w:val="67493403"/>
     <w:multiLevelType w:val="multilevel"/>
     <w:tmpl w:val="23C80C6C"/>
@@ -22312,7 +22994,7 @@
       </w:rPr>
     </w:lvl>
   </w:abstractNum>
-  <w:abstractNum w:abstractNumId="34" w15:restartNumberingAfterBreak="0">
+  <w:abstractNum w:abstractNumId="37" w15:restartNumberingAfterBreak="0">
     <w:nsid w:val="719B0B2B"/>
     <w:multiLevelType w:val="multilevel"/>
     <w:tmpl w:val="49AE253A"/>
@@ -22461,7 +23143,7 @@
       </w:rPr>
     </w:lvl>
   </w:abstractNum>
-  <w:abstractNum w:abstractNumId="35" w15:restartNumberingAfterBreak="0">
+  <w:abstractNum w:abstractNumId="38" w15:restartNumberingAfterBreak="0">
     <w:nsid w:val="740959B1"/>
     <w:multiLevelType w:val="multilevel"/>
     <w:tmpl w:val="5F9C3D2E"/>
@@ -22574,7 +23256,7 @@
       </w:pPr>
     </w:lvl>
   </w:abstractNum>
-  <w:abstractNum w:abstractNumId="36" w15:restartNumberingAfterBreak="0">
+  <w:abstractNum w:abstractNumId="39" w15:restartNumberingAfterBreak="0">
     <w:nsid w:val="784E0F75"/>
     <w:multiLevelType w:val="multilevel"/>
     <w:tmpl w:val="3E5CDF5E"/>
@@ -22723,7 +23405,7 @@
       </w:rPr>
     </w:lvl>
   </w:abstractNum>
-  <w:abstractNum w:abstractNumId="37" w15:restartNumberingAfterBreak="0">
+  <w:abstractNum w:abstractNumId="40" w15:restartNumberingAfterBreak="0">
     <w:nsid w:val="79D66BD6"/>
     <w:multiLevelType w:val="multilevel"/>
     <w:tmpl w:val="6E542F98"/>
@@ -22872,7 +23554,7 @@
       </w:rPr>
     </w:lvl>
   </w:abstractNum>
-  <w:abstractNum w:abstractNumId="38" w15:restartNumberingAfterBreak="0">
+  <w:abstractNum w:abstractNumId="41" w15:restartNumberingAfterBreak="0">
     <w:nsid w:val="79F32707"/>
     <w:multiLevelType w:val="multilevel"/>
     <w:tmpl w:val="C00E7DFC"/>
@@ -23021,7 +23703,7 @@
       </w:rPr>
     </w:lvl>
   </w:abstractNum>
-  <w:abstractNum w:abstractNumId="39" w15:restartNumberingAfterBreak="0">
+  <w:abstractNum w:abstractNumId="42" w15:restartNumberingAfterBreak="0">
     <w:nsid w:val="7A042FC0"/>
     <w:multiLevelType w:val="multilevel"/>
     <w:tmpl w:val="303029A8"/>
@@ -23170,7 +23852,7 @@
       </w:rPr>
     </w:lvl>
   </w:abstractNum>
-  <w:abstractNum w:abstractNumId="40" w15:restartNumberingAfterBreak="0">
+  <w:abstractNum w:abstractNumId="43" w15:restartNumberingAfterBreak="0">
     <w:nsid w:val="7C1A48B3"/>
     <w:multiLevelType w:val="multilevel"/>
     <w:tmpl w:val="9718DD0A"/>
@@ -23319,7 +24001,7 @@
       </w:rPr>
     </w:lvl>
   </w:abstractNum>
-  <w:abstractNum w:abstractNumId="41" w15:restartNumberingAfterBreak="0">
+  <w:abstractNum w:abstractNumId="44" w15:restartNumberingAfterBreak="0">
     <w:nsid w:val="7E375883"/>
     <w:multiLevelType w:val="multilevel"/>
     <w:tmpl w:val="AB601660"/>
@@ -23468,7 +24150,7 @@
       </w:rPr>
     </w:lvl>
   </w:abstractNum>
-  <w:abstractNum w:abstractNumId="42" w15:restartNumberingAfterBreak="0">
+  <w:abstractNum w:abstractNumId="45" w15:restartNumberingAfterBreak="0">
     <w:nsid w:val="7F135160"/>
     <w:multiLevelType w:val="multilevel"/>
     <w:tmpl w:val="36B4E646"/>
@@ -23618,13 +24300,13 @@
     </w:lvl>
   </w:abstractNum>
   <w:num w:numId="1" w16cid:durableId="1766877170">
-    <w:abstractNumId w:val="42"/>
+    <w:abstractNumId w:val="45"/>
   </w:num>
   <w:num w:numId="2" w16cid:durableId="1421174846">
-    <w:abstractNumId w:val="38"/>
+    <w:abstractNumId w:val="41"/>
   </w:num>
   <w:num w:numId="3" w16cid:durableId="1531335868">
-    <w:abstractNumId w:val="26"/>
+    <w:abstractNumId w:val="29"/>
   </w:num>
   <w:num w:numId="4" w16cid:durableId="203520565">
     <w:abstractNumId w:val="2"/>
@@ -23633,16 +24315,16 @@
     <w:abstractNumId w:val="7"/>
   </w:num>
   <w:num w:numId="6" w16cid:durableId="1917744860">
-    <w:abstractNumId w:val="11"/>
+    <w:abstractNumId w:val="12"/>
   </w:num>
   <w:num w:numId="7" w16cid:durableId="2025205951">
-    <w:abstractNumId w:val="13"/>
+    <w:abstractNumId w:val="14"/>
   </w:num>
   <w:num w:numId="8" w16cid:durableId="601227783">
-    <w:abstractNumId w:val="25"/>
+    <w:abstractNumId w:val="28"/>
   </w:num>
   <w:num w:numId="9" w16cid:durableId="811601800">
-    <w:abstractNumId w:val="35"/>
+    <w:abstractNumId w:val="38"/>
   </w:num>
   <w:num w:numId="10" w16cid:durableId="1377926272">
     <w:abstractNumId w:val="1"/>
@@ -23654,97 +24336,106 @@
     <w:abstractNumId w:val="3"/>
   </w:num>
   <w:num w:numId="13" w16cid:durableId="1318192660">
-    <w:abstractNumId w:val="20"/>
+    <w:abstractNumId w:val="23"/>
   </w:num>
   <w:num w:numId="14" w16cid:durableId="1278870870">
     <w:abstractNumId w:val="0"/>
   </w:num>
   <w:num w:numId="15" w16cid:durableId="1229420408">
-    <w:abstractNumId w:val="29"/>
+    <w:abstractNumId w:val="32"/>
   </w:num>
   <w:num w:numId="16" w16cid:durableId="35278062">
     <w:abstractNumId w:val="8"/>
   </w:num>
   <w:num w:numId="17" w16cid:durableId="656571900">
+    <w:abstractNumId w:val="43"/>
+  </w:num>
+  <w:num w:numId="18" w16cid:durableId="738987316">
     <w:abstractNumId w:val="40"/>
   </w:num>
-  <w:num w:numId="18" w16cid:durableId="738987316">
-    <w:abstractNumId w:val="37"/>
-  </w:num>
   <w:num w:numId="19" w16cid:durableId="1827545819">
-    <w:abstractNumId w:val="16"/>
+    <w:abstractNumId w:val="18"/>
   </w:num>
   <w:num w:numId="20" w16cid:durableId="1156338505">
     <w:abstractNumId w:val="5"/>
   </w:num>
   <w:num w:numId="21" w16cid:durableId="485631051">
-    <w:abstractNumId w:val="23"/>
+    <w:abstractNumId w:val="26"/>
   </w:num>
   <w:num w:numId="22" w16cid:durableId="1007252481">
-    <w:abstractNumId w:val="21"/>
+    <w:abstractNumId w:val="24"/>
   </w:num>
   <w:num w:numId="23" w16cid:durableId="1196114546">
-    <w:abstractNumId w:val="15"/>
+    <w:abstractNumId w:val="17"/>
   </w:num>
   <w:num w:numId="24" w16cid:durableId="2129354613">
-    <w:abstractNumId w:val="24"/>
+    <w:abstractNumId w:val="27"/>
   </w:num>
   <w:num w:numId="25" w16cid:durableId="101727778">
-    <w:abstractNumId w:val="18"/>
+    <w:abstractNumId w:val="20"/>
   </w:num>
   <w:num w:numId="26" w16cid:durableId="901251697">
-    <w:abstractNumId w:val="32"/>
+    <w:abstractNumId w:val="35"/>
   </w:num>
   <w:num w:numId="27" w16cid:durableId="103809812">
+    <w:abstractNumId w:val="36"/>
+  </w:num>
+  <w:num w:numId="28" w16cid:durableId="454829383">
+    <w:abstractNumId w:val="30"/>
+  </w:num>
+  <w:num w:numId="29" w16cid:durableId="1719620652">
+    <w:abstractNumId w:val="22"/>
+  </w:num>
+  <w:num w:numId="30" w16cid:durableId="584069081">
     <w:abstractNumId w:val="33"/>
   </w:num>
-  <w:num w:numId="28" w16cid:durableId="454829383">
-    <w:abstractNumId w:val="27"/>
-  </w:num>
-  <w:num w:numId="29" w16cid:durableId="1719620652">
-    <w:abstractNumId w:val="19"/>
-  </w:num>
-  <w:num w:numId="30" w16cid:durableId="584069081">
-    <w:abstractNumId w:val="30"/>
-  </w:num>
   <w:num w:numId="31" w16cid:durableId="1489056323">
-    <w:abstractNumId w:val="12"/>
+    <w:abstractNumId w:val="13"/>
   </w:num>
   <w:num w:numId="32" w16cid:durableId="954562703">
-    <w:abstractNumId w:val="39"/>
+    <w:abstractNumId w:val="42"/>
   </w:num>
   <w:num w:numId="33" w16cid:durableId="1358776070">
-    <w:abstractNumId w:val="22"/>
+    <w:abstractNumId w:val="25"/>
   </w:num>
   <w:num w:numId="34" w16cid:durableId="1368869777">
-    <w:abstractNumId w:val="36"/>
+    <w:abstractNumId w:val="39"/>
   </w:num>
   <w:num w:numId="35" w16cid:durableId="1439061048">
     <w:abstractNumId w:val="9"/>
   </w:num>
   <w:num w:numId="36" w16cid:durableId="181864651">
-    <w:abstractNumId w:val="14"/>
+    <w:abstractNumId w:val="15"/>
   </w:num>
   <w:num w:numId="37" w16cid:durableId="1330064431">
     <w:abstractNumId w:val="6"/>
   </w:num>
   <w:num w:numId="38" w16cid:durableId="1217352643">
-    <w:abstractNumId w:val="28"/>
+    <w:abstractNumId w:val="31"/>
   </w:num>
   <w:num w:numId="39" w16cid:durableId="1602951536">
     <w:abstractNumId w:val="4"/>
   </w:num>
   <w:num w:numId="40" w16cid:durableId="1428110316">
+    <w:abstractNumId w:val="37"/>
+  </w:num>
+  <w:num w:numId="41" w16cid:durableId="1632589620">
+    <w:abstractNumId w:val="44"/>
+  </w:num>
+  <w:num w:numId="42" w16cid:durableId="633877717">
+    <w:abstractNumId w:val="19"/>
+  </w:num>
+  <w:num w:numId="43" w16cid:durableId="339043613">
     <w:abstractNumId w:val="34"/>
   </w:num>
-  <w:num w:numId="41" w16cid:durableId="1632589620">
-    <w:abstractNumId w:val="41"/>
+  <w:num w:numId="44" w16cid:durableId="1456872847">
+    <w:abstractNumId w:val="21"/>
   </w:num>
-  <w:num w:numId="42" w16cid:durableId="633877717">
-    <w:abstractNumId w:val="17"/>
+  <w:num w:numId="45" w16cid:durableId="1608929066">
+    <w:abstractNumId w:val="16"/>
   </w:num>
-  <w:num w:numId="43" w16cid:durableId="339043613">
-    <w:abstractNumId w:val="31"/>
+  <w:num w:numId="46" w16cid:durableId="94446179">
+    <w:abstractNumId w:val="11"/>
   </w:num>
 </w:numbering>
 </file>
